--- a/docs/thesis/teknofest2026_tez.docx
+++ b/docs/thesis/teknofest2026_tez.docx
@@ -67,11 +67,13 @@
         <w:t xml:space="preserve"> </w:t>
       </w:r>
       <w:r>
-        <w:t xml:space="preserve">Sistemi:</w:t>
-      </w:r>
-      <w:r>
-        <w:t xml:space="preserve"> </w:t>
-      </w:r>
+        <w:t xml:space="preserve">Sistemi</w:t>
+      </w:r>
+    </w:p>
+    <w:p>
+      <w:pPr>
+        <w:pStyle w:val="Subtitle"/>
+      </w:pPr>
       <w:r>
         <w:t xml:space="preserve">CP-SAT,</w:t>
       </w:r>
@@ -196,15 +198,6 @@
         </w:p>
       </w:sdtContent>
     </w:sdt>
-    <w:bookmarkStart w:id="26" w:name="X83e4ed001d828ccc336831fd69359a4a1675195"/>
-    <w:p>
-      <w:pPr>
-        <w:pStyle w:val="Heading1"/>
-      </w:pPr>
-      <w:r>
-        <w:t xml:space="preserve">Dijital İkiz ve Kısıt Programlama Tabanlı Hibrit Bir Havayolu Operasyon Karar Destek Sistemi: EASA Uyumlu, Açıklanabilir Yapay Zeka ile Güçlendirilmiş Bir Uçuş Optimizasyon Platformu</w:t>
-      </w:r>
-    </w:p>
     <w:p>
       <w:pPr>
         <w:pStyle w:val="FirstParagraph"/>
@@ -2193,8 +2186,7 @@
       </w:tr>
     </w:tbl>
     <w:bookmarkEnd w:id="25"/>
-    <w:bookmarkEnd w:id="26"/>
-    <w:bookmarkStart w:id="33" w:name="bölüm-1-giriş"/>
+    <w:bookmarkStart w:id="32" w:name="bölüm-1-giriş"/>
     <w:p>
       <w:pPr>
         <w:pStyle w:val="Heading1"/>
@@ -2203,7 +2195,7 @@
         <w:t xml:space="preserve">Bölüm 1 — Giriş</w:t>
       </w:r>
     </w:p>
-    <w:bookmarkStart w:id="28" w:name="motivasyon-ve-problem-tanımı"/>
+    <w:bookmarkStart w:id="27" w:name="motivasyon-ve-problem-tanımı"/>
     <w:p>
       <w:pPr>
         <w:pStyle w:val="Heading2"/>
@@ -2491,7 +2483,7 @@
         <w:t xml:space="preserve">(Wachter ve ark., 2018) gibi post-hoc açıklanabilirlik yöntemlerini zorunlu kılmaktadır.</w:t>
       </w:r>
     </w:p>
-    <w:bookmarkStart w:id="27" w:name="tez-sorusu"/>
+    <w:bookmarkStart w:id="26" w:name="tez-sorusu"/>
     <w:p>
       <w:pPr>
         <w:pStyle w:val="Heading3"/>
@@ -2620,9 +2612,9 @@
         <w:t xml:space="preserve">: Dispeçer arayüzüne entegre SHAP açıklanabilirlik katmanı, dispeçerin karara güven düzeyini (user trust) ve müdahale doğruluğunu nasıl değiştirir?</w:t>
       </w:r>
     </w:p>
+    <w:bookmarkEnd w:id="26"/>
     <w:bookmarkEnd w:id="27"/>
-    <w:bookmarkEnd w:id="28"/>
-    <w:bookmarkStart w:id="29" w:name="katkılar"/>
+    <w:bookmarkStart w:id="28" w:name="katkılar"/>
     <w:p>
       <w:pPr>
         <w:pStyle w:val="Heading2"/>
@@ -2781,8 +2773,8 @@
         <w:t xml:space="preserve">: FastAPI + async SQLAlchemy 2.x + PostgreSQL + Alembic + fastapi-users (JWT) + Caddy + Prometheus/Loki/Grafana yığınıyla tamamen açık kaynak, self-hosted, sertifikasyon-hazır bir referans uygulama.</w:t>
       </w:r>
     </w:p>
-    <w:bookmarkEnd w:id="29"/>
-    <w:bookmarkStart w:id="30" w:name="tezin-yapısı"/>
+    <w:bookmarkEnd w:id="28"/>
+    <w:bookmarkStart w:id="29" w:name="tezin-yapısı"/>
     <w:p>
       <w:pPr>
         <w:pStyle w:val="Heading2"/>
@@ -3019,8 +3011,8 @@
         <w:t xml:space="preserve">veritabanı şeması, API referansı, ekran görüntüleri ve deney parametrelerini içerir.</w:t>
       </w:r>
     </w:p>
-    <w:bookmarkEnd w:id="30"/>
-    <w:bookmarkStart w:id="31" w:name="kapsam-dışı"/>
+    <w:bookmarkEnd w:id="29"/>
+    <w:bookmarkStart w:id="30" w:name="kapsam-dışı"/>
     <w:p>
       <w:pPr>
         <w:pStyle w:val="Heading2"/>
@@ -3155,8 +3147,8 @@
         <w:t xml:space="preserve">Bu konular, tezde sunulan mimarinin üzerine inşa edilebilecek doğal uzantılar olup, Bölüm 10 Gelecek Çalışmalar kısmında değinilmiştir.</w:t>
       </w:r>
     </w:p>
-    <w:bookmarkEnd w:id="31"/>
-    <w:bookmarkStart w:id="32" w:name="terminoloji"/>
+    <w:bookmarkEnd w:id="30"/>
+    <w:bookmarkStart w:id="31" w:name="terminoloji"/>
     <w:p>
       <w:pPr>
         <w:pStyle w:val="Heading2"/>
@@ -3544,9 +3536,9 @@
         <w:t xml:space="preserve">Bölüm 2, problemin akademik literatürde nasıl ele alındığını ve önerilen yöntemin bu literatürdeki yerini tanımlar.</w:t>
       </w:r>
     </w:p>
+    <w:bookmarkEnd w:id="31"/>
     <w:bookmarkEnd w:id="32"/>
-    <w:bookmarkEnd w:id="33"/>
-    <w:bookmarkStart w:id="56" w:name="Xa5e3637f3c3e4cc1bdf84cd0089601f57bd5d6d"/>
+    <w:bookmarkStart w:id="55" w:name="Xa5e3637f3c3e4cc1bdf84cd0089601f57bd5d6d"/>
     <w:p>
       <w:pPr>
         <w:pStyle w:val="Heading1"/>
@@ -3555,7 +3547,7 @@
         <w:t xml:space="preserve">Bölüm 2 — Literatür Taraması ve Problem Tanımı</w:t>
       </w:r>
     </w:p>
-    <w:bookmarkStart w:id="34" w:name="X7eb24f26ade64aeb91463f6fb5c20b2cb0e83a2"/>
+    <w:bookmarkStart w:id="33" w:name="X7eb24f26ade64aeb91463f6fb5c20b2cb0e83a2"/>
     <w:p>
       <w:pPr>
         <w:pStyle w:val="Heading2"/>
@@ -3716,8 +3708,8 @@
         <w:t xml:space="preserve">olarak yeniden çözülmek durumundadır (Kohl ve ark., 2007).</w:t>
       </w:r>
     </w:p>
-    <w:bookmarkEnd w:id="34"/>
-    <w:bookmarkStart w:id="38" w:name="X39886d240c6d24a924e68c292b7801b58d23747"/>
+    <w:bookmarkEnd w:id="33"/>
+    <w:bookmarkStart w:id="37" w:name="X39886d240c6d24a924e68c292b7801b58d23747"/>
     <w:p>
       <w:pPr>
         <w:pStyle w:val="Heading2"/>
@@ -3726,7 +3718,7 @@
         <w:t xml:space="preserve">2.2 Klasik Matematiksel Programlama Yaklaşımları</w:t>
       </w:r>
     </w:p>
-    <w:bookmarkStart w:id="35" w:name="set-partitioning-ve-column-generation"/>
+    <w:bookmarkStart w:id="34" w:name="set-partitioning-ve-column-generation"/>
     <w:p>
       <w:pPr>
         <w:pStyle w:val="Heading3"/>
@@ -3806,14 +3798,32 @@
         <w:t xml:space="preserve">Büyük ölçekte (3000+ uçuş) saatler mertebesinde çözüm süreleri; canlı operasyonda kullanılamaz.</w:t>
       </w:r>
     </w:p>
+    <w:bookmarkEnd w:id="34"/>
+    <w:bookmarkStart w:id="35" w:name="mixed-integer-linear-programming-milp"/>
+    <w:p>
+      <w:pPr>
+        <w:pStyle w:val="Heading3"/>
+      </w:pPr>
+      <w:r>
+        <w:t xml:space="preserve">2.2.2 Mixed Integer Linear Programming (MILP)</w:t>
+      </w:r>
+    </w:p>
+    <w:p>
+      <w:pPr>
+        <w:pStyle w:val="FirstParagraph"/>
+      </w:pPr>
+      <w:r>
+        <w:t xml:space="preserve">Fleet assignment problemi tipik olarak MILP olarak modellenir (Hane ve ark., 1995; Abara, 1989). CPLEX ve Gurobi gibi ticari çözücüler ile saatler–günler mertebesinde optimal çözümler elde edilebilir. Rexing ve ark. (2000) zaman pencereli fleet assignment formülasyonuyla ATL-DFW network’ünde %1.4’lük kar artışı raporlamıştır.</w:t>
+      </w:r>
+    </w:p>
     <w:bookmarkEnd w:id="35"/>
-    <w:bookmarkStart w:id="36" w:name="mixed-integer-linear-programming-milp"/>
+    <w:bookmarkStart w:id="36" w:name="stochastic-programming"/>
     <w:p>
       <w:pPr>
         <w:pStyle w:val="Heading3"/>
       </w:pPr>
       <w:r>
-        <w:t xml:space="preserve">2.2.2 Mixed Integer Linear Programming (MILP)</w:t>
+        <w:t xml:space="preserve">2.2.3 Stochastic Programming</w:t>
       </w:r>
     </w:p>
     <w:p>
@@ -3821,30 +3831,12 @@
         <w:pStyle w:val="FirstParagraph"/>
       </w:pPr>
       <w:r>
-        <w:t xml:space="preserve">Fleet assignment problemi tipik olarak MILP olarak modellenir (Hane ve ark., 1995; Abara, 1989). CPLEX ve Gurobi gibi ticari çözücüler ile saatler–günler mertebesinde optimal çözümler elde edilebilir. Rexing ve ark. (2000) zaman pencereli fleet assignment formülasyonuyla ATL-DFW network’ünde %1.4’lük kar artışı raporlamıştır.</w:t>
+        <w:t xml:space="preserve">Havayolu kararlarında belirsizlik (hava, talep, teknik arıza) Yen ve Birge (2006) tarafından iki-aşamalı stokastik programlama çerçevesinde modellenmiştir. Ancak senaryo sayısının artmasıyla hesaplama maliyeti patlamaktadır.</w:t>
       </w:r>
     </w:p>
     <w:bookmarkEnd w:id="36"/>
-    <w:bookmarkStart w:id="37" w:name="stochastic-programming"/>
-    <w:p>
-      <w:pPr>
-        <w:pStyle w:val="Heading3"/>
-      </w:pPr>
-      <w:r>
-        <w:t xml:space="preserve">2.2.3 Stochastic Programming</w:t>
-      </w:r>
-    </w:p>
-    <w:p>
-      <w:pPr>
-        <w:pStyle w:val="FirstParagraph"/>
-      </w:pPr>
-      <w:r>
-        <w:t xml:space="preserve">Havayolu kararlarında belirsizlik (hava, talep, teknik arıza) Yen ve Birge (2006) tarafından iki-aşamalı stokastik programlama çerçevesinde modellenmiştir. Ancak senaryo sayısının artmasıyla hesaplama maliyeti patlamaktadır.</w:t>
-      </w:r>
-    </w:p>
     <w:bookmarkEnd w:id="37"/>
-    <w:bookmarkEnd w:id="38"/>
-    <w:bookmarkStart w:id="39" w:name="kısıt-programlama-cp-yaklaşımları"/>
+    <w:bookmarkStart w:id="38" w:name="kısıt-programlama-cp-yaklaşımları"/>
     <w:p>
       <w:pPr>
         <w:pStyle w:val="Heading2"/>
@@ -3960,8 +3952,8 @@
         <w:t xml:space="preserve">soyutlamalarının havacılık çizelgelemesinde MILP’ye göre daha kompakt modellemeye olanak tanıdığını göstermiştir. Bu tezde kullanılan CP-SAT model de benzer yaklaşımı benimser (Bölüm 5).</w:t>
       </w:r>
     </w:p>
-    <w:bookmarkEnd w:id="39"/>
-    <w:bookmarkStart w:id="43" w:name="meta-heuristik-ve-evrimsel-yöntemler"/>
+    <w:bookmarkEnd w:id="38"/>
+    <w:bookmarkStart w:id="42" w:name="meta-heuristik-ve-evrimsel-yöntemler"/>
     <w:p>
       <w:pPr>
         <w:pStyle w:val="Heading2"/>
@@ -3970,7 +3962,7 @@
         <w:t xml:space="preserve">2.4 Meta-Heuristik ve Evrimsel Yöntemler</w:t>
       </w:r>
     </w:p>
-    <w:bookmarkStart w:id="40" w:name="genetik-algoritmalar"/>
+    <w:bookmarkStart w:id="39" w:name="genetik-algoritmalar"/>
     <w:p>
       <w:pPr>
         <w:pStyle w:val="Heading3"/>
@@ -4019,8 +4011,8 @@
         <w:t xml:space="preserve">üretebilir.</w:t>
       </w:r>
     </w:p>
-    <w:bookmarkEnd w:id="40"/>
-    <w:bookmarkStart w:id="41" w:name="X789279265b9dea290a3ae701d632ddaf3a1a882"/>
+    <w:bookmarkEnd w:id="39"/>
+    <w:bookmarkStart w:id="40" w:name="X789279265b9dea290a3ae701d632ddaf3a1a882"/>
     <w:p>
       <w:pPr>
         <w:pStyle w:val="Heading3"/>
@@ -4066,8 +4058,8 @@
         <w:t xml:space="preserve">daha hızlı yakınsama sağladığını raporlamıştır. Bu tezde önerilen QIGA, bu çerçeveyi havayolu disruption recovery problemine uyarlar (Bölüm 5.5).</w:t>
       </w:r>
     </w:p>
-    <w:bookmarkEnd w:id="41"/>
-    <w:bookmarkStart w:id="42" w:name="tabu-search-simulated-annealing"/>
+    <w:bookmarkEnd w:id="40"/>
+    <w:bookmarkStart w:id="41" w:name="tabu-search-simulated-annealing"/>
     <w:p>
       <w:pPr>
         <w:pStyle w:val="Heading3"/>
@@ -4097,9 +4089,9 @@
         <w:t xml:space="preserve">, Yu ve Qi (2004) simulated annealing uygulamıştır. Bu yöntemler, CP-SAT çekirdeğinin infeasible döndüğü durumlarda hibrit çözücüde tamamlayıcı rol oynar.</w:t>
       </w:r>
     </w:p>
+    <w:bookmarkEnd w:id="41"/>
     <w:bookmarkEnd w:id="42"/>
-    <w:bookmarkEnd w:id="43"/>
-    <w:bookmarkStart w:id="47" w:name="öğrenme-tabanlı-yaklaşımlar"/>
+    <w:bookmarkStart w:id="46" w:name="öğrenme-tabanlı-yaklaşımlar"/>
     <w:p>
       <w:pPr>
         <w:pStyle w:val="Heading2"/>
@@ -4108,7 +4100,7 @@
         <w:t xml:space="preserve">2.5 Öğrenme Tabanlı Yaklaşımlar</w:t>
       </w:r>
     </w:p>
-    <w:bookmarkStart w:id="44" w:name="reinforcement-learning-rl"/>
+    <w:bookmarkStart w:id="43" w:name="reinforcement-learning-rl"/>
     <w:p>
       <w:pPr>
         <w:pStyle w:val="Heading3"/>
@@ -4157,26 +4149,26 @@
         <w:t xml:space="preserve">bir karar önerme modülü olarak konumlandırır; CP-SAT çekirdeği kararı kesinleştirir.</w:t>
       </w:r>
     </w:p>
+    <w:bookmarkEnd w:id="43"/>
+    <w:bookmarkStart w:id="44" w:name="gradient-boosting-trees-xgboost"/>
+    <w:p>
+      <w:pPr>
+        <w:pStyle w:val="Heading3"/>
+      </w:pPr>
+      <w:r>
+        <w:t xml:space="preserve">2.5.2 Gradient Boosting Trees (XGBoost)</w:t>
+      </w:r>
+    </w:p>
+    <w:p>
+      <w:pPr>
+        <w:pStyle w:val="FirstParagraph"/>
+      </w:pPr>
+      <w:r>
+        <w:t xml:space="preserve">Chen ve Guestrin (2016)’nın XGBoost’u, havacılıkta yolcu no-show tahmini ve gecikme tahmininde yaygın kullanılır (Belcastro ve ark., 2016). Bu tezde forecasting alt sisteminde (Bölüm 6.2) baseline olarak kullanılmıştır.</w:t>
+      </w:r>
+    </w:p>
     <w:bookmarkEnd w:id="44"/>
-    <w:bookmarkStart w:id="45" w:name="gradient-boosting-trees-xgboost"/>
-    <w:p>
-      <w:pPr>
-        <w:pStyle w:val="Heading3"/>
-      </w:pPr>
-      <w:r>
-        <w:t xml:space="preserve">2.5.2 Gradient Boosting Trees (XGBoost)</w:t>
-      </w:r>
-    </w:p>
-    <w:p>
-      <w:pPr>
-        <w:pStyle w:val="FirstParagraph"/>
-      </w:pPr>
-      <w:r>
-        <w:t xml:space="preserve">Chen ve Guestrin (2016)’nın XGBoost’u, havacılıkta yolcu no-show tahmini ve gecikme tahmininde yaygın kullanılır (Belcastro ve ark., 2016). Bu tezde forecasting alt sisteminde (Bölüm 6.2) baseline olarak kullanılmıştır.</w:t>
-      </w:r>
-    </w:p>
-    <w:bookmarkEnd w:id="45"/>
-    <w:bookmarkStart w:id="46" w:name="transformer-tabanlı-seri-tahmini"/>
+    <w:bookmarkStart w:id="45" w:name="transformer-tabanlı-seri-tahmini"/>
     <w:p>
       <w:pPr>
         <w:pStyle w:val="Heading3"/>
@@ -4209,9 +4201,9 @@
         <w:t xml:space="preserve">mimarisiyle uzun horizonlu uçuş gecikme tahminlerinde LSTM’lere göre %20 RMSE iyileşmesi raporlamıştır. Bu tezde transformer bir gelecek çalışma olarak işaretlenmiştir.</w:t>
       </w:r>
     </w:p>
+    <w:bookmarkEnd w:id="45"/>
     <w:bookmarkEnd w:id="46"/>
-    <w:bookmarkEnd w:id="47"/>
-    <w:bookmarkStart w:id="51" w:name="açıklanabilir-yapay-zeka-xai"/>
+    <w:bookmarkStart w:id="50" w:name="açıklanabilir-yapay-zeka-xai"/>
     <w:p>
       <w:pPr>
         <w:pStyle w:val="Heading2"/>
@@ -4220,7 +4212,7 @@
         <w:t xml:space="preserve">2.6 Açıklanabilir Yapay Zeka (XAI)</w:t>
       </w:r>
     </w:p>
-    <w:bookmarkStart w:id="48" w:name="shap"/>
+    <w:bookmarkStart w:id="47" w:name="shap"/>
     <w:p>
       <w:pPr>
         <w:pStyle w:val="Heading3"/>
@@ -4269,8 +4261,8 @@
         <w:t xml:space="preserve">algoritması polinomial zamanda XGBoost açıklamaları üretir (Lundberg ve ark., 2020).</w:t>
       </w:r>
     </w:p>
-    <w:bookmarkEnd w:id="48"/>
-    <w:bookmarkStart w:id="49" w:name="lime-ve-counterfactuals"/>
+    <w:bookmarkEnd w:id="47"/>
+    <w:bookmarkStart w:id="48" w:name="lime-ve-counterfactuals"/>
     <w:p>
       <w:pPr>
         <w:pStyle w:val="Heading3"/>
@@ -4334,8 +4326,8 @@
         <w:t xml:space="preserve">— yaklaşımını önermiştir.</w:t>
       </w:r>
     </w:p>
-    <w:bookmarkEnd w:id="49"/>
-    <w:bookmarkStart w:id="50" w:name="easa-amc-20-42-gereksinimleri"/>
+    <w:bookmarkEnd w:id="48"/>
+    <w:bookmarkStart w:id="49" w:name="easa-amc-20-42-gereksinimleri"/>
     <w:p>
       <w:pPr>
         <w:pStyle w:val="Heading3"/>
@@ -4451,9 +4443,9 @@
         <w:t xml:space="preserve">+ audit log kombinasyonu yukarıdaki gereksinimlerin ilk üçünü karşılar.</w:t>
       </w:r>
     </w:p>
+    <w:bookmarkEnd w:id="49"/>
     <w:bookmarkEnd w:id="50"/>
-    <w:bookmarkEnd w:id="51"/>
-    <w:bookmarkStart w:id="52" w:name="dijital-ikiz-kavramı"/>
+    <w:bookmarkStart w:id="51" w:name="dijital-ikiz-kavramı"/>
     <w:p>
       <w:pPr>
         <w:pStyle w:val="Heading2"/>
@@ -4754,8 +4746,8 @@
         <w:t xml:space="preserve">seviyesinde çalışan bir A-ODSS sunar.</w:t>
       </w:r>
     </w:p>
-    <w:bookmarkEnd w:id="52"/>
-    <w:bookmarkStart w:id="53" w:name="X458b84c78bc0d2c9c1352e1fe895e78cbc0c440"/>
+    <w:bookmarkEnd w:id="51"/>
+    <w:bookmarkStart w:id="52" w:name="X458b84c78bc0d2c9c1352e1fe895e78cbc0c440"/>
     <w:p>
       <w:pPr>
         <w:pStyle w:val="Heading2"/>
@@ -5582,8 +5574,8 @@
         </w:tc>
       </w:tr>
     </w:tbl>
-    <w:bookmarkEnd w:id="53"/>
-    <w:bookmarkStart w:id="54" w:name="literatür-boşluğu-ve-tezin-pozisyonu"/>
+    <w:bookmarkEnd w:id="52"/>
+    <w:bookmarkStart w:id="53" w:name="literatür-boşluğu-ve-tezin-pozisyonu"/>
     <w:p>
       <w:pPr>
         <w:pStyle w:val="Heading2"/>
@@ -5687,8 +5679,8 @@
         <w:t xml:space="preserve">Bu tez yukarıdaki üç boşluğu doldurmayı hedefler. Bölüm 3’te metodolojik çerçeve sunulur.</w:t>
       </w:r>
     </w:p>
-    <w:bookmarkEnd w:id="54"/>
-    <w:bookmarkStart w:id="55" w:name="problem-tanımı-biçimsel"/>
+    <w:bookmarkEnd w:id="53"/>
+    <w:bookmarkStart w:id="54" w:name="problem-tanımı-biçimsel"/>
     <w:p>
       <w:pPr>
         <w:pStyle w:val="Heading2"/>
@@ -6653,9 +6645,9 @@
         <w:t xml:space="preserve">Bölüm 3, bu problemin çözümü için seçilen metodolojiyi tanımlar.</w:t>
       </w:r>
     </w:p>
+    <w:bookmarkEnd w:id="54"/>
     <w:bookmarkEnd w:id="55"/>
-    <w:bookmarkEnd w:id="56"/>
-    <w:bookmarkStart w:id="77" w:name="bölüm-3-metodoloji"/>
+    <w:bookmarkStart w:id="74" w:name="bölüm-3-metodoloji"/>
     <w:p>
       <w:pPr>
         <w:pStyle w:val="Heading1"/>
@@ -6664,7 +6656,7 @@
         <w:t xml:space="preserve">Bölüm 3 — Metodoloji</w:t>
       </w:r>
     </w:p>
-    <w:bookmarkStart w:id="60" w:name="metodolojik-çerçeve"/>
+    <w:bookmarkStart w:id="56" w:name="metodolojik-çerçeve"/>
     <w:p>
       <w:pPr>
         <w:pStyle w:val="Heading2"/>
@@ -6867,62 +6859,35 @@
           </w:p>
         </w:tc>
       </w:tr>
+      <w:tr>
+        <w:tc>
+          <w:tcPr/>
+          <w:p>
+            <w:pPr>
+              <w:pStyle w:val="Compact"/>
+              <w:jc w:val="left"/>
+            </w:pPr>
+            <w:r>
+              <w:t xml:space="preserve">6. Yayınlama ve iletişim</w:t>
+            </w:r>
+          </w:p>
+        </w:tc>
+        <w:tc>
+          <w:tcPr/>
+          <w:p>
+            <w:pPr>
+              <w:pStyle w:val="Compact"/>
+              <w:jc w:val="left"/>
+            </w:pPr>
+            <w:r>
+              <w:t xml:space="preserve">Tez + açık kaynak GitHub deposu</w:t>
+            </w:r>
+          </w:p>
+        </w:tc>
+      </w:tr>
     </w:tbl>
-    <w:p>
-      <w:pPr>
-        <w:pStyle w:val="BodyText"/>
-      </w:pPr>
-      <w:r>
-        <w:drawing>
-          <wp:inline>
-            <wp:extent cx="5067300" cy="1621536"/>
-            <wp:effectExtent b="0" l="0" r="0" t="0"/>
-            <wp:docPr descr="Tablo 8.1" title="" id="58" name="Picture"/>
-            <a:graphic>
-              <a:graphicData uri="http://schemas.openxmlformats.org/drawingml/2006/picture">
-                <pic:pic>
-                  <pic:nvPicPr>
-                    <pic:cNvPr descr="/home/kursat/.gemini/antigravity/scratch/teknofest_yarismalari/havayolu_optimizasyonu_2026/docs/thesis/gorseller/table_8_1_kpi.png" id="59" name="Picture"/>
-                    <pic:cNvPicPr>
-                      <a:picLocks noChangeArrowheads="1" noChangeAspect="1"/>
-                    </pic:cNvPicPr>
-                  </pic:nvPicPr>
-                  <pic:blipFill>
-                    <a:blip r:embed="rId57"/>
-                    <a:stretch>
-                      <a:fillRect/>
-                    </a:stretch>
-                  </pic:blipFill>
-                  <pic:spPr bwMode="auto">
-                    <a:xfrm>
-                      <a:off x="0" y="0"/>
-                      <a:ext cx="5067300" cy="1621536"/>
-                    </a:xfrm>
-                    <a:prstGeom prst="rect">
-                      <a:avLst/>
-                    </a:prstGeom>
-                    <a:noFill/>
-                    <a:ln w="9525">
-                      <a:noFill/>
-                      <a:headEnd/>
-                      <a:tailEnd/>
-                    </a:ln>
-                  </pic:spPr>
-                </pic:pic>
-              </a:graphicData>
-            </a:graphic>
-          </wp:inline>
-        </w:drawing>
-      </w:r>
-      <w:r>
-        <w:t xml:space="preserve"> </w:t>
-      </w:r>
-      <w:r>
-        <w:t xml:space="preserve">| 6. Yayınlama ve iletişim | Tez + açık kaynak GitHub deposu |</w:t>
-      </w:r>
-    </w:p>
-    <w:bookmarkEnd w:id="60"/>
-    <w:bookmarkStart w:id="62" w:name="teknoloji-yığını-ve-seçim-gerekçeleri"/>
+    <w:bookmarkEnd w:id="56"/>
+    <w:bookmarkStart w:id="58" w:name="teknoloji-yığını-ve-seçim-gerekçeleri"/>
     <w:p>
       <w:pPr>
         <w:pStyle w:val="Heading2"/>
@@ -6955,7 +6920,7 @@
         <w:t xml:space="preserve">ile birlikte listeler.</w:t>
       </w:r>
     </w:p>
-    <w:bookmarkStart w:id="61" w:name="tablo-3.1-kullanılan-teknoloji-yığını"/>
+    <w:bookmarkStart w:id="57" w:name="tablo-3.1-kullanılan-teknoloji-yığını"/>
     <w:p>
       <w:pPr>
         <w:pStyle w:val="Heading3"/>
@@ -8543,9 +8508,9 @@
         </w:tc>
       </w:tr>
     </w:tbl>
-    <w:bookmarkEnd w:id="61"/>
-    <w:bookmarkEnd w:id="62"/>
-    <w:bookmarkStart w:id="67" w:name="X1f443cbd91c198b0da16a14121ce6b4c7b4ba4a"/>
+    <w:bookmarkEnd w:id="57"/>
+    <w:bookmarkEnd w:id="58"/>
+    <w:bookmarkStart w:id="63" w:name="X1f443cbd91c198b0da16a14121ce6b4c7b4ba4a"/>
     <w:p>
       <w:pPr>
         <w:pStyle w:val="Heading2"/>
@@ -8554,7 +8519,7 @@
         <w:t xml:space="preserve">3.3 Geliştirme Süreci ve Yazılım Mühendisliği Prensipleri</w:t>
       </w:r>
     </w:p>
-    <w:bookmarkStart w:id="63" w:name="versiyonlama"/>
+    <w:bookmarkStart w:id="59" w:name="versiyonlama"/>
     <w:p>
       <w:pPr>
         <w:pStyle w:val="Heading3"/>
@@ -8604,8 +8569,8 @@
         <w:t xml:space="preserve">).</w:t>
       </w:r>
     </w:p>
-    <w:bookmarkEnd w:id="63"/>
-    <w:bookmarkStart w:id="64" w:name="test-stratejisi"/>
+    <w:bookmarkEnd w:id="59"/>
+    <w:bookmarkStart w:id="60" w:name="test-stratejisi"/>
     <w:p>
       <w:pPr>
         <w:pStyle w:val="Heading3"/>
@@ -8751,8 +8716,8 @@
         <w:t xml:space="preserve">ile async koroutinler desteklenir.</w:t>
       </w:r>
     </w:p>
-    <w:bookmarkEnd w:id="64"/>
-    <w:bookmarkStart w:id="65" w:name="sürekli-entegrasyon"/>
+    <w:bookmarkEnd w:id="60"/>
+    <w:bookmarkStart w:id="61" w:name="sürekli-entegrasyon"/>
     <w:p>
       <w:pPr>
         <w:pStyle w:val="Heading3"/>
@@ -8796,8 +8761,8 @@
         <w:t xml:space="preserve">) ve Docker imaj yapım-yayın hattı tanımlıdır (Ek D).</w:t>
       </w:r>
     </w:p>
-    <w:bookmarkEnd w:id="65"/>
-    <w:bookmarkStart w:id="66" w:name="kodlama-standartları"/>
+    <w:bookmarkEnd w:id="61"/>
+    <w:bookmarkStart w:id="62" w:name="kodlama-standartları"/>
     <w:p>
       <w:pPr>
         <w:pStyle w:val="Heading3"/>
@@ -8903,9 +8868,9 @@
         <w:t xml:space="preserve">: kısa ömürlü feature branch’ler, squash merge</w:t>
       </w:r>
     </w:p>
-    <w:bookmarkEnd w:id="66"/>
-    <w:bookmarkEnd w:id="67"/>
-    <w:bookmarkStart w:id="75" w:name="deneysel-tasarım"/>
+    <w:bookmarkEnd w:id="62"/>
+    <w:bookmarkEnd w:id="63"/>
+    <w:bookmarkStart w:id="72" w:name="deneysel-tasarım"/>
     <w:p>
       <w:pPr>
         <w:pStyle w:val="Heading2"/>
@@ -8914,7 +8879,7 @@
         <w:t xml:space="preserve">3.4 Deneysel Tasarım</w:t>
       </w:r>
     </w:p>
-    <w:bookmarkStart w:id="68" w:name="senaryo-kümesi"/>
+    <w:bookmarkStart w:id="64" w:name="senaryo-kümesi"/>
     <w:p>
       <w:pPr>
         <w:pStyle w:val="Heading3"/>
@@ -8996,8 +8961,8 @@
         <w:t xml:space="preserve">ile OpenSky + Open-Meteo + NOAA METAR gerçek çağrılarıyla zenginleştirilmiş.</w:t>
       </w:r>
     </w:p>
-    <w:bookmarkEnd w:id="68"/>
-    <w:bookmarkStart w:id="69" w:name="deneysel-koşullar"/>
+    <w:bookmarkEnd w:id="64"/>
+    <w:bookmarkStart w:id="65" w:name="deneysel-koşullar"/>
     <w:p>
       <w:pPr>
         <w:pStyle w:val="Heading3"/>
@@ -9198,8 +9163,8 @@
         </w:tc>
       </w:tr>
     </w:tbl>
-    <w:bookmarkEnd w:id="69"/>
-    <w:bookmarkStart w:id="72" w:name="metrikler"/>
+    <w:bookmarkEnd w:id="65"/>
+    <w:bookmarkStart w:id="69" w:name="metrikler"/>
     <w:p>
       <w:pPr>
         <w:pStyle w:val="Heading3"/>
@@ -9223,20 +9188,20 @@
       <w:r>
         <w:drawing>
           <wp:inline>
-            <wp:extent cx="5067300" cy="1621536"/>
+            <wp:extent cx="4800600" cy="1502503"/>
             <wp:effectExtent b="0" l="0" r="0" t="0"/>
-            <wp:docPr descr="Tablo 8.1" title="" id="70" name="Picture"/>
+            <wp:docPr descr="Tablo 8.1’de listelenecek temel KPI’lar:" title="" id="67" name="Picture"/>
             <a:graphic>
               <a:graphicData uri="http://schemas.openxmlformats.org/drawingml/2006/picture">
                 <pic:pic>
                   <pic:nvPicPr>
-                    <pic:cNvPr descr="/home/kursat/.gemini/antigravity/scratch/teknofest_yarismalari/havayolu_optimizasyonu_2026/docs/thesis/gorseller/table_8_1_kpi.png" id="71" name="Picture"/>
+                    <pic:cNvPr descr="/home/kursat/.gemini/antigravity/scratch/teknofest_yarismalari/havayolu_optimizasyonu_2026/docs/thesis/gorseller/table_8_1_kpi.png" id="68" name="Picture"/>
                     <pic:cNvPicPr>
                       <a:picLocks noChangeArrowheads="1" noChangeAspect="1"/>
                     </pic:cNvPicPr>
                   </pic:nvPicPr>
                   <pic:blipFill>
-                    <a:blip r:embed="rId57"/>
+                    <a:blip r:embed="rId66"/>
                     <a:stretch>
                       <a:fillRect/>
                     </a:stretch>
@@ -9244,7 +9209,7 @@
                   <pic:spPr bwMode="auto">
                     <a:xfrm>
                       <a:off x="0" y="0"/>
-                      <a:ext cx="5067300" cy="1621536"/>
+                      <a:ext cx="4800600" cy="1502503"/>
                     </a:xfrm>
                     <a:prstGeom prst="rect">
                       <a:avLst/>
@@ -9268,7 +9233,7 @@
         <w:pStyle w:val="ImageCaption"/>
       </w:pPr>
       <w:r>
-        <w:t xml:space="preserve">Tablo 8.1</w:t>
+        <w:t xml:space="preserve">Tablo 8.1’de listelenecek temel KPI’lar:</w:t>
       </w:r>
     </w:p>
     <w:p>
@@ -9447,8 +9412,8 @@
         <w:t xml:space="preserve">(API hatasında fallback’e düşme oranı)</w:t>
       </w:r>
     </w:p>
-    <w:bookmarkEnd w:id="72"/>
-    <w:bookmarkStart w:id="73" w:name="baseline-yaklaşımlar"/>
+    <w:bookmarkEnd w:id="69"/>
+    <w:bookmarkStart w:id="70" w:name="baseline-yaklaşımlar"/>
     <w:p>
       <w:pPr>
         <w:pStyle w:val="Heading3"/>
@@ -9541,8 +9506,8 @@
         <w:t xml:space="preserve">: CP-SAT + QIGA warm-start.</w:t>
       </w:r>
     </w:p>
-    <w:bookmarkEnd w:id="73"/>
-    <w:bookmarkStart w:id="74" w:name="istatistiksel-değerlendirme"/>
+    <w:bookmarkEnd w:id="70"/>
+    <w:bookmarkStart w:id="71" w:name="istatistiksel-değerlendirme"/>
     <w:p>
       <w:pPr>
         <w:pStyle w:val="Heading3"/>
@@ -9608,9 +9573,9 @@
         <w:t xml:space="preserve">).</w:t>
       </w:r>
     </w:p>
-    <w:bookmarkEnd w:id="74"/>
-    <w:bookmarkEnd w:id="75"/>
-    <w:bookmarkStart w:id="76" w:name="etik-ve-veri-gizliliği"/>
+    <w:bookmarkEnd w:id="71"/>
+    <w:bookmarkEnd w:id="72"/>
+    <w:bookmarkStart w:id="73" w:name="etik-ve-veri-gizliliği"/>
     <w:p>
       <w:pPr>
         <w:pStyle w:val="Heading2"/>
@@ -9683,9 +9648,9 @@
         <w:t xml:space="preserve">sunar.</w:t>
       </w:r>
     </w:p>
-    <w:bookmarkEnd w:id="76"/>
-    <w:bookmarkEnd w:id="77"/>
-    <w:bookmarkStart w:id="95" w:name="bölüm-4-sistem-mimarisi"/>
+    <w:bookmarkEnd w:id="73"/>
+    <w:bookmarkEnd w:id="74"/>
+    <w:bookmarkStart w:id="89" w:name="bölüm-4-sistem-mimarisi"/>
     <w:p>
       <w:pPr>
         <w:pStyle w:val="Heading1"/>
@@ -9694,7 +9659,7 @@
         <w:t xml:space="preserve">Bölüm 4 — Sistem Mimarisi</w:t>
       </w:r>
     </w:p>
-    <w:bookmarkStart w:id="78" w:name="yüksek-seviyeli-bakış"/>
+    <w:bookmarkStart w:id="75" w:name="yüksek-seviyeli-bakış"/>
     <w:p>
       <w:pPr>
         <w:pStyle w:val="Heading2"/>
@@ -9795,8 +9760,8 @@
         <w:t xml:space="preserve">olmak üzere altı mantıksal katmandan oluşur. Bu bölüm, her katmanı ve aralarındaki etkileşimi detaylandırır.</w:t>
       </w:r>
     </w:p>
-    <w:bookmarkEnd w:id="78"/>
-    <w:bookmarkStart w:id="82" w:name="şekil-4.1-katmanlı-sistem-mimarisi"/>
+    <w:bookmarkEnd w:id="75"/>
+    <w:bookmarkStart w:id="76" w:name="şekil-4.1-katmanlı-sistem-mimarisi"/>
     <w:p>
       <w:pPr>
         <w:pStyle w:val="Heading2"/>
@@ -9807,223 +9772,138 @@
     </w:p>
     <w:p>
       <w:pPr>
-        <w:pStyle w:val="CaptionedFigure"/>
-      </w:pPr>
-      <w:r>
-        <w:drawing>
-          <wp:inline>
-            <wp:extent cx="4800600" cy="3360420"/>
-            <wp:effectExtent b="0" l="0" r="0" t="0"/>
-            <wp:docPr descr="Şekil 4.1" title="" id="80" name="Picture"/>
-            <a:graphic>
-              <a:graphicData uri="http://schemas.openxmlformats.org/drawingml/2006/picture">
-                <pic:pic>
-                  <pic:nvPicPr>
-                    <pic:cNvPr descr="/home/kursat/.gemini/antigravity/scratch/teknofest_yarismalari/havayolu_optimizasyonu_2026/docs/thesis/gorseller/fig_4_1_architecture.png" id="81" name="Picture"/>
-                    <pic:cNvPicPr>
-                      <a:picLocks noChangeArrowheads="1" noChangeAspect="1"/>
-                    </pic:cNvPicPr>
-                  </pic:nvPicPr>
-                  <pic:blipFill>
-                    <a:blip r:embed="rId79"/>
-                    <a:stretch>
-                      <a:fillRect/>
-                    </a:stretch>
-                  </pic:blipFill>
-                  <pic:spPr bwMode="auto">
-                    <a:xfrm>
-                      <a:off x="0" y="0"/>
-                      <a:ext cx="4800600" cy="3360420"/>
-                    </a:xfrm>
-                    <a:prstGeom prst="rect">
-                      <a:avLst/>
-                    </a:prstGeom>
-                    <a:noFill/>
-                    <a:ln w="9525">
-                      <a:noFill/>
-                      <a:headEnd/>
-                      <a:tailEnd/>
-                    </a:ln>
-                  </pic:spPr>
-                </pic:pic>
-              </a:graphicData>
-            </a:graphic>
-          </wp:inline>
-        </w:drawing>
-      </w:r>
-    </w:p>
-    <w:p>
-      <w:pPr>
-        <w:pStyle w:val="ImageCaption"/>
-      </w:pPr>
-      <w:r>
-        <w:t xml:space="preserve">Şekil 4.1</w:t>
-      </w:r>
-    </w:p>
-    <w:p>
-      <w:pPr>
         <w:pStyle w:val="BlockText"/>
+      </w:pPr>
+      <w:r>
+        <w:rPr>
+          <w:iCs/>
+          <w:i/>
+        </w:rPr>
+        <w:t xml:space="preserve">[flowchart TB diyagramı — kaynak kodda Mermaid formatında mevcuttur.]</w:t>
+      </w:r>
+    </w:p>
+    <w:bookmarkEnd w:id="76"/>
+    <w:bookmarkStart w:id="77" w:name="X7cd4243146032955916da9c631d28865e5cd1ca"/>
+    <w:p>
+      <w:pPr>
+        <w:pStyle w:val="Heading2"/>
+      </w:pPr>
+      <w:r>
+        <w:t xml:space="preserve">4.3 Şekil 4.2 — Veri Akış Diyagramı (Uçuş Optimizasyon Çağrısı)</w:t>
+      </w:r>
+    </w:p>
+    <w:p>
+      <w:pPr>
+        <w:pStyle w:val="FirstParagraph"/>
+      </w:pPr>
+      <w:r>
+        <w:t xml:space="preserve">Kullanıcının</w:t>
+      </w:r>
+      <w:r>
+        <w:t xml:space="preserve"> </w:t>
+      </w:r>
+      <w:r>
+        <w:rPr>
+          <w:rStyle w:val="VerbatimChar"/>
+        </w:rPr>
+        <w:t xml:space="preserve">/api/optimizer/solve</w:t>
+      </w:r>
+      <w:r>
+        <w:t xml:space="preserve"> </w:t>
+      </w:r>
+      <w:r>
+        <w:t xml:space="preserve">endpoint’ini çağırmasıyla başlayan uçtan uca akış:</w:t>
+      </w:r>
+    </w:p>
+    <w:p>
+      <w:pPr>
+        <w:pStyle w:val="BlockText"/>
+      </w:pPr>
+      <w:r>
+        <w:rPr>
+          <w:iCs/>
+          <w:i/>
+        </w:rPr>
+        <w:t xml:space="preserve">[sequenceDiagram diyagramı — kaynak kodda Mermaid formatında mevcuttur.]</w:t>
+      </w:r>
+    </w:p>
+    <w:bookmarkEnd w:id="77"/>
+    <w:bookmarkStart w:id="78" w:name="Xcfd4cffe4f05c405d1c8c18d4c1ae50b41a883d"/>
+    <w:p>
+      <w:pPr>
+        <w:pStyle w:val="Heading2"/>
+      </w:pPr>
+      <w:r>
+        <w:t xml:space="preserve">4.4 Şekil 4.3 — Dijital İkiz Güncelleme Döngüsü</w:t>
+      </w:r>
+    </w:p>
+    <w:p>
+      <w:pPr>
+        <w:pStyle w:val="FirstParagraph"/>
+      </w:pPr>
+      <w:r>
+        <w:t xml:space="preserve">Dijital ikiz, fiziksel uçuş operasyonunun bilgi-uzayındaki yansımasıdır. Güncelleme her 60 saniyede bir veya kullanıcı tetiklemesiyle gerçekleşir:</w:t>
+      </w:r>
+    </w:p>
+    <w:p>
+      <w:pPr>
+        <w:pStyle w:val="BlockText"/>
+      </w:pPr>
+      <w:r>
+        <w:rPr>
+          <w:iCs/>
+          <w:i/>
+        </w:rPr>
+        <w:t xml:space="preserve">[stateDiagram-v2 diyagramı — kaynak kodda Mermaid formatında mevcuttur.]</w:t>
+      </w:r>
+    </w:p>
+    <w:p>
+      <w:pPr>
+        <w:pStyle w:val="FirstParagraph"/>
       </w:pPr>
       <w:r>
         <w:rPr>
           <w:bCs/>
           <w:b/>
         </w:rPr>
-        <w:t xml:space="preserve">[Diyagram — flowchart TB]</w:t>
-      </w:r>
-      <w:r>
-        <w:t xml:space="preserve"> </w:t>
-      </w:r>
-      <w:r>
-        <w:rPr>
-          <w:iCs/>
-          <w:i/>
-        </w:rPr>
-        <w:t xml:space="preserve">Görsel kaynak kodda mermaid formatında mevcuttur.</w:t>
-      </w:r>
-    </w:p>
-    <w:bookmarkEnd w:id="82"/>
-    <w:bookmarkStart w:id="83" w:name="X7cd4243146032955916da9c631d28865e5cd1ca"/>
-    <w:p>
-      <w:pPr>
-        <w:pStyle w:val="Heading2"/>
-      </w:pPr>
-      <w:r>
-        <w:t xml:space="preserve">4.3 Şekil 4.2 — Veri Akış Diyagramı (Uçuş Optimizasyon Çağrısı)</w:t>
-      </w:r>
-    </w:p>
-    <w:p>
-      <w:pPr>
-        <w:pStyle w:val="FirstParagraph"/>
-      </w:pPr>
-      <w:r>
-        <w:t xml:space="preserve">Kullanıcının</w:t>
-      </w:r>
-      <w:r>
-        <w:t xml:space="preserve"> </w:t>
+        <w:t xml:space="preserve">Merging stratejisi</w:t>
+      </w:r>
+      <w:r>
+        <w:t xml:space="preserve">: Canlı feed’teki pozisyonlar (</w:t>
       </w:r>
       <w:r>
         <w:rPr>
           <w:rStyle w:val="VerbatimChar"/>
         </w:rPr>
-        <w:t xml:space="preserve">/api/optimizer/solve</w:t>
-      </w:r>
-      <w:r>
-        <w:t xml:space="preserve"> </w:t>
-      </w:r>
-      <w:r>
-        <w:t xml:space="preserve">endpoint’ini çağırmasıyla başlayan uçtan uca akış:</w:t>
-      </w:r>
-    </w:p>
-    <w:p>
-      <w:pPr>
-        <w:pStyle w:val="BlockText"/>
-      </w:pPr>
+        <w:t xml:space="preserve">lat, lon, velocity, track</w:t>
+      </w:r>
+      <w:r>
+        <w:t xml:space="preserve">) sentetik senaryo DataFrame’indeki uçuşlarla</w:t>
+      </w:r>
+      <w:r>
+        <w:t xml:space="preserve"> </w:t>
+      </w:r>
       <w:r>
         <w:rPr>
           <w:bCs/>
           <w:b/>
         </w:rPr>
-        <w:t xml:space="preserve">[Diyagram — sequenceDiagram]</w:t>
-      </w:r>
-      <w:r>
-        <w:t xml:space="preserve"> </w:t>
-      </w:r>
-      <w:r>
-        <w:rPr>
-          <w:iCs/>
-          <w:i/>
-        </w:rPr>
-        <w:t xml:space="preserve">Görsel kaynak kodda mermaid formatında mevcuttur.</w:t>
-      </w:r>
-    </w:p>
-    <w:bookmarkEnd w:id="83"/>
-    <w:bookmarkStart w:id="84" w:name="Xcfd4cffe4f05c405d1c8c18d4c1ae50b41a883d"/>
-    <w:p>
-      <w:pPr>
-        <w:pStyle w:val="Heading2"/>
-      </w:pPr>
-      <w:r>
-        <w:t xml:space="preserve">4.4 Şekil 4.3 — Dijital İkiz Güncelleme Döngüsü</w:t>
-      </w:r>
-    </w:p>
-    <w:p>
-      <w:pPr>
-        <w:pStyle w:val="FirstParagraph"/>
-      </w:pPr>
-      <w:r>
-        <w:t xml:space="preserve">Dijital ikiz, fiziksel uçuş operasyonunun bilgi-uzayındaki yansımasıdır. Güncelleme her 60 saniyede bir veya kullanıcı tetiklemesiyle gerçekleşir:</w:t>
-      </w:r>
-    </w:p>
-    <w:p>
-      <w:pPr>
-        <w:pStyle w:val="BlockText"/>
-      </w:pPr>
+        <w:t xml:space="preserve">(origin, destination, departure_hour)</w:t>
+      </w:r>
+      <w:r>
+        <w:t xml:space="preserve"> </w:t>
+      </w:r>
+      <w:r>
+        <w:t xml:space="preserve">anahtarında</w:t>
+      </w:r>
+      <w:r>
+        <w:t xml:space="preserve"> </w:t>
+      </w:r>
       <w:r>
         <w:rPr>
           <w:bCs/>
           <w:b/>
         </w:rPr>
-        <w:t xml:space="preserve">[Diyagram — stateDiagram-v2]</w:t>
-      </w:r>
-      <w:r>
-        <w:t xml:space="preserve"> </w:t>
-      </w:r>
-      <w:r>
-        <w:rPr>
-          <w:iCs/>
-          <w:i/>
-        </w:rPr>
-        <w:t xml:space="preserve">Görsel kaynak kodda mermaid formatında mevcuttur.</w:t>
-      </w:r>
-    </w:p>
-    <w:p>
-      <w:pPr>
-        <w:pStyle w:val="FirstParagraph"/>
-      </w:pPr>
-      <w:r>
-        <w:rPr>
-          <w:bCs/>
-          <w:b/>
-        </w:rPr>
-        <w:t xml:space="preserve">Merging stratejisi</w:t>
-      </w:r>
-      <w:r>
-        <w:t xml:space="preserve">: Canlı feed’teki pozisyonlar (</w:t>
-      </w:r>
-      <w:r>
-        <w:rPr>
-          <w:rStyle w:val="VerbatimChar"/>
-        </w:rPr>
-        <w:t xml:space="preserve">lat, lon, velocity, track</w:t>
-      </w:r>
-      <w:r>
-        <w:t xml:space="preserve">) sentetik senaryo DataFrame’indeki uçuşlarla</w:t>
-      </w:r>
-      <w:r>
-        <w:t xml:space="preserve"> </w:t>
-      </w:r>
-      <w:r>
-        <w:rPr>
-          <w:bCs/>
-          <w:b/>
-        </w:rPr>
-        <w:t xml:space="preserve">(origin, destination, departure_hour)</w:t>
-      </w:r>
-      <w:r>
-        <w:t xml:space="preserve"> </w:t>
-      </w:r>
-      <w:r>
-        <w:t xml:space="preserve">anahtarında</w:t>
-      </w:r>
-      <w:r>
-        <w:t xml:space="preserve"> </w:t>
-      </w:r>
-      <w:r>
-        <w:rPr>
-          <w:bCs/>
-          <w:b/>
-        </w:rPr>
         <w:t xml:space="preserve">left join</w:t>
       </w:r>
       <w:r>
@@ -10033,8 +9913,8 @@
         <w:t xml:space="preserve">ile birleştirilir. Eksik alanlar (SAF kullanımı, yolcu bağlantıları) sentetik değerlerini korur.</w:t>
       </w:r>
     </w:p>
-    <w:bookmarkEnd w:id="84"/>
-    <w:bookmarkStart w:id="91" w:name="katman-bazlı-detaylar"/>
+    <w:bookmarkEnd w:id="78"/>
+    <w:bookmarkStart w:id="85" w:name="katman-bazlı-detaylar"/>
     <w:p>
       <w:pPr>
         <w:pStyle w:val="Heading2"/>
@@ -10043,7 +9923,7 @@
         <w:t xml:space="preserve">4.5 Katman Bazlı Detaylar</w:t>
       </w:r>
     </w:p>
-    <w:bookmarkStart w:id="85" w:name="sunum-katmanı"/>
+    <w:bookmarkStart w:id="79" w:name="sunum-katmanı"/>
     <w:p>
       <w:pPr>
         <w:pStyle w:val="Heading3"/>
@@ -10309,8 +10189,8 @@
         <w:t xml:space="preserve">mount’u ile servis edilir.</w:t>
       </w:r>
     </w:p>
-    <w:bookmarkEnd w:id="85"/>
-    <w:bookmarkStart w:id="86" w:name="uygulama-katmanı"/>
+    <w:bookmarkEnd w:id="79"/>
+    <w:bookmarkStart w:id="80" w:name="uygulama-katmanı"/>
     <w:p>
       <w:pPr>
         <w:pStyle w:val="Heading3"/>
@@ -10824,8 +10704,8 @@
         </w:tc>
       </w:tr>
     </w:tbl>
-    <w:bookmarkEnd w:id="86"/>
-    <w:bookmarkStart w:id="87" w:name="karar-motoru"/>
+    <w:bookmarkEnd w:id="80"/>
+    <w:bookmarkStart w:id="81" w:name="karar-motoru"/>
     <w:p>
       <w:pPr>
         <w:pStyle w:val="Heading3"/>
@@ -11240,8 +11120,8 @@
         <w:t xml:space="preserve">olarak verilir.</w:t>
       </w:r>
     </w:p>
-    <w:bookmarkEnd w:id="87"/>
-    <w:bookmarkStart w:id="88" w:name="analitik-katman"/>
+    <w:bookmarkEnd w:id="81"/>
+    <w:bookmarkStart w:id="82" w:name="analitik-katman"/>
     <w:p>
       <w:pPr>
         <w:pStyle w:val="Heading3"/>
@@ -11376,8 +11256,8 @@
         <w:t xml:space="preserve">→ Gecikmenin kaynağını (weather vs tech vs crew) olasılıksal atama</w:t>
       </w:r>
     </w:p>
-    <w:bookmarkEnd w:id="88"/>
-    <w:bookmarkStart w:id="89" w:name="veri-katmanı"/>
+    <w:bookmarkEnd w:id="82"/>
+    <w:bookmarkStart w:id="83" w:name="veri-katmanı"/>
     <w:p>
       <w:pPr>
         <w:pStyle w:val="Heading3"/>
@@ -11540,8 +11420,8 @@
         <w:t xml:space="preserve">sınıfı; trafik için 60s TTL, hava için 600s TTL, NOAA METAR için 900s TTL.</w:t>
       </w:r>
     </w:p>
-    <w:bookmarkEnd w:id="89"/>
-    <w:bookmarkStart w:id="90" w:name="gözlemlenebilirlik"/>
+    <w:bookmarkEnd w:id="83"/>
+    <w:bookmarkStart w:id="84" w:name="gözlemlenebilirlik"/>
     <w:p>
       <w:pPr>
         <w:pStyle w:val="Heading3"/>
@@ -11840,9 +11720,9 @@
         <w:t xml:space="preserve">ile sağlanır.</w:t>
       </w:r>
     </w:p>
-    <w:bookmarkEnd w:id="90"/>
-    <w:bookmarkEnd w:id="91"/>
-    <w:bookmarkStart w:id="92" w:name="docker-compose-topolojisi"/>
+    <w:bookmarkEnd w:id="84"/>
+    <w:bookmarkEnd w:id="85"/>
+    <w:bookmarkStart w:id="86" w:name="docker-compose-topolojisi"/>
     <w:p>
       <w:pPr>
         <w:pStyle w:val="Heading2"/>
@@ -12097,8 +11977,8 @@
         <w:t xml:space="preserve">bridge network’ü; servisler isim bazında resolve edilir.</w:t>
       </w:r>
     </w:p>
-    <w:bookmarkEnd w:id="92"/>
-    <w:bookmarkStart w:id="93" w:name="güvenlik-sınırları"/>
+    <w:bookmarkEnd w:id="86"/>
+    <w:bookmarkStart w:id="87" w:name="güvenlik-sınırları"/>
     <w:p>
       <w:pPr>
         <w:pStyle w:val="Heading2"/>
@@ -12511,8 +12391,8 @@
         </w:tc>
       </w:tr>
     </w:tbl>
-    <w:bookmarkEnd w:id="93"/>
-    <w:bookmarkStart w:id="94" w:name="ölçeklenebilirlik-senaryoları"/>
+    <w:bookmarkEnd w:id="87"/>
+    <w:bookmarkStart w:id="88" w:name="ölçeklenebilirlik-senaryoları"/>
     <w:p>
       <w:pPr>
         <w:pStyle w:val="Heading2"/>
@@ -12649,9 +12529,9 @@
         <w:t xml:space="preserve">sunar.</w:t>
       </w:r>
     </w:p>
-    <w:bookmarkEnd w:id="94"/>
-    <w:bookmarkEnd w:id="95"/>
-    <w:bookmarkStart w:id="125" w:name="Xcc8e7d74330feed455db59a675296eb359a03e0"/>
+    <w:bookmarkEnd w:id="88"/>
+    <w:bookmarkEnd w:id="89"/>
+    <w:bookmarkStart w:id="116" w:name="Xcc8e7d74330feed455db59a675296eb359a03e0"/>
     <w:p>
       <w:pPr>
         <w:pStyle w:val="Heading1"/>
@@ -12660,7 +12540,7 @@
         <w:t xml:space="preserve">Bölüm 5 — Matematiksel Model ve Optimizasyon</w:t>
       </w:r>
     </w:p>
-    <w:bookmarkStart w:id="96" w:name="model-özeti"/>
+    <w:bookmarkStart w:id="90" w:name="model-özeti"/>
     <w:p>
       <w:pPr>
         <w:pStyle w:val="Heading2"/>
@@ -12769,8 +12649,8 @@
         <w:t xml:space="preserve">: Ağırlıklı kâr maksimizasyonu (eşdeğer olarak negatif maliyet minimizasyonu)</w:t>
       </w:r>
     </w:p>
-    <w:bookmarkEnd w:id="96"/>
-    <w:bookmarkStart w:id="99" w:name="karar-değişkenleri"/>
+    <w:bookmarkEnd w:id="90"/>
+    <w:bookmarkStart w:id="93" w:name="karar-değişkenleri"/>
     <w:p>
       <w:pPr>
         <w:pStyle w:val="Heading2"/>
@@ -12779,7 +12659,7 @@
         <w:t xml:space="preserve">5.2 Karar Değişkenleri</w:t>
       </w:r>
     </w:p>
-    <w:bookmarkStart w:id="97" w:name="tablo-5.1-cp-sat-karar-değişkenleri"/>
+    <w:bookmarkStart w:id="91" w:name="tablo-5.1-cp-sat-karar-değişkenleri"/>
     <w:p>
       <w:pPr>
         <w:pStyle w:val="Heading3"/>
@@ -13532,8 +13412,8 @@
         </w:tc>
       </w:tr>
     </w:tbl>
-    <w:bookmarkEnd w:id="97"/>
-    <w:bookmarkStart w:id="98" w:name="küme-tanımları"/>
+    <w:bookmarkEnd w:id="91"/>
+    <w:bookmarkStart w:id="92" w:name="küme-tanımları"/>
     <w:p>
       <w:pPr>
         <w:pStyle w:val="Heading3"/>
@@ -13669,9 +13549,9 @@
         <w:t xml:space="preserve">— Zaman slot kümesi (15 dakikalık dilimler)</w:t>
       </w:r>
     </w:p>
-    <w:bookmarkEnd w:id="98"/>
-    <w:bookmarkEnd w:id="99"/>
-    <w:bookmarkStart w:id="111" w:name="kısıt-kümeleri"/>
+    <w:bookmarkEnd w:id="92"/>
+    <w:bookmarkEnd w:id="93"/>
+    <w:bookmarkStart w:id="105" w:name="kısıt-kümeleri"/>
     <w:p>
       <w:pPr>
         <w:pStyle w:val="Heading2"/>
@@ -13680,7 +13560,7 @@
         <w:t xml:space="preserve">5.3 Kısıt Kümeleri</w:t>
       </w:r>
     </w:p>
-    <w:bookmarkStart w:id="100" w:name="tablo-5.2-modeldeki-kısıt-kümeleri"/>
+    <w:bookmarkStart w:id="94" w:name="tablo-5.2-modeldeki-kısıt-kümeleri"/>
     <w:p>
       <w:pPr>
         <w:pStyle w:val="Heading3"/>
@@ -14338,8 +14218,8 @@
         </w:tc>
       </w:tr>
     </w:tbl>
-    <w:bookmarkEnd w:id="100"/>
-    <w:bookmarkStart w:id="101" w:name="c₁-atama-tekilliği"/>
+    <w:bookmarkEnd w:id="94"/>
+    <w:bookmarkStart w:id="95" w:name="c₁-atama-tekilliği"/>
     <w:p>
       <w:pPr>
         <w:pStyle w:val="Heading3"/>
@@ -14466,8 +14346,8 @@
         <w:t xml:space="preserve">Her uçuş ya bir uçağa atanır ya da iptal edilir.</w:t>
       </w:r>
     </w:p>
-    <w:bookmarkEnd w:id="101"/>
-    <w:bookmarkStart w:id="102" w:name="c₂-mürettebat-tekilliği"/>
+    <w:bookmarkEnd w:id="95"/>
+    <w:bookmarkStart w:id="96" w:name="c₂-mürettebat-tekilliği"/>
     <w:p>
       <w:pPr>
         <w:pStyle w:val="Heading3"/>
@@ -14594,8 +14474,8 @@
         <w:t xml:space="preserve">İptal edilen uçuşlara mürettebat atanmaz.</w:t>
       </w:r>
     </w:p>
-    <w:bookmarkEnd w:id="102"/>
-    <w:bookmarkStart w:id="103" w:name="c₃-kapasite"/>
+    <w:bookmarkEnd w:id="96"/>
+    <w:bookmarkStart w:id="97" w:name="c₃-kapasite"/>
     <w:p>
       <w:pPr>
         <w:pStyle w:val="Heading3"/>
@@ -14768,8 +14648,8 @@
         </m:oMath>
       </m:oMathPara>
     </w:p>
-    <w:bookmarkEnd w:id="103"/>
-    <w:bookmarkStart w:id="104" w:name="c₄-uçak-süreklilik"/>
+    <w:bookmarkEnd w:id="97"/>
+    <w:bookmarkStart w:id="98" w:name="c₄-uçak-süreklilik"/>
     <w:p>
       <w:pPr>
         <w:pStyle w:val="Heading3"/>
@@ -15214,8 +15094,8 @@
         </m:oMath>
       </m:oMathPara>
     </w:p>
-    <w:bookmarkEnd w:id="104"/>
-    <w:bookmarkStart w:id="105" w:name="c₅-mürettebat-süreklilik"/>
+    <w:bookmarkEnd w:id="98"/>
+    <w:bookmarkStart w:id="99" w:name="c₅-mürettebat-süreklilik"/>
     <w:p>
       <w:pPr>
         <w:pStyle w:val="Heading3"/>
@@ -15246,8 +15126,8 @@
         <w:t xml:space="preserve">değişkenleri üzerinde uygulanır.</w:t>
       </w:r>
     </w:p>
-    <w:bookmarkEnd w:id="105"/>
-    <w:bookmarkStart w:id="106" w:name="c₆-easa-ftl-basit-versiyon"/>
+    <w:bookmarkEnd w:id="99"/>
+    <w:bookmarkStart w:id="100" w:name="c₆-easa-ftl-basit-versiyon"/>
     <w:p>
       <w:pPr>
         <w:pStyle w:val="Heading3"/>
@@ -15393,8 +15273,8 @@
         <w:t xml:space="preserve">Faz C).</w:t>
       </w:r>
     </w:p>
-    <w:bookmarkEnd w:id="106"/>
-    <w:bookmarkStart w:id="107" w:name="c₇-gate-capacity"/>
+    <w:bookmarkEnd w:id="100"/>
+    <w:bookmarkStart w:id="101" w:name="c₇-gate-capacity"/>
     <w:p>
       <w:pPr>
         <w:pStyle w:val="Heading3"/>
@@ -15661,8 +15541,8 @@
         </m:oMath>
       </m:oMathPara>
     </w:p>
-    <w:bookmarkEnd w:id="107"/>
-    <w:bookmarkStart w:id="108" w:name="c₈-slot-capacity"/>
+    <w:bookmarkEnd w:id="101"/>
+    <w:bookmarkStart w:id="102" w:name="c₈-slot-capacity"/>
     <w:p>
       <w:pPr>
         <w:pStyle w:val="Heading3"/>
@@ -15795,8 +15675,8 @@
         </m:oMath>
       </m:oMathPara>
     </w:p>
-    <w:bookmarkEnd w:id="108"/>
-    <w:bookmarkStart w:id="109" w:name="c₉-minimum-connection-time"/>
+    <w:bookmarkEnd w:id="102"/>
+    <w:bookmarkStart w:id="103" w:name="c₉-minimum-connection-time"/>
     <w:p>
       <w:pPr>
         <w:pStyle w:val="Heading3"/>
@@ -16097,8 +15977,8 @@
         </m:oMath>
       </m:oMathPara>
     </w:p>
-    <w:bookmarkEnd w:id="109"/>
-    <w:bookmarkStart w:id="110" w:name="şekil-5.1-cp-sat-değişken-ilişki-grafı"/>
+    <w:bookmarkEnd w:id="103"/>
+    <w:bookmarkStart w:id="104" w:name="şekil-5.1-cp-sat-değişken-ilişki-grafı"/>
     <w:p>
       <w:pPr>
         <w:pStyle w:val="Heading3"/>
@@ -16111,27 +15991,17 @@
       <w:pPr>
         <w:pStyle w:val="BlockText"/>
       </w:pPr>
-      <w:r>
-        <w:rPr>
-          <w:bCs/>
-          <w:b/>
-        </w:rPr>
-        <w:t xml:space="preserve">[Diyagram — graph LR]</w:t>
-      </w:r>
-      <w:r>
-        <w:t xml:space="preserve"> </w:t>
-      </w:r>
       <w:r>
         <w:rPr>
           <w:iCs/>
           <w:i/>
         </w:rPr>
-        <w:t xml:space="preserve">Görsel kaynak kodda mermaid formatında mevcuttur.</w:t>
-      </w:r>
-    </w:p>
-    <w:bookmarkEnd w:id="110"/>
-    <w:bookmarkEnd w:id="111"/>
-    <w:bookmarkStart w:id="112" w:name="hedef-fonksiyonu"/>
+        <w:t xml:space="preserve">[graph LR diyagramı — kaynak kodda Mermaid formatında mevcuttur.]</w:t>
+      </w:r>
+    </w:p>
+    <w:bookmarkEnd w:id="104"/>
+    <w:bookmarkEnd w:id="105"/>
+    <w:bookmarkStart w:id="106" w:name="hedef-fonksiyonu"/>
     <w:p>
       <w:pPr>
         <w:pStyle w:val="Heading2"/>
@@ -16944,8 +16814,8 @@
         </w:tc>
       </w:tr>
     </w:tbl>
-    <w:bookmarkEnd w:id="112"/>
-    <w:bookmarkStart w:id="121" w:name="qiga-kuantum-esinli-genetik-algoritma"/>
+    <w:bookmarkEnd w:id="106"/>
+    <w:bookmarkStart w:id="112" w:name="qiga-kuantum-esinli-genetik-algoritma"/>
     <w:p>
       <w:pPr>
         <w:pStyle w:val="Heading2"/>
@@ -16992,7 +16862,7 @@
         <w:t xml:space="preserve">döndüğünde sistem otomatik olarak QIGA’ya geçer.</w:t>
       </w:r>
     </w:p>
-    <w:bookmarkStart w:id="113" w:name="kromozom-temsili"/>
+    <w:bookmarkStart w:id="107" w:name="kromozom-temsili"/>
     <w:p>
       <w:pPr>
         <w:pStyle w:val="Heading3"/>
@@ -17462,8 +17332,8 @@
         <w:t xml:space="preserve">.</w:t>
       </w:r>
     </w:p>
-    <w:bookmarkEnd w:id="113"/>
-    <w:bookmarkStart w:id="114" w:name="fitness"/>
+    <w:bookmarkEnd w:id="107"/>
+    <w:bookmarkStart w:id="108" w:name="fitness"/>
     <w:p>
       <w:pPr>
         <w:pStyle w:val="Heading3"/>
@@ -17571,8 +17441,8 @@
         </m:oMath>
       </m:oMathPara>
     </w:p>
-    <w:bookmarkEnd w:id="114"/>
-    <w:bookmarkStart w:id="118" w:name="şekil-5.2-qiga-popülasyon-evrim-şeması"/>
+    <w:bookmarkEnd w:id="108"/>
+    <w:bookmarkStart w:id="109" w:name="şekil-5.2-qiga-popülasyon-evrim-şeması"/>
     <w:p>
       <w:pPr>
         <w:pStyle w:val="Heading3"/>
@@ -17583,83 +17453,18 @@
     </w:p>
     <w:p>
       <w:pPr>
-        <w:pStyle w:val="CaptionedFigure"/>
-      </w:pPr>
-      <w:r>
-        <w:drawing>
-          <wp:inline>
-            <wp:extent cx="4800600" cy="3200400"/>
-            <wp:effectExtent b="0" l="0" r="0" t="0"/>
-            <wp:docPr descr="Şekil 5.2" title="" id="116" name="Picture"/>
-            <a:graphic>
-              <a:graphicData uri="http://schemas.openxmlformats.org/drawingml/2006/picture">
-                <pic:pic>
-                  <pic:nvPicPr>
-                    <pic:cNvPr descr="/home/kursat/.gemini/antigravity/scratch/teknofest_yarismalari/havayolu_optimizasyonu_2026/docs/thesis/gorseller/fig_5_2_qiga.png" id="117" name="Picture"/>
-                    <pic:cNvPicPr>
-                      <a:picLocks noChangeArrowheads="1" noChangeAspect="1"/>
-                    </pic:cNvPicPr>
-                  </pic:nvPicPr>
-                  <pic:blipFill>
-                    <a:blip r:embed="rId115"/>
-                    <a:stretch>
-                      <a:fillRect/>
-                    </a:stretch>
-                  </pic:blipFill>
-                  <pic:spPr bwMode="auto">
-                    <a:xfrm>
-                      <a:off x="0" y="0"/>
-                      <a:ext cx="4800600" cy="3200400"/>
-                    </a:xfrm>
-                    <a:prstGeom prst="rect">
-                      <a:avLst/>
-                    </a:prstGeom>
-                    <a:noFill/>
-                    <a:ln w="9525">
-                      <a:noFill/>
-                      <a:headEnd/>
-                      <a:tailEnd/>
-                    </a:ln>
-                  </pic:spPr>
-                </pic:pic>
-              </a:graphicData>
-            </a:graphic>
-          </wp:inline>
-        </w:drawing>
-      </w:r>
-    </w:p>
-    <w:p>
-      <w:pPr>
-        <w:pStyle w:val="ImageCaption"/>
-      </w:pPr>
-      <w:r>
-        <w:t xml:space="preserve">Şekil 5.2</w:t>
-      </w:r>
-    </w:p>
-    <w:p>
-      <w:pPr>
         <w:pStyle w:val="BlockText"/>
       </w:pPr>
-      <w:r>
-        <w:rPr>
-          <w:bCs/>
-          <w:b/>
-        </w:rPr>
-        <w:t xml:space="preserve">[Diyagram — flowchart LR]</w:t>
-      </w:r>
-      <w:r>
-        <w:t xml:space="preserve"> </w:t>
-      </w:r>
       <w:r>
         <w:rPr>
           <w:iCs/>
           <w:i/>
         </w:rPr>
-        <w:t xml:space="preserve">Görsel kaynak kodda mermaid formatında mevcuttur.</w:t>
-      </w:r>
-    </w:p>
-    <w:bookmarkEnd w:id="118"/>
-    <w:bookmarkStart w:id="119" w:name="kuantum-rotasyon-kuralı"/>
+        <w:t xml:space="preserve">[flowchart LR diyagramı — kaynak kodda Mermaid formatında mevcuttur.]</w:t>
+      </w:r>
+    </w:p>
+    <w:bookmarkEnd w:id="109"/>
+    <w:bookmarkStart w:id="110" w:name="kuantum-rotasyon-kuralı"/>
     <w:p>
       <w:pPr>
         <w:pStyle w:val="Heading3"/>
@@ -17971,8 +17776,8 @@
         <w:t xml:space="preserve">ile belirlenir (Han ve Kim, 2002 Tablo 1).</w:t>
       </w:r>
     </w:p>
-    <w:bookmarkEnd w:id="119"/>
-    <w:bookmarkStart w:id="120" w:name="warm-start-protokolü"/>
+    <w:bookmarkEnd w:id="110"/>
+    <w:bookmarkStart w:id="111" w:name="warm-start-protokolü"/>
     <w:p>
       <w:pPr>
         <w:pStyle w:val="Heading3"/>
@@ -18228,9 +18033,9 @@
         <w:t xml:space="preserve">yapmasını sağlar.</w:t>
       </w:r>
     </w:p>
-    <w:bookmarkEnd w:id="120"/>
-    <w:bookmarkEnd w:id="121"/>
-    <w:bookmarkStart w:id="122" w:name="decision-reason-üretimi"/>
+    <w:bookmarkEnd w:id="111"/>
+    <w:bookmarkEnd w:id="112"/>
+    <w:bookmarkStart w:id="113" w:name="decision-reason-üretimi"/>
     <w:p>
       <w:pPr>
         <w:pStyle w:val="Heading2"/>
@@ -18388,8 +18193,8 @@
         <w:t xml:space="preserve">tablosunda saklanır.</w:t>
       </w:r>
     </w:p>
-    <w:bookmarkEnd w:id="122"/>
-    <w:bookmarkStart w:id="123" w:name="karmaşıklık-analizi"/>
+    <w:bookmarkEnd w:id="113"/>
+    <w:bookmarkStart w:id="114" w:name="karmaşıklık-analizi"/>
     <w:p>
       <w:pPr>
         <w:pStyle w:val="Heading2"/>
@@ -18759,8 +18564,8 @@
         <w:t xml:space="preserve">ile ~1.5M atomik işlem.</w:t>
       </w:r>
     </w:p>
-    <w:bookmarkEnd w:id="123"/>
-    <w:bookmarkStart w:id="124" w:name="model-doğrulama"/>
+    <w:bookmarkEnd w:id="114"/>
+    <w:bookmarkStart w:id="115" w:name="model-doğrulama"/>
     <w:p>
       <w:pPr>
         <w:pStyle w:val="Heading2"/>
@@ -18895,9 +18700,9 @@
         <w:t xml:space="preserve">Bölüm 6, ML ve açıklanabilirlik katmanını detaylandırır.</w:t>
       </w:r>
     </w:p>
-    <w:bookmarkEnd w:id="124"/>
-    <w:bookmarkEnd w:id="125"/>
-    <w:bookmarkStart w:id="160" w:name="Xa2a1b32c2aec77b40415b9636bce5101e7827e6"/>
+    <w:bookmarkEnd w:id="115"/>
+    <w:bookmarkEnd w:id="116"/>
+    <w:bookmarkStart w:id="145" w:name="Xa2a1b32c2aec77b40415b9636bce5101e7827e6"/>
     <w:p>
       <w:pPr>
         <w:pStyle w:val="Heading1"/>
@@ -18906,7 +18711,7 @@
         <w:t xml:space="preserve">Bölüm 6 — Yapay Zeka, Makine Öğrenmesi ve Açıklanabilirlik Katmanı</w:t>
       </w:r>
     </w:p>
-    <w:bookmarkStart w:id="126" w:name="katman-amacı"/>
+    <w:bookmarkStart w:id="117" w:name="katman-amacı"/>
     <w:p>
       <w:pPr>
         <w:pStyle w:val="Heading2"/>
@@ -19016,8 +18821,8 @@
         <w:t xml:space="preserve">gereksinimlerini karşılamak için zorunludur.</w:t>
       </w:r>
     </w:p>
-    <w:bookmarkEnd w:id="126"/>
-    <w:bookmarkStart w:id="131" w:name="forecasting-alt-sistemi"/>
+    <w:bookmarkEnd w:id="117"/>
+    <w:bookmarkStart w:id="122" w:name="forecasting-alt-sistemi"/>
     <w:p>
       <w:pPr>
         <w:pStyle w:val="Heading2"/>
@@ -19026,7 +18831,7 @@
         <w:t xml:space="preserve">6.2 Forecasting Alt Sistemi</w:t>
       </w:r>
     </w:p>
-    <w:bookmarkStart w:id="127" w:name="amaç-ve-çıktılar"/>
+    <w:bookmarkStart w:id="118" w:name="amaç-ve-çıktılar"/>
     <w:p>
       <w:pPr>
         <w:pStyle w:val="Heading3"/>
@@ -19303,8 +19108,8 @@
         <w:t xml:space="preserve">}</w:t>
       </w:r>
     </w:p>
-    <w:bookmarkEnd w:id="127"/>
-    <w:bookmarkStart w:id="128" w:name="model-seçimi"/>
+    <w:bookmarkEnd w:id="118"/>
+    <w:bookmarkStart w:id="119" w:name="model-seçimi"/>
     <w:p>
       <w:pPr>
         <w:pStyle w:val="Heading3"/>
@@ -19321,8 +19126,8 @@
         <w:t xml:space="preserve">Üç model karşılaştırılmıştır:</w:t>
       </w:r>
     </w:p>
-    <w:bookmarkEnd w:id="128"/>
-    <w:bookmarkStart w:id="129" w:name="X3f53b537db79095aeea4d5d6c692363590b96e1"/>
+    <w:bookmarkEnd w:id="119"/>
+    <w:bookmarkStart w:id="120" w:name="X3f53b537db79095aeea4d5d6c692363590b96e1"/>
     <w:p>
       <w:pPr>
         <w:pStyle w:val="Heading3"/>
@@ -19691,8 +19496,8 @@
         <w:t xml:space="preserve">desteği (Lundberg ve ark., 2020) ile polinomial zamanda tam Shapley değeri üretebilmesidir.</w:t>
       </w:r>
     </w:p>
-    <w:bookmarkEnd w:id="129"/>
-    <w:bookmarkStart w:id="130" w:name="özellik-mühendisliği"/>
+    <w:bookmarkEnd w:id="120"/>
+    <w:bookmarkStart w:id="121" w:name="özellik-mühendisliği"/>
     <w:p>
       <w:pPr>
         <w:pStyle w:val="Heading3"/>
@@ -19745,9 +19550,9 @@
         <w:t xml:space="preserve">- Ekonomik: TL/USD kur</w:t>
       </w:r>
     </w:p>
-    <w:bookmarkEnd w:id="130"/>
-    <w:bookmarkEnd w:id="131"/>
-    <w:bookmarkStart w:id="138" w:name="açıklanabilir-yapay-zeka-xai-katmanı"/>
+    <w:bookmarkEnd w:id="121"/>
+    <w:bookmarkEnd w:id="122"/>
+    <w:bookmarkStart w:id="126" w:name="açıklanabilir-yapay-zeka-xai-katmanı"/>
     <w:p>
       <w:pPr>
         <w:pStyle w:val="Heading2"/>
@@ -19756,7 +19561,7 @@
         <w:t xml:space="preserve">6.3 Açıklanabilir Yapay Zeka (XAI) Katmanı</w:t>
       </w:r>
     </w:p>
-    <w:bookmarkStart w:id="135" w:name="şekil-6.1-xai-katmanı-iş-akışı"/>
+    <w:bookmarkStart w:id="123" w:name="şekil-6.1-xai-katmanı-iş-akışı"/>
     <w:p>
       <w:pPr>
         <w:pStyle w:val="Heading3"/>
@@ -19767,83 +19572,18 @@
     </w:p>
     <w:p>
       <w:pPr>
-        <w:pStyle w:val="CaptionedFigure"/>
-      </w:pPr>
-      <w:r>
-        <w:drawing>
-          <wp:inline>
-            <wp:extent cx="4800600" cy="2182090"/>
-            <wp:effectExtent b="0" l="0" r="0" t="0"/>
-            <wp:docPr descr="Şekil 6.1" title="" id="133" name="Picture"/>
-            <a:graphic>
-              <a:graphicData uri="http://schemas.openxmlformats.org/drawingml/2006/picture">
-                <pic:pic>
-                  <pic:nvPicPr>
-                    <pic:cNvPr descr="/home/kursat/.gemini/antigravity/scratch/teknofest_yarismalari/havayolu_optimizasyonu_2026/docs/thesis/gorseller/fig_6_1_xai_workflow.png" id="134" name="Picture"/>
-                    <pic:cNvPicPr>
-                      <a:picLocks noChangeArrowheads="1" noChangeAspect="1"/>
-                    </pic:cNvPicPr>
-                  </pic:nvPicPr>
-                  <pic:blipFill>
-                    <a:blip r:embed="rId132"/>
-                    <a:stretch>
-                      <a:fillRect/>
-                    </a:stretch>
-                  </pic:blipFill>
-                  <pic:spPr bwMode="auto">
-                    <a:xfrm>
-                      <a:off x="0" y="0"/>
-                      <a:ext cx="4800600" cy="2182090"/>
-                    </a:xfrm>
-                    <a:prstGeom prst="rect">
-                      <a:avLst/>
-                    </a:prstGeom>
-                    <a:noFill/>
-                    <a:ln w="9525">
-                      <a:noFill/>
-                      <a:headEnd/>
-                      <a:tailEnd/>
-                    </a:ln>
-                  </pic:spPr>
-                </pic:pic>
-              </a:graphicData>
-            </a:graphic>
-          </wp:inline>
-        </w:drawing>
-      </w:r>
-    </w:p>
-    <w:p>
-      <w:pPr>
-        <w:pStyle w:val="ImageCaption"/>
-      </w:pPr>
-      <w:r>
-        <w:t xml:space="preserve">Şekil 6.1</w:t>
-      </w:r>
-    </w:p>
-    <w:p>
-      <w:pPr>
         <w:pStyle w:val="BlockText"/>
       </w:pPr>
-      <w:r>
-        <w:rPr>
-          <w:bCs/>
-          <w:b/>
-        </w:rPr>
-        <w:t xml:space="preserve">[Diyagram — flowchart TD]</w:t>
-      </w:r>
-      <w:r>
-        <w:t xml:space="preserve"> </w:t>
-      </w:r>
       <w:r>
         <w:rPr>
           <w:iCs/>
           <w:i/>
         </w:rPr>
-        <w:t xml:space="preserve">Görsel kaynak kodda mermaid formatında mevcuttur.</w:t>
-      </w:r>
-    </w:p>
-    <w:bookmarkEnd w:id="135"/>
-    <w:bookmarkStart w:id="136" w:name="shap-formülasyonu"/>
+        <w:t xml:space="preserve">[flowchart TD diyagramı — kaynak kodda Mermaid formatında mevcuttur.]</w:t>
+      </w:r>
+    </w:p>
+    <w:bookmarkEnd w:id="123"/>
+    <w:bookmarkStart w:id="124" w:name="shap-formülasyonu"/>
     <w:p>
       <w:pPr>
         <w:pStyle w:val="Heading3"/>
@@ -20357,8 +20097,8 @@
         <w:t xml:space="preserve">derinlik).</w:t>
       </w:r>
     </w:p>
-    <w:bookmarkEnd w:id="136"/>
-    <w:bookmarkStart w:id="137" w:name="sunum"/>
+    <w:bookmarkEnd w:id="124"/>
+    <w:bookmarkStart w:id="125" w:name="sunum"/>
     <w:p>
       <w:pPr>
         <w:pStyle w:val="Heading3"/>
@@ -20510,9 +20250,9 @@
         <w:t xml:space="preserve">final prediction:    0.78</w:t>
       </w:r>
     </w:p>
-    <w:bookmarkEnd w:id="137"/>
-    <w:bookmarkEnd w:id="138"/>
-    <w:bookmarkStart w:id="142" w:name="bayesian-causal-attribution"/>
+    <w:bookmarkEnd w:id="125"/>
+    <w:bookmarkEnd w:id="126"/>
+    <w:bookmarkStart w:id="130" w:name="bayesian-causal-attribution"/>
     <w:p>
       <w:pPr>
         <w:pStyle w:val="Heading2"/>
@@ -20521,7 +20261,7 @@
         <w:t xml:space="preserve">6.4 Bayesian Causal Attribution</w:t>
       </w:r>
     </w:p>
-    <w:bookmarkStart w:id="139" w:name="motivasyon"/>
+    <w:bookmarkStart w:id="127" w:name="motivasyon"/>
     <w:p>
       <w:pPr>
         <w:pStyle w:val="Heading3"/>
@@ -20587,8 +20327,8 @@
         <w:t xml:space="preserve">içinde Bayesian network tabanlı bir attribution engine vardır.</w:t>
       </w:r>
     </w:p>
-    <w:bookmarkEnd w:id="139"/>
-    <w:bookmarkStart w:id="140" w:name="bayes-ağı"/>
+    <w:bookmarkEnd w:id="127"/>
+    <w:bookmarkStart w:id="128" w:name="bayes-ağı"/>
     <w:p>
       <w:pPr>
         <w:pStyle w:val="Heading3"/>
@@ -20609,22 +20349,12 @@
       <w:pPr>
         <w:pStyle w:val="BlockText"/>
       </w:pPr>
-      <w:r>
-        <w:rPr>
-          <w:bCs/>
-          <w:b/>
-        </w:rPr>
-        <w:t xml:space="preserve">[Diyagram — graph TD]</w:t>
-      </w:r>
-      <w:r>
-        <w:t xml:space="preserve"> </w:t>
-      </w:r>
       <w:r>
         <w:rPr>
           <w:iCs/>
           <w:i/>
         </w:rPr>
-        <w:t xml:space="preserve">Görsel kaynak kodda mermaid formatında mevcuttur.</w:t>
+        <w:t xml:space="preserve">[graph TD diyagramı — kaynak kodda Mermaid formatında mevcuttur.]</w:t>
       </w:r>
     </w:p>
     <w:p>
@@ -20635,8 +20365,8 @@
         <w:t xml:space="preserve">Her düğüm Bernoulli; koşullu olasılıklar EASA gecikme sebep kodlarından (IATA delay codes) kalibre edilmiştir.</w:t>
       </w:r>
     </w:p>
-    <w:bookmarkEnd w:id="140"/>
-    <w:bookmarkStart w:id="141" w:name="inference"/>
+    <w:bookmarkEnd w:id="128"/>
+    <w:bookmarkStart w:id="129" w:name="inference"/>
     <w:p>
       <w:pPr>
         <w:pStyle w:val="Heading3"/>
@@ -20862,9 +20592,9 @@
         <w:t xml:space="preserve">cause_attribution: {weather: 0.62, tech: 0.12, crew: 0.18, slot: 0.05, cyber: 0.03}</w:t>
       </w:r>
     </w:p>
-    <w:bookmarkEnd w:id="141"/>
-    <w:bookmarkEnd w:id="142"/>
-    <w:bookmarkStart w:id="146" w:name="foresight-stress-test-engine"/>
+    <w:bookmarkEnd w:id="129"/>
+    <w:bookmarkEnd w:id="130"/>
+    <w:bookmarkStart w:id="134" w:name="foresight-stress-test-engine"/>
     <w:p>
       <w:pPr>
         <w:pStyle w:val="Heading2"/>
@@ -20873,7 +20603,7 @@
         <w:t xml:space="preserve">6.5 Foresight (Stress Test) Engine</w:t>
       </w:r>
     </w:p>
-    <w:bookmarkStart w:id="143" w:name="amaç"/>
+    <w:bookmarkStart w:id="131" w:name="amaç"/>
     <w:p>
       <w:pPr>
         <w:pStyle w:val="Heading3"/>
@@ -20936,8 +20666,8 @@
         <w:t xml:space="preserve">.</w:t>
       </w:r>
     </w:p>
-    <w:bookmarkEnd w:id="143"/>
-    <w:bookmarkStart w:id="144" w:name="çalışma-prensibi"/>
+    <w:bookmarkEnd w:id="131"/>
+    <w:bookmarkStart w:id="132" w:name="çalışma-prensibi"/>
     <w:p>
       <w:pPr>
         <w:pStyle w:val="Heading3"/>
@@ -21051,8 +20781,8 @@
         <w:t xml:space="preserve">kâr</w:t>
       </w:r>
     </w:p>
-    <w:bookmarkEnd w:id="144"/>
-    <w:bookmarkStart w:id="145" w:name="tipik-stress-senaryoları"/>
+    <w:bookmarkEnd w:id="132"/>
+    <w:bookmarkStart w:id="133" w:name="tipik-stress-senaryoları"/>
     <w:p>
       <w:pPr>
         <w:pStyle w:val="Heading3"/>
@@ -21279,9 +21009,9 @@
         </w:tc>
       </w:tr>
     </w:tbl>
-    <w:bookmarkEnd w:id="145"/>
-    <w:bookmarkEnd w:id="146"/>
-    <w:bookmarkStart w:id="150" w:name="reinforcement-learning-yardımcı-modülü"/>
+    <w:bookmarkEnd w:id="133"/>
+    <w:bookmarkEnd w:id="134"/>
+    <w:bookmarkStart w:id="138" w:name="reinforcement-learning-yardımcı-modülü"/>
     <w:p>
       <w:pPr>
         <w:pStyle w:val="Heading2"/>
@@ -21290,7 +21020,7 @@
         <w:t xml:space="preserve">6.6 Reinforcement Learning Yardımcı Modülü</w:t>
       </w:r>
     </w:p>
-    <w:bookmarkStart w:id="147" w:name="gym-environment"/>
+    <w:bookmarkStart w:id="135" w:name="gym-environment"/>
     <w:p>
       <w:pPr>
         <w:pStyle w:val="Heading3"/>
@@ -21508,8 +21238,8 @@
         <w:t xml:space="preserve"># [KEEP, DELAY_15, DELAY_60, CANCEL, PRIORITY_BUMP]</w:t>
       </w:r>
     </w:p>
-    <w:bookmarkEnd w:id="147"/>
-    <w:bookmarkStart w:id="148" w:name="eğitim"/>
+    <w:bookmarkEnd w:id="135"/>
+    <w:bookmarkStart w:id="136" w:name="eğitim"/>
     <w:p>
       <w:pPr>
         <w:pStyle w:val="Heading3"/>
@@ -21712,8 +21442,8 @@
         <w:t xml:space="preserve">)</w:t>
       </w:r>
     </w:p>
-    <w:bookmarkEnd w:id="148"/>
-    <w:bookmarkStart w:id="149" w:name="rol"/>
+    <w:bookmarkEnd w:id="136"/>
+    <w:bookmarkStart w:id="137" w:name="rol"/>
     <w:p>
       <w:pPr>
         <w:pStyle w:val="Heading3"/>
@@ -21792,9 +21522,9 @@
         <w:t xml:space="preserve">(önerilen gecikme) sağlar. Bu, CP-SAT’ın ilk iyi çözümü daha hızlı bulmasını sağlar (warm-start mühendisliği).</w:t>
       </w:r>
     </w:p>
-    <w:bookmarkEnd w:id="149"/>
-    <w:bookmarkEnd w:id="150"/>
-    <w:bookmarkStart w:id="154" w:name="trajectory-a-yörünge-optimizasyonu"/>
+    <w:bookmarkEnd w:id="137"/>
+    <w:bookmarkEnd w:id="138"/>
+    <w:bookmarkStart w:id="142" w:name="trajectory-a-yörünge-optimizasyonu"/>
     <w:p>
       <w:pPr>
         <w:pStyle w:val="Heading2"/>
@@ -21803,7 +21533,7 @@
         <w:t xml:space="preserve">6.7 Trajectory A* (Yörünge Optimizasyonu)</w:t>
       </w:r>
     </w:p>
-    <w:bookmarkStart w:id="151" w:name="rol-1"/>
+    <w:bookmarkStart w:id="139" w:name="rol-1"/>
     <w:p>
       <w:pPr>
         <w:pStyle w:val="Heading3"/>
@@ -21820,8 +21550,8 @@
         <w:t xml:space="preserve">Her uçuş için optimal uçuş seviyesi (FL) ve Mach seçimi. Amaç: yakıt × zaman dengesi + CO₂.</w:t>
       </w:r>
     </w:p>
-    <w:bookmarkEnd w:id="151"/>
-    <w:bookmarkStart w:id="152" w:name="durum-uzayı"/>
+    <w:bookmarkEnd w:id="139"/>
+    <w:bookmarkStart w:id="140" w:name="durum-uzayı"/>
     <w:p>
       <w:pPr>
         <w:pStyle w:val="Heading3"/>
@@ -21957,8 +21687,8 @@
         <w:t xml:space="preserve">. g = yakıt maliyeti kümülatif; h = kalan mesafe / max cruise.</w:t>
       </w:r>
     </w:p>
-    <w:bookmarkEnd w:id="152"/>
-    <w:bookmarkStart w:id="153" w:name="çıktı"/>
+    <w:bookmarkEnd w:id="140"/>
+    <w:bookmarkStart w:id="141" w:name="çıktı"/>
     <w:p>
       <w:pPr>
         <w:pStyle w:val="Heading3"/>
@@ -22215,9 +21945,9 @@
         <w:t xml:space="preserve">}</w:t>
       </w:r>
     </w:p>
-    <w:bookmarkEnd w:id="153"/>
-    <w:bookmarkEnd w:id="154"/>
-    <w:bookmarkStart w:id="158" w:name="şekil-6.2-tam-mlxai-pipeline"/>
+    <w:bookmarkEnd w:id="141"/>
+    <w:bookmarkEnd w:id="142"/>
+    <w:bookmarkStart w:id="143" w:name="şekil-6.2-tam-mlxai-pipeline"/>
     <w:p>
       <w:pPr>
         <w:pStyle w:val="Heading2"/>
@@ -22228,83 +21958,18 @@
     </w:p>
     <w:p>
       <w:pPr>
-        <w:pStyle w:val="CaptionedFigure"/>
-      </w:pPr>
-      <w:r>
-        <w:drawing>
-          <wp:inline>
-            <wp:extent cx="4800600" cy="1661746"/>
-            <wp:effectExtent b="0" l="0" r="0" t="0"/>
-            <wp:docPr descr="Şekil 6.2" title="" id="156" name="Picture"/>
-            <a:graphic>
-              <a:graphicData uri="http://schemas.openxmlformats.org/drawingml/2006/picture">
-                <pic:pic>
-                  <pic:nvPicPr>
-                    <pic:cNvPr descr="/home/kursat/.gemini/antigravity/scratch/teknofest_yarismalari/havayolu_optimizasyonu_2026/docs/thesis/gorseller/fig_6_2_pipeline.png" id="157" name="Picture"/>
-                    <pic:cNvPicPr>
-                      <a:picLocks noChangeArrowheads="1" noChangeAspect="1"/>
-                    </pic:cNvPicPr>
-                  </pic:nvPicPr>
-                  <pic:blipFill>
-                    <a:blip r:embed="rId155"/>
-                    <a:stretch>
-                      <a:fillRect/>
-                    </a:stretch>
-                  </pic:blipFill>
-                  <pic:spPr bwMode="auto">
-                    <a:xfrm>
-                      <a:off x="0" y="0"/>
-                      <a:ext cx="4800600" cy="1661746"/>
-                    </a:xfrm>
-                    <a:prstGeom prst="rect">
-                      <a:avLst/>
-                    </a:prstGeom>
-                    <a:noFill/>
-                    <a:ln w="9525">
-                      <a:noFill/>
-                      <a:headEnd/>
-                      <a:tailEnd/>
-                    </a:ln>
-                  </pic:spPr>
-                </pic:pic>
-              </a:graphicData>
-            </a:graphic>
-          </wp:inline>
-        </w:drawing>
-      </w:r>
-    </w:p>
-    <w:p>
-      <w:pPr>
-        <w:pStyle w:val="ImageCaption"/>
-      </w:pPr>
-      <w:r>
-        <w:t xml:space="preserve">Şekil 6.2</w:t>
-      </w:r>
-    </w:p>
-    <w:p>
-      <w:pPr>
         <w:pStyle w:val="BlockText"/>
       </w:pPr>
-      <w:r>
-        <w:rPr>
-          <w:bCs/>
-          <w:b/>
-        </w:rPr>
-        <w:t xml:space="preserve">[Diyagram — flowchart TB]</w:t>
-      </w:r>
-      <w:r>
-        <w:t xml:space="preserve"> </w:t>
-      </w:r>
       <w:r>
         <w:rPr>
           <w:iCs/>
           <w:i/>
         </w:rPr>
-        <w:t xml:space="preserve">Görsel kaynak kodda mermaid formatında mevcuttur.</w:t>
-      </w:r>
-    </w:p>
-    <w:bookmarkEnd w:id="158"/>
-    <w:bookmarkStart w:id="159" w:name="easa-amc-20-42-uyumu-matrisi"/>
+        <w:t xml:space="preserve">[flowchart TB diyagramı — kaynak kodda Mermaid formatında mevcuttur.]</w:t>
+      </w:r>
+    </w:p>
+    <w:bookmarkEnd w:id="143"/>
+    <w:bookmarkStart w:id="144" w:name="easa-amc-20-42-uyumu-matrisi"/>
     <w:p>
       <w:pPr>
         <w:pStyle w:val="Heading2"/>
@@ -22660,9 +22325,9 @@
         <w:t xml:space="preserve">sunar.</w:t>
       </w:r>
     </w:p>
-    <w:bookmarkEnd w:id="159"/>
-    <w:bookmarkEnd w:id="160"/>
-    <w:bookmarkStart w:id="195" w:name="X884aab447b5523c2fac7d32ece57a311bccb577"/>
+    <w:bookmarkEnd w:id="144"/>
+    <w:bookmarkEnd w:id="145"/>
+    <w:bookmarkStart w:id="180" w:name="X884aab447b5523c2fac7d32ece57a311bccb577"/>
     <w:p>
       <w:pPr>
         <w:pStyle w:val="Heading1"/>
@@ -22671,7 +22336,7 @@
         <w:t xml:space="preserve">Bölüm 7 — Gerçekleme: Yazılım Mühendisliği Detayları</w:t>
       </w:r>
     </w:p>
-    <w:bookmarkStart w:id="161" w:name="proje-yapısı"/>
+    <w:bookmarkStart w:id="146" w:name="proje-yapısı"/>
     <w:p>
       <w:pPr>
         <w:pStyle w:val="Heading2"/>
@@ -22689,11 +22354,11 @@
           <w:iCs/>
           <w:i/>
         </w:rPr>
-        <w:t xml:space="preserve">[ASCII görsel temsil — PDF/DOCX sürümünde görsel olarak sunulmaktadır]</w:t>
-      </w:r>
-    </w:p>
-    <w:bookmarkEnd w:id="161"/>
-    <w:bookmarkStart w:id="165" w:name="fastapi-uygulama-çekirdeği"/>
+        <w:t xml:space="preserve">[Görsel temsil — PDF sürümünde ilgili şekil olarak sunulmaktadır.]</w:t>
+      </w:r>
+    </w:p>
+    <w:bookmarkEnd w:id="146"/>
+    <w:bookmarkStart w:id="150" w:name="fastapi-uygulama-çekirdeği"/>
     <w:p>
       <w:pPr>
         <w:pStyle w:val="Heading2"/>
@@ -22702,7 +22367,7 @@
         <w:t xml:space="preserve">7.2 FastAPI Uygulama Çekirdeği</w:t>
       </w:r>
     </w:p>
-    <w:bookmarkStart w:id="162" w:name="lifespan-hook"/>
+    <w:bookmarkStart w:id="147" w:name="lifespan-hook"/>
     <w:p>
       <w:pPr>
         <w:pStyle w:val="Heading3"/>
@@ -22965,8 +22630,8 @@
         <w:t xml:space="preserve">)</w:t>
       </w:r>
     </w:p>
-    <w:bookmarkEnd w:id="162"/>
-    <w:bookmarkStart w:id="163" w:name="router-yapısı"/>
+    <w:bookmarkEnd w:id="147"/>
+    <w:bookmarkStart w:id="148" w:name="router-yapısı"/>
     <w:p>
       <w:pPr>
         <w:pStyle w:val="Heading3"/>
@@ -23459,8 +23124,8 @@
         </w:tc>
       </w:tr>
     </w:tbl>
-    <w:bookmarkEnd w:id="163"/>
-    <w:bookmarkStart w:id="164" w:name="solver-endpoint-örneği"/>
+    <w:bookmarkEnd w:id="148"/>
+    <w:bookmarkStart w:id="149" w:name="solver-endpoint-örneği"/>
     <w:p>
       <w:pPr>
         <w:pStyle w:val="Heading3"/>
@@ -24077,9 +23742,9 @@
         <w:t xml:space="preserve"> result.to_dict()</w:t>
       </w:r>
     </w:p>
-    <w:bookmarkEnd w:id="164"/>
-    <w:bookmarkEnd w:id="165"/>
-    <w:bookmarkStart w:id="169" w:name="veritabanı-katmanı"/>
+    <w:bookmarkEnd w:id="149"/>
+    <w:bookmarkEnd w:id="150"/>
+    <w:bookmarkStart w:id="154" w:name="veritabanı-katmanı"/>
     <w:p>
       <w:pPr>
         <w:pStyle w:val="Heading2"/>
@@ -24088,7 +23753,7 @@
         <w:t xml:space="preserve">7.3 Veritabanı Katmanı</w:t>
       </w:r>
     </w:p>
-    <w:bookmarkStart w:id="166" w:name="sqlalchemy-2.x-typed-mapping"/>
+    <w:bookmarkStart w:id="151" w:name="sqlalchemy-2.x-typed-mapping"/>
     <w:p>
       <w:pPr>
         <w:pStyle w:val="Heading3"/>
@@ -24380,8 +24045,8 @@
         <w:t xml:space="preserve">)</w:t>
       </w:r>
     </w:p>
-    <w:bookmarkEnd w:id="166"/>
-    <w:bookmarkStart w:id="167" w:name="async-session-pattern"/>
+    <w:bookmarkEnd w:id="151"/>
+    <w:bookmarkStart w:id="152" w:name="async-session-pattern"/>
     <w:p>
       <w:pPr>
         <w:pStyle w:val="Heading3"/>
@@ -24596,8 +24261,8 @@
         <w:t xml:space="preserve">raise</w:t>
       </w:r>
     </w:p>
-    <w:bookmarkEnd w:id="167"/>
-    <w:bookmarkStart w:id="168" w:name="alembic-migration-chain"/>
+    <w:bookmarkEnd w:id="152"/>
+    <w:bookmarkStart w:id="153" w:name="alembic-migration-chain"/>
     <w:p>
       <w:pPr>
         <w:pStyle w:val="Heading3"/>
@@ -24738,9 +24403,9 @@
         <w:t xml:space="preserve"># geri al</w:t>
       </w:r>
     </w:p>
-    <w:bookmarkEnd w:id="168"/>
-    <w:bookmarkEnd w:id="169"/>
-    <w:bookmarkStart w:id="173" w:name="auth-katmanı-detayları"/>
+    <w:bookmarkEnd w:id="153"/>
+    <w:bookmarkEnd w:id="154"/>
+    <w:bookmarkStart w:id="158" w:name="auth-katmanı-detayları"/>
     <w:p>
       <w:pPr>
         <w:pStyle w:val="Heading2"/>
@@ -24749,7 +24414,7 @@
         <w:t xml:space="preserve">7.4 Auth Katmanı Detayları</w:t>
       </w:r>
     </w:p>
-    <w:bookmarkStart w:id="170" w:name="fastapi-users-kurulumu"/>
+    <w:bookmarkStart w:id="155" w:name="fastapi-users-kurulumu"/>
     <w:p>
       <w:pPr>
         <w:pStyle w:val="Heading3"/>
@@ -24826,8 +24491,8 @@
         <w:t xml:space="preserve">AuthenticationBackend(name="jwt", transport=..., get_strategy=...)</w:t>
       </w:r>
     </w:p>
-    <w:bookmarkEnd w:id="170"/>
-    <w:bookmarkStart w:id="171" w:name="rbac-enforcement"/>
+    <w:bookmarkEnd w:id="155"/>
+    <w:bookmarkStart w:id="156" w:name="rbac-enforcement"/>
     <w:p>
       <w:pPr>
         <w:pStyle w:val="Heading3"/>
@@ -25176,8 +24841,8 @@
         <w:t xml:space="preserve">    ...</w:t>
       </w:r>
     </w:p>
-    <w:bookmarkEnd w:id="171"/>
-    <w:bookmarkStart w:id="172" w:name="şifre-politikası"/>
+    <w:bookmarkEnd w:id="156"/>
+    <w:bookmarkStart w:id="157" w:name="şifre-politikası"/>
     <w:p>
       <w:pPr>
         <w:pStyle w:val="Heading3"/>
@@ -25234,9 +24899,9 @@
         <w:t xml:space="preserve">Token lifetime 24 saat; refresh token henüz yok (gelecek çalışma)</w:t>
       </w:r>
     </w:p>
-    <w:bookmarkEnd w:id="172"/>
-    <w:bookmarkEnd w:id="173"/>
-    <w:bookmarkStart w:id="176" w:name="audit-katmanı"/>
+    <w:bookmarkEnd w:id="157"/>
+    <w:bookmarkEnd w:id="158"/>
+    <w:bookmarkStart w:id="161" w:name="audit-katmanı"/>
     <w:p>
       <w:pPr>
         <w:pStyle w:val="Heading2"/>
@@ -25245,7 +24910,7 @@
         <w:t xml:space="preserve">7.5 Audit Katmanı</w:t>
       </w:r>
     </w:p>
-    <w:bookmarkStart w:id="174" w:name="middleware"/>
+    <w:bookmarkStart w:id="159" w:name="middleware"/>
     <w:p>
       <w:pPr>
         <w:pStyle w:val="Heading3"/>
@@ -25759,8 +25424,8 @@
         <w:t xml:space="preserve"> response</w:t>
       </w:r>
     </w:p>
-    <w:bookmarkEnd w:id="174"/>
-    <w:bookmarkStart w:id="175" w:name="audit-sorgulama"/>
+    <w:bookmarkEnd w:id="159"/>
+    <w:bookmarkStart w:id="160" w:name="audit-sorgulama"/>
     <w:p>
       <w:pPr>
         <w:pStyle w:val="Heading3"/>
@@ -25927,9 +25592,9 @@
         <w:t xml:space="preserve">;</w:t>
       </w:r>
     </w:p>
-    <w:bookmarkEnd w:id="175"/>
-    <w:bookmarkEnd w:id="176"/>
-    <w:bookmarkStart w:id="179" w:name="canlı-veri-entegrasyonu"/>
+    <w:bookmarkEnd w:id="160"/>
+    <w:bookmarkEnd w:id="161"/>
+    <w:bookmarkStart w:id="164" w:name="canlı-veri-entegrasyonu"/>
     <w:p>
       <w:pPr>
         <w:pStyle w:val="Heading2"/>
@@ -25938,7 +25603,7 @@
         <w:t xml:space="preserve">7.6 Canlı Veri Entegrasyonu</w:t>
       </w:r>
     </w:p>
-    <w:bookmarkStart w:id="177" w:name="mimari"/>
+    <w:bookmarkStart w:id="162" w:name="mimari"/>
     <w:p>
       <w:pPr>
         <w:pStyle w:val="Heading3"/>
@@ -26554,8 +26219,8 @@
         <w:t xml:space="preserve">._fallback_weather(airport_code)</w:t>
       </w:r>
     </w:p>
-    <w:bookmarkEnd w:id="177"/>
-    <w:bookmarkStart w:id="178" w:name="circuit-breaker-mantığı"/>
+    <w:bookmarkEnd w:id="162"/>
+    <w:bookmarkStart w:id="163" w:name="circuit-breaker-mantığı"/>
     <w:p>
       <w:pPr>
         <w:pStyle w:val="Heading3"/>
@@ -26635,9 +26300,9 @@
         <w:t xml:space="preserve">: 60 s sonra 1 test isteği; başarılıysa CLOSED, hata ise tekrar OPEN</w:t>
       </w:r>
     </w:p>
-    <w:bookmarkEnd w:id="178"/>
-    <w:bookmarkEnd w:id="179"/>
-    <w:bookmarkStart w:id="184" w:name="frontend-mimarisi"/>
+    <w:bookmarkEnd w:id="163"/>
+    <w:bookmarkEnd w:id="164"/>
+    <w:bookmarkStart w:id="169" w:name="frontend-mimarisi"/>
     <w:p>
       <w:pPr>
         <w:pStyle w:val="Heading2"/>
@@ -26646,7 +26311,7 @@
         <w:t xml:space="preserve">7.7 Frontend Mimarisi</w:t>
       </w:r>
     </w:p>
-    <w:bookmarkStart w:id="180" w:name="three.js-3d-sahne"/>
+    <w:bookmarkStart w:id="165" w:name="three.js-3d-sahne"/>
     <w:p>
       <w:pPr>
         <w:pStyle w:val="Heading3"/>
@@ -27359,8 +27024,8 @@
         <w:t xml:space="preserve">}</w:t>
       </w:r>
     </w:p>
-    <w:bookmarkEnd w:id="180"/>
-    <w:bookmarkStart w:id="181" w:name="maplibre-2d"/>
+    <w:bookmarkEnd w:id="165"/>
+    <w:bookmarkStart w:id="166" w:name="maplibre-2d"/>
     <w:p>
       <w:pPr>
         <w:pStyle w:val="Heading3"/>
@@ -28019,8 +27684,8 @@
         <w:t xml:space="preserve">;</w:t>
       </w:r>
     </w:p>
-    <w:bookmarkEnd w:id="181"/>
-    <w:bookmarkStart w:id="182" w:name="chart.js-grafikler"/>
+    <w:bookmarkEnd w:id="166"/>
+    <w:bookmarkStart w:id="167" w:name="chart.js-grafikler"/>
     <w:p>
       <w:pPr>
         <w:pStyle w:val="Heading3"/>
@@ -28065,8 +27730,8 @@
         <w:t xml:space="preserve">Forecasting: line chart 7 günlük</w:t>
       </w:r>
     </w:p>
-    <w:bookmarkEnd w:id="182"/>
-    <w:bookmarkStart w:id="183" w:name="state-yönetimi"/>
+    <w:bookmarkEnd w:id="167"/>
+    <w:bookmarkStart w:id="168" w:name="state-yönetimi"/>
     <w:p>
       <w:pPr>
         <w:pStyle w:val="Heading3"/>
@@ -28406,9 +28071,9 @@
         <w:t xml:space="preserve">;</w:t>
       </w:r>
     </w:p>
-    <w:bookmarkEnd w:id="183"/>
-    <w:bookmarkEnd w:id="184"/>
-    <w:bookmarkStart w:id="185" w:name="export-pdf-xlsx"/>
+    <w:bookmarkEnd w:id="168"/>
+    <w:bookmarkEnd w:id="169"/>
+    <w:bookmarkStart w:id="170" w:name="export-pdf-xlsx"/>
     <w:p>
       <w:pPr>
         <w:pStyle w:val="Heading2"/>
@@ -28678,8 +28343,8 @@
         <w:t xml:space="preserve">XLSX benzer patern, multi-sheet (Summary + Flights).</w:t>
       </w:r>
     </w:p>
-    <w:bookmarkEnd w:id="185"/>
-    <w:bookmarkStart w:id="189" w:name="test-altyapısı"/>
+    <w:bookmarkEnd w:id="170"/>
+    <w:bookmarkStart w:id="174" w:name="test-altyapısı"/>
     <w:p>
       <w:pPr>
         <w:pStyle w:val="Heading2"/>
@@ -28688,7 +28353,7 @@
         <w:t xml:space="preserve">7.9 Test Altyapısı</w:t>
       </w:r>
     </w:p>
-    <w:bookmarkStart w:id="186" w:name="fixtures-conftest.py"/>
+    <w:bookmarkStart w:id="171" w:name="fixtures-conftest.py"/>
     <w:p>
       <w:pPr>
         <w:pStyle w:val="Heading3"/>
@@ -28823,8 +28488,8 @@
         <w:t xml:space="preserve">— test_user için login → JWT</w:t>
       </w:r>
     </w:p>
-    <w:bookmarkEnd w:id="186"/>
-    <w:bookmarkStart w:id="187" w:name="async-test-örneği"/>
+    <w:bookmarkEnd w:id="171"/>
+    <w:bookmarkStart w:id="172" w:name="async-test-örneği"/>
     <w:p>
       <w:pPr>
         <w:pStyle w:val="Heading3"/>
@@ -28955,8 +28620,8 @@
         <w:t xml:space="preserve">401</w:t>
       </w:r>
     </w:p>
-    <w:bookmarkEnd w:id="187"/>
-    <w:bookmarkStart w:id="188" w:name="coverage-hedefi"/>
+    <w:bookmarkEnd w:id="172"/>
+    <w:bookmarkStart w:id="173" w:name="coverage-hedefi"/>
     <w:p>
       <w:pPr>
         <w:pStyle w:val="Heading3"/>
@@ -29118,9 +28783,9 @@
         <w:t xml:space="preserve">Overall: ~80%.</w:t>
       </w:r>
     </w:p>
-    <w:bookmarkEnd w:id="188"/>
-    <w:bookmarkEnd w:id="189"/>
-    <w:bookmarkStart w:id="194" w:name="devops-ve-deployment"/>
+    <w:bookmarkEnd w:id="173"/>
+    <w:bookmarkEnd w:id="174"/>
+    <w:bookmarkStart w:id="179" w:name="devops-ve-deployment"/>
     <w:p>
       <w:pPr>
         <w:pStyle w:val="Heading2"/>
@@ -29129,7 +28794,7 @@
         <w:t xml:space="preserve">7.10 DevOps ve Deployment</w:t>
       </w:r>
     </w:p>
-    <w:bookmarkStart w:id="190" w:name="dockerfile-multi-stage"/>
+    <w:bookmarkStart w:id="175" w:name="dockerfile-multi-stage"/>
     <w:p>
       <w:pPr>
         <w:pStyle w:val="Heading3"/>
@@ -29446,8 +29111,8 @@
         <w:t xml:space="preserve">]</w:t>
       </w:r>
     </w:p>
-    <w:bookmarkEnd w:id="190"/>
-    <w:bookmarkStart w:id="191" w:name="docker-compose.yml-servisleri"/>
+    <w:bookmarkEnd w:id="175"/>
+    <w:bookmarkStart w:id="176" w:name="docker-compose.yml-servisleri"/>
     <w:p>
       <w:pPr>
         <w:pStyle w:val="Heading3"/>
@@ -29464,8 +29129,8 @@
         <w:t xml:space="preserve">Beş servis: api, postgres, prometheus, loki, grafana. Caddy opsiyonel (prod TLS).</w:t>
       </w:r>
     </w:p>
-    <w:bookmarkEnd w:id="191"/>
-    <w:bookmarkStart w:id="192" w:name="deployprod_up.sh"/>
+    <w:bookmarkEnd w:id="176"/>
+    <w:bookmarkStart w:id="177" w:name="deployprod_up.sh"/>
     <w:p>
       <w:pPr>
         <w:pStyle w:val="Heading3"/>
@@ -29590,8 +29255,8 @@
         <w:t xml:space="preserve"> compose ps</w:t>
       </w:r>
     </w:p>
-    <w:bookmarkEnd w:id="192"/>
-    <w:bookmarkStart w:id="193" w:name="backup"/>
+    <w:bookmarkEnd w:id="177"/>
+    <w:bookmarkStart w:id="178" w:name="backup"/>
     <w:p>
       <w:pPr>
         <w:pStyle w:val="Heading3"/>
@@ -29741,10 +29406,10 @@
         <w:t xml:space="preserve">sunar.</w:t>
       </w:r>
     </w:p>
-    <w:bookmarkEnd w:id="193"/>
-    <w:bookmarkEnd w:id="194"/>
-    <w:bookmarkEnd w:id="195"/>
-    <w:bookmarkStart w:id="223" w:name="X931900db1f4306871f263d9fd0102c9e1a35b0a"/>
+    <w:bookmarkEnd w:id="178"/>
+    <w:bookmarkEnd w:id="179"/>
+    <w:bookmarkEnd w:id="180"/>
+    <w:bookmarkStart w:id="193" w:name="X931900db1f4306871f263d9fd0102c9e1a35b0a"/>
     <w:p>
       <w:pPr>
         <w:pStyle w:val="Heading1"/>
@@ -29753,7 +29418,7 @@
         <w:t xml:space="preserve">Bölüm 8 — Deneysel Bulgular ve Değerlendirme</w:t>
       </w:r>
     </w:p>
-    <w:bookmarkStart w:id="196" w:name="deney-kurulumu"/>
+    <w:bookmarkStart w:id="181" w:name="deney-kurulumu"/>
     <w:p>
       <w:pPr>
         <w:pStyle w:val="Heading2"/>
@@ -30063,8 +29728,8 @@
         </w:tc>
       </w:tr>
     </w:tbl>
-    <w:bookmarkEnd w:id="196"/>
-    <w:bookmarkStart w:id="200" w:name="şekil-8.1-solver-zamanoptimal-yakınsama"/>
+    <w:bookmarkEnd w:id="181"/>
+    <w:bookmarkStart w:id="182" w:name="şekil-8.1-solver-zamanoptimal-yakınsama"/>
     <w:p>
       <w:pPr>
         <w:pStyle w:val="Heading2"/>
@@ -30075,62 +29740,7 @@
     </w:p>
     <w:p>
       <w:pPr>
-        <w:pStyle w:val="CaptionedFigure"/>
-      </w:pPr>
-      <w:r>
-        <w:drawing>
-          <wp:inline>
-            <wp:extent cx="4800600" cy="3000375"/>
-            <wp:effectExtent b="0" l="0" r="0" t="0"/>
-            <wp:docPr descr="Şekil 8.1" title="" id="198" name="Picture"/>
-            <a:graphic>
-              <a:graphicData uri="http://schemas.openxmlformats.org/drawingml/2006/picture">
-                <pic:pic>
-                  <pic:nvPicPr>
-                    <pic:cNvPr descr="/home/kursat/.gemini/antigravity/scratch/teknofest_yarismalari/havayolu_optimizasyonu_2026/docs/thesis/gorseller/fig_8_1_convergence.png" id="199" name="Picture"/>
-                    <pic:cNvPicPr>
-                      <a:picLocks noChangeArrowheads="1" noChangeAspect="1"/>
-                    </pic:cNvPicPr>
-                  </pic:nvPicPr>
-                  <pic:blipFill>
-                    <a:blip r:embed="rId197"/>
-                    <a:stretch>
-                      <a:fillRect/>
-                    </a:stretch>
-                  </pic:blipFill>
-                  <pic:spPr bwMode="auto">
-                    <a:xfrm>
-                      <a:off x="0" y="0"/>
-                      <a:ext cx="4800600" cy="3000375"/>
-                    </a:xfrm>
-                    <a:prstGeom prst="rect">
-                      <a:avLst/>
-                    </a:prstGeom>
-                    <a:noFill/>
-                    <a:ln w="9525">
-                      <a:noFill/>
-                      <a:headEnd/>
-                      <a:tailEnd/>
-                    </a:ln>
-                  </pic:spPr>
-                </pic:pic>
-              </a:graphicData>
-            </a:graphic>
-          </wp:inline>
-        </w:drawing>
-      </w:r>
-    </w:p>
-    <w:p>
-      <w:pPr>
-        <w:pStyle w:val="ImageCaption"/>
-      </w:pPr>
-      <w:r>
-        <w:t xml:space="preserve">Şekil 8.1</w:t>
-      </w:r>
-    </w:p>
-    <w:p>
-      <w:pPr>
-        <w:pStyle w:val="BodyText"/>
+        <w:pStyle w:val="FirstParagraph"/>
       </w:pPr>
       <w:r>
         <w:t xml:space="preserve">CP-SAT çekirdeğinin 150 uçuşluk senaryoda</w:t>
@@ -30177,7 +29787,7 @@
           <w:iCs/>
           <w:i/>
         </w:rPr>
-        <w:t xml:space="preserve">[ASCII görsel temsil — PDF/DOCX sürümünde görsel olarak sunulmaktadır]</w:t>
+        <w:t xml:space="preserve">[Görsel temsil — PDF sürümünde ilgili şekil olarak sunulmaktadır.]</w:t>
       </w:r>
     </w:p>
     <w:p>
@@ -30265,8 +29875,8 @@
         <w:t xml:space="preserve">: 30 saniyede %3.4, 60 saniyede %2.1 optimality gap. Bu, operasyonel karar için yeterli (dispatcher genellikle &lt; 1 dk toleransta).</w:t>
       </w:r>
     </w:p>
-    <w:bookmarkEnd w:id="200"/>
-    <w:bookmarkStart w:id="203" w:name="X6df7798adbf89434374a6bf1bcb95e163d9d772"/>
+    <w:bookmarkEnd w:id="182"/>
+    <w:bookmarkStart w:id="183" w:name="X6df7798adbf89434374a6bf1bcb95e163d9d772"/>
     <w:p>
       <w:pPr>
         <w:pStyle w:val="Heading2"/>
@@ -30277,62 +29887,7 @@
     </w:p>
     <w:p>
       <w:pPr>
-        <w:pStyle w:val="CaptionedFigure"/>
-      </w:pPr>
-      <w:r>
-        <w:drawing>
-          <wp:inline>
-            <wp:extent cx="5067300" cy="1621536"/>
-            <wp:effectExtent b="0" l="0" r="0" t="0"/>
-            <wp:docPr descr="Tablo 8.1" title="" id="201" name="Picture"/>
-            <a:graphic>
-              <a:graphicData uri="http://schemas.openxmlformats.org/drawingml/2006/picture">
-                <pic:pic>
-                  <pic:nvPicPr>
-                    <pic:cNvPr descr="/home/kursat/.gemini/antigravity/scratch/teknofest_yarismalari/havayolu_optimizasyonu_2026/docs/thesis/gorseller/table_8_1_kpi.png" id="202" name="Picture"/>
-                    <pic:cNvPicPr>
-                      <a:picLocks noChangeArrowheads="1" noChangeAspect="1"/>
-                    </pic:cNvPicPr>
-                  </pic:nvPicPr>
-                  <pic:blipFill>
-                    <a:blip r:embed="rId57"/>
-                    <a:stretch>
-                      <a:fillRect/>
-                    </a:stretch>
-                  </pic:blipFill>
-                  <pic:spPr bwMode="auto">
-                    <a:xfrm>
-                      <a:off x="0" y="0"/>
-                      <a:ext cx="5067300" cy="1621536"/>
-                    </a:xfrm>
-                    <a:prstGeom prst="rect">
-                      <a:avLst/>
-                    </a:prstGeom>
-                    <a:noFill/>
-                    <a:ln w="9525">
-                      <a:noFill/>
-                      <a:headEnd/>
-                      <a:tailEnd/>
-                    </a:ln>
-                  </pic:spPr>
-                </pic:pic>
-              </a:graphicData>
-            </a:graphic>
-          </wp:inline>
-        </w:drawing>
-      </w:r>
-    </w:p>
-    <w:p>
-      <w:pPr>
-        <w:pStyle w:val="ImageCaption"/>
-      </w:pPr>
-      <w:r>
-        <w:t xml:space="preserve">Tablo 8.1</w:t>
-      </w:r>
-    </w:p>
-    <w:p>
-      <w:pPr>
-        <w:pStyle w:val="BodyText"/>
+        <w:pStyle w:val="FirstParagraph"/>
       </w:pPr>
       <w:r>
         <w:t xml:space="preserve">150 uçuşluk, FTL baskılı senaryoda 10 koşu ortalaması (±95% CI):</w:t>
@@ -30935,8 +30490,8 @@
         <w:t xml:space="preserve">: CP-SAT optimal yakınında bir çözüm üretir → QIGA bu çözüm etrafında mikro-iyileştirmeler yapar → sonuç genel olarak her iki yöntemin tekil performansını geçer.</w:t>
       </w:r>
     </w:p>
-    <w:bookmarkEnd w:id="203"/>
-    <w:bookmarkStart w:id="207" w:name="şekil-8.2-senaryo-bazlı-iptal-oranı"/>
+    <w:bookmarkEnd w:id="183"/>
+    <w:bookmarkStart w:id="184" w:name="şekil-8.2-senaryo-bazlı-iptal-oranı"/>
     <w:p>
       <w:pPr>
         <w:pStyle w:val="Heading2"/>
@@ -30947,62 +30502,7 @@
     </w:p>
     <w:p>
       <w:pPr>
-        <w:pStyle w:val="CaptionedFigure"/>
-      </w:pPr>
-      <w:r>
-        <w:drawing>
-          <wp:inline>
-            <wp:extent cx="4800600" cy="2400300"/>
-            <wp:effectExtent b="0" l="0" r="0" t="0"/>
-            <wp:docPr descr="Şekil 8.2" title="" id="205" name="Picture"/>
-            <a:graphic>
-              <a:graphicData uri="http://schemas.openxmlformats.org/drawingml/2006/picture">
-                <pic:pic>
-                  <pic:nvPicPr>
-                    <pic:cNvPr descr="/home/kursat/.gemini/antigravity/scratch/teknofest_yarismalari/havayolu_optimizasyonu_2026/docs/thesis/gorseller/fig_8_2_cancellation.png" id="206" name="Picture"/>
-                    <pic:cNvPicPr>
-                      <a:picLocks noChangeArrowheads="1" noChangeAspect="1"/>
-                    </pic:cNvPicPr>
-                  </pic:nvPicPr>
-                  <pic:blipFill>
-                    <a:blip r:embed="rId204"/>
-                    <a:stretch>
-                      <a:fillRect/>
-                    </a:stretch>
-                  </pic:blipFill>
-                  <pic:spPr bwMode="auto">
-                    <a:xfrm>
-                      <a:off x="0" y="0"/>
-                      <a:ext cx="4800600" cy="2400300"/>
-                    </a:xfrm>
-                    <a:prstGeom prst="rect">
-                      <a:avLst/>
-                    </a:prstGeom>
-                    <a:noFill/>
-                    <a:ln w="9525">
-                      <a:noFill/>
-                      <a:headEnd/>
-                      <a:tailEnd/>
-                    </a:ln>
-                  </pic:spPr>
-                </pic:pic>
-              </a:graphicData>
-            </a:graphic>
-          </wp:inline>
-        </w:drawing>
-      </w:r>
-    </w:p>
-    <w:p>
-      <w:pPr>
-        <w:pStyle w:val="ImageCaption"/>
-      </w:pPr>
-      <w:r>
-        <w:t xml:space="preserve">Şekil 8.2</w:t>
-      </w:r>
-    </w:p>
-    <w:p>
-      <w:pPr>
-        <w:pStyle w:val="BodyText"/>
+        <w:pStyle w:val="FirstParagraph"/>
       </w:pPr>
       <w:r>
         <w:t xml:space="preserve">Beş farklı stres senaryosu altında iptal oranı (cancellations / total flights):</w:t>
@@ -31017,7 +30517,7 @@
           <w:iCs/>
           <w:i/>
         </w:rPr>
-        <w:t xml:space="preserve">[ASCII görsel temsil — PDF/DOCX sürümünde görsel olarak sunulmaktadır]</w:t>
+        <w:t xml:space="preserve">[Görsel temsil — PDF sürümünde ilgili şekil olarak sunulmaktadır.]</w:t>
       </w:r>
     </w:p>
     <w:p>
@@ -31051,8 +30551,8 @@
         <w:t xml:space="preserve">koşullarında (combined stress) B₂’ye göre daha belirgin fark yaratır; bu QIGA’nın infeasibility sonrası iyileştirme gücünü gösterir.</w:t>
       </w:r>
     </w:p>
-    <w:bookmarkEnd w:id="207"/>
-    <w:bookmarkStart w:id="208" w:name="X2a94549d5f612ee2c8bf7df499eb9e7a274fa1a"/>
+    <w:bookmarkEnd w:id="184"/>
+    <w:bookmarkStart w:id="185" w:name="X2a94549d5f612ee2c8bf7df499eb9e7a274fa1a"/>
     <w:p>
       <w:pPr>
         <w:pStyle w:val="Heading2"/>
@@ -31439,8 +30939,8 @@
         <w:t xml:space="preserve">: 5 ardışık hatada 60 s sonra geri açılır. Fallback oranı &lt; %2, bu ürünleşmeye uygun seviyede.</w:t>
       </w:r>
     </w:p>
-    <w:bookmarkEnd w:id="208"/>
-    <w:bookmarkStart w:id="212" w:name="şekil-8.3-shap-özellik-önemi-dağılımı"/>
+    <w:bookmarkEnd w:id="185"/>
+    <w:bookmarkStart w:id="186" w:name="şekil-8.3-shap-özellik-önemi-dağılımı"/>
     <w:p>
       <w:pPr>
         <w:pStyle w:val="Heading2"/>
@@ -31451,62 +30951,7 @@
     </w:p>
     <w:p>
       <w:pPr>
-        <w:pStyle w:val="CaptionedFigure"/>
-      </w:pPr>
-      <w:r>
-        <w:drawing>
-          <wp:inline>
-            <wp:extent cx="4800600" cy="3300412"/>
-            <wp:effectExtent b="0" l="0" r="0" t="0"/>
-            <wp:docPr descr="Şekil 8.3" title="" id="210" name="Picture"/>
-            <a:graphic>
-              <a:graphicData uri="http://schemas.openxmlformats.org/drawingml/2006/picture">
-                <pic:pic>
-                  <pic:nvPicPr>
-                    <pic:cNvPr descr="/home/kursat/.gemini/antigravity/scratch/teknofest_yarismalari/havayolu_optimizasyonu_2026/docs/thesis/gorseller/fig_8_3_shap.png" id="211" name="Picture"/>
-                    <pic:cNvPicPr>
-                      <a:picLocks noChangeArrowheads="1" noChangeAspect="1"/>
-                    </pic:cNvPicPr>
-                  </pic:nvPicPr>
-                  <pic:blipFill>
-                    <a:blip r:embed="rId209"/>
-                    <a:stretch>
-                      <a:fillRect/>
-                    </a:stretch>
-                  </pic:blipFill>
-                  <pic:spPr bwMode="auto">
-                    <a:xfrm>
-                      <a:off x="0" y="0"/>
-                      <a:ext cx="4800600" cy="3300412"/>
-                    </a:xfrm>
-                    <a:prstGeom prst="rect">
-                      <a:avLst/>
-                    </a:prstGeom>
-                    <a:noFill/>
-                    <a:ln w="9525">
-                      <a:noFill/>
-                      <a:headEnd/>
-                      <a:tailEnd/>
-                    </a:ln>
-                  </pic:spPr>
-                </pic:pic>
-              </a:graphicData>
-            </a:graphic>
-          </wp:inline>
-        </w:drawing>
-      </w:r>
-    </w:p>
-    <w:p>
-      <w:pPr>
-        <w:pStyle w:val="ImageCaption"/>
-      </w:pPr>
-      <w:r>
-        <w:t xml:space="preserve">Şekil 8.3</w:t>
-      </w:r>
-    </w:p>
-    <w:p>
-      <w:pPr>
-        <w:pStyle w:val="BodyText"/>
+        <w:pStyle w:val="FirstParagraph"/>
       </w:pPr>
       <w:r>
         <w:t xml:space="preserve">150 uçuşta aggregate mean |SHAP value|:</w:t>
@@ -31521,7 +30966,7 @@
           <w:iCs/>
           <w:i/>
         </w:rPr>
-        <w:t xml:space="preserve">[ASCII görsel temsil — PDF/DOCX sürümünde görsel olarak sunulmaktadır]</w:t>
+        <w:t xml:space="preserve">[Görsel temsil — PDF sürümünde ilgili şekil olarak sunulmaktadır.]</w:t>
       </w:r>
     </w:p>
     <w:p>
@@ -31539,8 +30984,8 @@
         <w:t xml:space="preserve">: Hava riski ve mürettebat yorgunluğu baskın; bu EASA beklentileriyle örtüşür (FTL ve meteorological factors IATA delay codes içinde ilk iki kategoridir).</w:t>
       </w:r>
     </w:p>
-    <w:bookmarkEnd w:id="212"/>
-    <w:bookmarkStart w:id="213" w:name="ölçeklenebilirlik-deneyleri"/>
+    <w:bookmarkEnd w:id="186"/>
+    <w:bookmarkStart w:id="187" w:name="ölçeklenebilirlik-deneyleri"/>
     <w:p>
       <w:pPr>
         <w:pStyle w:val="Heading2"/>
@@ -31928,8 +31373,8 @@
         <w:t xml:space="preserve">gereklidir.</w:t>
       </w:r>
     </w:p>
-    <w:bookmarkEnd w:id="213"/>
-    <w:bookmarkStart w:id="214" w:name="ftl-doğrulama-deneyi"/>
+    <w:bookmarkEnd w:id="187"/>
+    <w:bookmarkStart w:id="188" w:name="ftl-doğrulama-deneyi"/>
     <w:p>
       <w:pPr>
         <w:pStyle w:val="Heading2"/>
@@ -32157,8 +31602,8 @@
         <w:t xml:space="preserve">bu davranışı otomatize ediyor; 10/10 deterministik geçiyor.</w:t>
       </w:r>
     </w:p>
-    <w:bookmarkEnd w:id="214"/>
-    <w:bookmarkStart w:id="215" w:name="api-performans-testi"/>
+    <w:bookmarkEnd w:id="188"/>
+    <w:bookmarkStart w:id="189" w:name="api-performans-testi"/>
     <w:p>
       <w:pPr>
         <w:pStyle w:val="Heading2"/>
@@ -32580,8 +32025,8 @@
         <w:t xml:space="preserve">: Solver endpoint’i p99’da zaman sınırına çok yakın. Üretimde Celery worker pool’a çıkarılması önerilir (Faz F).</w:t>
       </w:r>
     </w:p>
-    <w:bookmarkEnd w:id="215"/>
-    <w:bookmarkStart w:id="216" w:name="xai-kullanılabilirlik-mini-deneyi"/>
+    <w:bookmarkEnd w:id="189"/>
+    <w:bookmarkStart w:id="190" w:name="xai-kullanılabilirlik-mini-deneyi"/>
     <w:p>
       <w:pPr>
         <w:pStyle w:val="Heading2"/>
@@ -32776,8 +32221,8 @@
         <w:t xml:space="preserve">: Açıklanabilirlik çıktıları dispeçer güvenini pozitif etkiler; SHAP waterfall tercih edilen görselleştirme.</w:t>
       </w:r>
     </w:p>
-    <w:bookmarkEnd w:id="216"/>
-    <w:bookmarkStart w:id="217" w:name="X7dea090a0b3d6b6e8d66a419f5ec1458087169b"/>
+    <w:bookmarkEnd w:id="190"/>
+    <w:bookmarkStart w:id="191" w:name="X7dea090a0b3d6b6e8d66a419f5ec1458087169b"/>
     <w:p>
       <w:pPr>
         <w:pStyle w:val="Heading2"/>
@@ -33038,8 +32483,8 @@
         <w:t xml:space="preserve">.</w:t>
       </w:r>
     </w:p>
-    <w:bookmarkEnd w:id="217"/>
-    <w:bookmarkStart w:id="222" w:name="deney-özet"/>
+    <w:bookmarkEnd w:id="191"/>
+    <w:bookmarkStart w:id="192" w:name="deney-özet"/>
     <w:p>
       <w:pPr>
         <w:pStyle w:val="Heading2"/>
@@ -33114,131 +32559,137 @@
           </w:p>
         </w:tc>
       </w:tr>
+      <w:tr>
+        <w:tc>
+          <w:tcPr/>
+          <w:p>
+            <w:pPr>
+              <w:pStyle w:val="Compact"/>
+              <w:jc w:val="left"/>
+            </w:pPr>
+            <w:r>
+              <w:t xml:space="preserve">Solver 150 uçuşta 60s altında optimal yakın</w:t>
+            </w:r>
+          </w:p>
+        </w:tc>
+        <w:tc>
+          <w:tcPr/>
+          <w:p>
+            <w:pPr>
+              <w:pStyle w:val="Compact"/>
+              <w:jc w:val="left"/>
+            </w:pPr>
+            <w:r>
+              <w:t xml:space="preserve">Şekil 8.1</w:t>
+            </w:r>
+          </w:p>
+        </w:tc>
+      </w:tr>
+      <w:tr>
+        <w:tc>
+          <w:tcPr/>
+          <w:p>
+            <w:pPr>
+              <w:pStyle w:val="Compact"/>
+              <w:jc w:val="left"/>
+            </w:pPr>
+            <w:r>
+              <w:t xml:space="preserve">EASA FTL tavanı hard-constraint olarak etkili</w:t>
+            </w:r>
+          </w:p>
+        </w:tc>
+        <w:tc>
+          <w:tcPr/>
+          <w:p>
+            <w:pPr>
+              <w:pStyle w:val="Compact"/>
+              <w:jc w:val="left"/>
+            </w:pPr>
+            <w:r>
+              <w:t xml:space="preserve">§8.8</w:t>
+            </w:r>
+          </w:p>
+        </w:tc>
+      </w:tr>
+      <w:tr>
+        <w:tc>
+          <w:tcPr/>
+          <w:p>
+            <w:pPr>
+              <w:pStyle w:val="Compact"/>
+              <w:jc w:val="left"/>
+            </w:pPr>
+            <w:r>
+              <w:t xml:space="preserve">XAI çıktıları kullanıcı güvenini artırıyor</w:t>
+            </w:r>
+          </w:p>
+        </w:tc>
+        <w:tc>
+          <w:tcPr/>
+          <w:p>
+            <w:pPr>
+              <w:pStyle w:val="Compact"/>
+              <w:jc w:val="left"/>
+            </w:pPr>
+            <w:r>
+              <w:t xml:space="preserve">§8.10</w:t>
+            </w:r>
+          </w:p>
+        </w:tc>
+      </w:tr>
+      <w:tr>
+        <w:tc>
+          <w:tcPr/>
+          <w:p>
+            <w:pPr>
+              <w:pStyle w:val="Compact"/>
+              <w:jc w:val="left"/>
+            </w:pPr>
+            <w:r>
+              <w:t xml:space="preserve">Canlı veri entegrasyonu kararları bozmuyor</w:t>
+            </w:r>
+          </w:p>
+        </w:tc>
+        <w:tc>
+          <w:tcPr/>
+          <w:p>
+            <w:pPr>
+              <w:pStyle w:val="Compact"/>
+              <w:jc w:val="left"/>
+            </w:pPr>
+            <w:r>
+              <w:t xml:space="preserve">§8.11</w:t>
+            </w:r>
+          </w:p>
+        </w:tc>
+      </w:tr>
+      <w:tr>
+        <w:tc>
+          <w:tcPr/>
+          <w:p>
+            <w:pPr>
+              <w:pStyle w:val="Compact"/>
+              <w:jc w:val="left"/>
+            </w:pPr>
+            <w:r>
+              <w:t xml:space="preserve">500+ uçuş için rolling horizon gerekli</w:t>
+            </w:r>
+          </w:p>
+        </w:tc>
+        <w:tc>
+          <w:tcPr/>
+          <w:p>
+            <w:pPr>
+              <w:pStyle w:val="Compact"/>
+              <w:jc w:val="left"/>
+            </w:pPr>
+            <w:r>
+              <w:t xml:space="preserve">Tablo 8.7</w:t>
+            </w:r>
+          </w:p>
+        </w:tc>
+      </w:tr>
     </w:tbl>
-    <w:p>
-      <w:pPr>
-        <w:pStyle w:val="BodyText"/>
-      </w:pPr>
-      <w:r>
-        <w:drawing>
-          <wp:inline>
-            <wp:extent cx="5067300" cy="1621536"/>
-            <wp:effectExtent b="0" l="0" r="0" t="0"/>
-            <wp:docPr descr="Tablo 8.1" title="" id="218" name="Picture"/>
-            <a:graphic>
-              <a:graphicData uri="http://schemas.openxmlformats.org/drawingml/2006/picture">
-                <pic:pic>
-                  <pic:nvPicPr>
-                    <pic:cNvPr descr="/home/kursat/.gemini/antigravity/scratch/teknofest_yarismalari/havayolu_optimizasyonu_2026/docs/thesis/gorseller/table_8_1_kpi.png" id="219" name="Picture"/>
-                    <pic:cNvPicPr>
-                      <a:picLocks noChangeArrowheads="1" noChangeAspect="1"/>
-                    </pic:cNvPicPr>
-                  </pic:nvPicPr>
-                  <pic:blipFill>
-                    <a:blip r:embed="rId57"/>
-                    <a:stretch>
-                      <a:fillRect/>
-                    </a:stretch>
-                  </pic:blipFill>
-                  <pic:spPr bwMode="auto">
-                    <a:xfrm>
-                      <a:off x="0" y="0"/>
-                      <a:ext cx="5067300" cy="1621536"/>
-                    </a:xfrm>
-                    <a:prstGeom prst="rect">
-                      <a:avLst/>
-                    </a:prstGeom>
-                    <a:noFill/>
-                    <a:ln w="9525">
-                      <a:noFill/>
-                      <a:headEnd/>
-                      <a:tailEnd/>
-                    </a:ln>
-                  </pic:spPr>
-                </pic:pic>
-              </a:graphicData>
-            </a:graphic>
-          </wp:inline>
-        </w:drawing>
-      </w:r>
-      <w:r>
-        <w:t xml:space="preserve"> </w:t>
-      </w:r>
-      <w:r>
-        <w:t xml:space="preserve">| Solver 150 uçuşta 60s altında optimal yakın | Şekil 8.1 |</w:t>
-      </w:r>
-    </w:p>
-    <w:p>
-      <w:pPr>
-        <w:pStyle w:val="BodyText"/>
-      </w:pPr>
-      <w:r>
-        <w:drawing>
-          <wp:inline>
-            <wp:extent cx="4800600" cy="3000375"/>
-            <wp:effectExtent b="0" l="0" r="0" t="0"/>
-            <wp:docPr descr="Şekil 8.1" title="" id="220" name="Picture"/>
-            <a:graphic>
-              <a:graphicData uri="http://schemas.openxmlformats.org/drawingml/2006/picture">
-                <pic:pic>
-                  <pic:nvPicPr>
-                    <pic:cNvPr descr="/home/kursat/.gemini/antigravity/scratch/teknofest_yarismalari/havayolu_optimizasyonu_2026/docs/thesis/gorseller/fig_8_1_convergence.png" id="221" name="Picture"/>
-                    <pic:cNvPicPr>
-                      <a:picLocks noChangeArrowheads="1" noChangeAspect="1"/>
-                    </pic:cNvPicPr>
-                  </pic:nvPicPr>
-                  <pic:blipFill>
-                    <a:blip r:embed="rId197"/>
-                    <a:stretch>
-                      <a:fillRect/>
-                    </a:stretch>
-                  </pic:blipFill>
-                  <pic:spPr bwMode="auto">
-                    <a:xfrm>
-                      <a:off x="0" y="0"/>
-                      <a:ext cx="4800600" cy="3000375"/>
-                    </a:xfrm>
-                    <a:prstGeom prst="rect">
-                      <a:avLst/>
-                    </a:prstGeom>
-                    <a:noFill/>
-                    <a:ln w="9525">
-                      <a:noFill/>
-                      <a:headEnd/>
-                      <a:tailEnd/>
-                    </a:ln>
-                  </pic:spPr>
-                </pic:pic>
-              </a:graphicData>
-            </a:graphic>
-          </wp:inline>
-        </w:drawing>
-      </w:r>
-      <w:r>
-        <w:t xml:space="preserve"> </w:t>
-      </w:r>
-      <w:r>
-        <w:t xml:space="preserve">| EASA FTL tavanı hard-constraint olarak etkili | §8.8 |</w:t>
-      </w:r>
-      <w:r>
-        <w:t xml:space="preserve"> </w:t>
-      </w:r>
-      <w:r>
-        <w:t xml:space="preserve">| XAI çıktıları kullanıcı güvenini artırıyor | §8.10 |</w:t>
-      </w:r>
-      <w:r>
-        <w:t xml:space="preserve"> </w:t>
-      </w:r>
-      <w:r>
-        <w:t xml:space="preserve">| Canlı veri entegrasyonu kararları bozmuyor | §8.11 |</w:t>
-      </w:r>
-      <w:r>
-        <w:t xml:space="preserve"> </w:t>
-      </w:r>
-      <w:r>
-        <w:t xml:space="preserve">| 500+ uçuş için rolling horizon gerekli | Tablo 8.7 |</w:t>
-      </w:r>
-    </w:p>
     <w:p>
       <w:pPr>
         <w:pStyle w:val="BodyText"/>
@@ -33260,9 +32711,9 @@
         <w:t xml:space="preserve">.</w:t>
       </w:r>
     </w:p>
-    <w:bookmarkEnd w:id="222"/>
-    <w:bookmarkEnd w:id="223"/>
-    <w:bookmarkStart w:id="247" w:name="bölüm-9-tartışma"/>
+    <w:bookmarkEnd w:id="192"/>
+    <w:bookmarkEnd w:id="193"/>
+    <w:bookmarkStart w:id="215" w:name="bölüm-9-tartışma"/>
     <w:p>
       <w:pPr>
         <w:pStyle w:val="Heading1"/>
@@ -33271,7 +32722,7 @@
         <w:t xml:space="preserve">Bölüm 9 — Tartışma</w:t>
       </w:r>
     </w:p>
-    <w:bookmarkStart w:id="224" w:name="bulguların-literatüre-göre-konumu"/>
+    <w:bookmarkStart w:id="194" w:name="bulguların-literatüre-göre-konumu"/>
     <w:p>
       <w:pPr>
         <w:pStyle w:val="Heading2"/>
@@ -33697,8 +33148,8 @@
         <w:t xml:space="preserve">; bu sertifikasyon-kritik uygulamalarda belirleyicidir.</w:t>
       </w:r>
     </w:p>
-    <w:bookmarkEnd w:id="224"/>
-    <w:bookmarkStart w:id="225" w:name="Xb97839c8c58f1a47fa2e4eee442ad1a7005fc94"/>
+    <w:bookmarkEnd w:id="194"/>
+    <w:bookmarkStart w:id="195" w:name="Xb97839c8c58f1a47fa2e4eee442ad1a7005fc94"/>
     <w:p>
       <w:pPr>
         <w:pStyle w:val="Heading2"/>
@@ -34104,8 +33555,8 @@
         <w:t xml:space="preserve">gereksinimini karşılıyor; drift monitoring tek kalan açık. Bu, Bölüm 10’da gelecek çalışma olarak belirtilmiştir.</w:t>
       </w:r>
     </w:p>
-    <w:bookmarkEnd w:id="225"/>
-    <w:bookmarkStart w:id="230" w:name="mimari-kararların-savunması"/>
+    <w:bookmarkEnd w:id="195"/>
+    <w:bookmarkStart w:id="200" w:name="mimari-kararların-savunması"/>
     <w:p>
       <w:pPr>
         <w:pStyle w:val="Heading2"/>
@@ -34114,7 +33565,7 @@
         <w:t xml:space="preserve">9.3 Mimari Kararların Savunması</w:t>
       </w:r>
     </w:p>
-    <w:bookmarkStart w:id="226" w:name="neden-cp-sat-gurobicplex-değil"/>
+    <w:bookmarkStart w:id="196" w:name="neden-cp-sat-gurobicplex-değil"/>
     <w:p>
       <w:pPr>
         <w:pStyle w:val="Heading3"/>
@@ -34219,8 +33670,8 @@
         <w:t xml:space="preserve">gibi soyutlamaları havacılık için doğal.</w:t>
       </w:r>
     </w:p>
-    <w:bookmarkEnd w:id="226"/>
-    <w:bookmarkStart w:id="227" w:name="neden-sqlite-postgresql"/>
+    <w:bookmarkEnd w:id="196"/>
+    <w:bookmarkStart w:id="197" w:name="neden-sqlite-postgresql"/>
     <w:p>
       <w:pPr>
         <w:pStyle w:val="Heading3"/>
@@ -34265,8 +33716,8 @@
         <w:t xml:space="preserve">Geçiş: Aynı SQLAlchemy async session, sadece DATABASE_URL değişir</w:t>
       </w:r>
     </w:p>
-    <w:bookmarkEnd w:id="227"/>
-    <w:bookmarkStart w:id="228" w:name="neden-fastapi-users-özel-auth-değil"/>
+    <w:bookmarkEnd w:id="197"/>
+    <w:bookmarkStart w:id="198" w:name="neden-fastapi-users-özel-auth-değil"/>
     <w:p>
       <w:pPr>
         <w:pStyle w:val="Heading3"/>
@@ -34324,8 +33775,8 @@
         <w:t xml:space="preserve">Topluluk tarafından denetlenmiş (~4k GitHub star, aktif bakım)</w:t>
       </w:r>
     </w:p>
-    <w:bookmarkEnd w:id="228"/>
-    <w:bookmarkStart w:id="229" w:name="Xf7121f1df870331f5c2a779c6015ec8b606c3f2"/>
+    <w:bookmarkEnd w:id="198"/>
+    <w:bookmarkStart w:id="199" w:name="Xf7121f1df870331f5c2a779c6015ec8b606c3f2"/>
     <w:p>
       <w:pPr>
         <w:pStyle w:val="Heading3"/>
@@ -34370,9 +33821,9 @@
         <w:t xml:space="preserve">WebGL (Three.js) + vector tiles (MapLibre) native; DOM abstraction performans maliyeti taşır</w:t>
       </w:r>
     </w:p>
-    <w:bookmarkEnd w:id="229"/>
-    <w:bookmarkEnd w:id="230"/>
-    <w:bookmarkStart w:id="236" w:name="sistemin-kısıtları"/>
+    <w:bookmarkEnd w:id="199"/>
+    <w:bookmarkEnd w:id="200"/>
+    <w:bookmarkStart w:id="206" w:name="sistemin-kısıtları"/>
     <w:p>
       <w:pPr>
         <w:pStyle w:val="Heading2"/>
@@ -34381,7 +33832,7 @@
         <w:t xml:space="preserve">9.4 Sistemin Kısıtları</w:t>
       </w:r>
     </w:p>
-    <w:bookmarkStart w:id="231" w:name="ftl-modelinin-basitliği"/>
+    <w:bookmarkStart w:id="201" w:name="ftl-modelinin-basitliği"/>
     <w:p>
       <w:pPr>
         <w:pStyle w:val="Heading3"/>
@@ -34452,8 +33903,8 @@
         <w:t xml:space="preserve">Faz C’de tam tablo implementasyonu tanımlanmıştır.</w:t>
       </w:r>
     </w:p>
-    <w:bookmarkEnd w:id="231"/>
-    <w:bookmarkStart w:id="232" w:name="canlı-veri-kaynaklarının-eksikliği"/>
+    <w:bookmarkEnd w:id="201"/>
+    <w:bookmarkStart w:id="202" w:name="canlı-veri-kaynaklarının-eksikliği"/>
     <w:p>
       <w:pPr>
         <w:pStyle w:val="Heading3"/>
@@ -34483,8 +33934,8 @@
         <w:t xml:space="preserve">. Bunlar tez kapsamı dışındadır ama mimari (adapter pattern + circuit breaker) entegrasyonu kolaylaştırır.</w:t>
       </w:r>
     </w:p>
-    <w:bookmarkEnd w:id="232"/>
-    <w:bookmarkStart w:id="233" w:name="ölçek"/>
+    <w:bookmarkEnd w:id="202"/>
+    <w:bookmarkStart w:id="203" w:name="ölçek"/>
     <w:p>
       <w:pPr>
         <w:pStyle w:val="Heading3"/>
@@ -34501,8 +33952,8 @@
         <w:t xml:space="preserve">150–500 uçuş/pod pratik. Türk Hava Yolları (günlük ~1,500 uçuş) veya büyük havayolları (3,000+) için rolling horizon gereklidir (Faz F).</w:t>
       </w:r>
     </w:p>
-    <w:bookmarkEnd w:id="233"/>
-    <w:bookmarkStart w:id="234" w:name="xai-kullanıcı-testi-örneklem-boyutu"/>
+    <w:bookmarkEnd w:id="203"/>
+    <w:bookmarkStart w:id="204" w:name="xai-kullanıcı-testi-örneklem-boyutu"/>
     <w:p>
       <w:pPr>
         <w:pStyle w:val="Heading3"/>
@@ -34535,8 +33986,8 @@
         <w:t xml:space="preserve">örneklem önerilir.</w:t>
       </w:r>
     </w:p>
-    <w:bookmarkEnd w:id="234"/>
-    <w:bookmarkStart w:id="235" w:name="model-yanlılığı"/>
+    <w:bookmarkEnd w:id="204"/>
+    <w:bookmarkStart w:id="205" w:name="model-yanlılığı"/>
     <w:p>
       <w:pPr>
         <w:pStyle w:val="Heading3"/>
@@ -34568,9 +34019,9 @@
         <w:t xml:space="preserve">ile Türkiye hub-and-spoke topolojisine yanlıdır. Farklı bölgelerin (Asya-Pasifik point-to-point, ABD hub-and-spoke yoğun) modeli farklı performans verebilir. Genelleme için multi-regional validation gereklidir.</w:t>
       </w:r>
     </w:p>
-    <w:bookmarkEnd w:id="235"/>
-    <w:bookmarkEnd w:id="236"/>
-    <w:bookmarkStart w:id="237" w:name="tehditler-ve-güvenlik-değerlendirmesi"/>
+    <w:bookmarkEnd w:id="205"/>
+    <w:bookmarkEnd w:id="206"/>
+    <w:bookmarkStart w:id="207" w:name="tehditler-ve-güvenlik-değerlendirmesi"/>
     <w:p>
       <w:pPr>
         <w:pStyle w:val="Heading2"/>
@@ -35060,8 +34511,8 @@
         <w:t xml:space="preserve">template’ine not eklenmiştir.</w:t>
       </w:r>
     </w:p>
-    <w:bookmarkEnd w:id="237"/>
-    <w:bookmarkStart w:id="243" w:name="başarı-ölçütlerinin-değerlendirilmesi"/>
+    <w:bookmarkEnd w:id="207"/>
+    <w:bookmarkStart w:id="211" w:name="başarı-ölçütlerinin-değerlendirilmesi"/>
     <w:p>
       <w:pPr>
         <w:pStyle w:val="Heading2"/>
@@ -35078,7 +34529,7 @@
         <w:t xml:space="preserve">Bölüm 1’de tanımlanan üç alt soruya yanıt:</w:t>
       </w:r>
     </w:p>
-    <w:bookmarkStart w:id="240" w:name="rq₁.₁-hibrit-optimizasyonun-kâr-kazanımı"/>
+    <w:bookmarkStart w:id="208" w:name="rq₁.₁-hibrit-optimizasyonun-kâr-kazanımı"/>
     <w:p>
       <w:pPr>
         <w:pStyle w:val="Heading3"/>
@@ -35120,63 +34571,8 @@
         <w:t xml:space="preserve">koşullarında fark büyüyor (%10–%14).</w:t>
       </w:r>
     </w:p>
-    <w:p>
-      <w:pPr>
-        <w:pStyle w:val="CaptionedFigure"/>
-      </w:pPr>
-      <w:r>
-        <w:drawing>
-          <wp:inline>
-            <wp:extent cx="5067300" cy="1621536"/>
-            <wp:effectExtent b="0" l="0" r="0" t="0"/>
-            <wp:docPr descr="Tablo 8.1" title="" id="238" name="Picture"/>
-            <a:graphic>
-              <a:graphicData uri="http://schemas.openxmlformats.org/drawingml/2006/picture">
-                <pic:pic>
-                  <pic:nvPicPr>
-                    <pic:cNvPr descr="/home/kursat/.gemini/antigravity/scratch/teknofest_yarismalari/havayolu_optimizasyonu_2026/docs/thesis/gorseller/table_8_1_kpi.png" id="239" name="Picture"/>
-                    <pic:cNvPicPr>
-                      <a:picLocks noChangeArrowheads="1" noChangeAspect="1"/>
-                    </pic:cNvPicPr>
-                  </pic:nvPicPr>
-                  <pic:blipFill>
-                    <a:blip r:embed="rId57"/>
-                    <a:stretch>
-                      <a:fillRect/>
-                    </a:stretch>
-                  </pic:blipFill>
-                  <pic:spPr bwMode="auto">
-                    <a:xfrm>
-                      <a:off x="0" y="0"/>
-                      <a:ext cx="5067300" cy="1621536"/>
-                    </a:xfrm>
-                    <a:prstGeom prst="rect">
-                      <a:avLst/>
-                    </a:prstGeom>
-                    <a:noFill/>
-                    <a:ln w="9525">
-                      <a:noFill/>
-                      <a:headEnd/>
-                      <a:tailEnd/>
-                    </a:ln>
-                  </pic:spPr>
-                </pic:pic>
-              </a:graphicData>
-            </a:graphic>
-          </wp:inline>
-        </w:drawing>
-      </w:r>
-    </w:p>
-    <w:p>
-      <w:pPr>
-        <w:pStyle w:val="ImageCaption"/>
-      </w:pPr>
-      <w:r>
-        <w:t xml:space="preserve">Tablo 8.1</w:t>
-      </w:r>
-    </w:p>
-    <w:bookmarkEnd w:id="240"/>
-    <w:bookmarkStart w:id="241" w:name="rq₁.₂-canlı-veri-füzyonunun-etkisi"/>
+    <w:bookmarkEnd w:id="208"/>
+    <w:bookmarkStart w:id="209" w:name="rq₁.₂-canlı-veri-füzyonunun-etkisi"/>
     <w:p>
       <w:pPr>
         <w:pStyle w:val="Heading3"/>
@@ -35232,8 +34628,8 @@
         <w:t xml:space="preserve">olmasından kaynaklanıyor. Endüstri GDS/CFMU entegrasyonunda etki büyüyebilir — test edilmesi gereken hipotez.</w:t>
       </w:r>
     </w:p>
-    <w:bookmarkEnd w:id="241"/>
-    <w:bookmarkStart w:id="242" w:name="rq₁.₃-xainın-dispeçer-güvenine-etkisi"/>
+    <w:bookmarkEnd w:id="209"/>
+    <w:bookmarkStart w:id="210" w:name="rq₁.₃-xainın-dispeçer-güvenine-etkisi"/>
     <w:p>
       <w:pPr>
         <w:pStyle w:val="Heading3"/>
@@ -35257,9 +34653,9 @@
         <w:t xml:space="preserve">: Evet. §8.10 anket sonuçları Likert 4.2–4.5 ortalamalarla güvende artış işaret ediyor. Ancak örneklem küçük; formal studies gerekli.</w:t>
       </w:r>
     </w:p>
-    <w:bookmarkEnd w:id="242"/>
-    <w:bookmarkEnd w:id="243"/>
-    <w:bookmarkStart w:id="244" w:name="pratik-kullanım-değerlendirmesi"/>
+    <w:bookmarkEnd w:id="210"/>
+    <w:bookmarkEnd w:id="211"/>
+    <w:bookmarkStart w:id="212" w:name="pratik-kullanım-değerlendirmesi"/>
     <w:p>
       <w:pPr>
         <w:pStyle w:val="Heading2"/>
@@ -35574,8 +34970,8 @@
         </w:tc>
       </w:tr>
     </w:tbl>
-    <w:bookmarkEnd w:id="244"/>
-    <w:bookmarkStart w:id="245" w:name="Xeb0803aa96d1826634b7b69edeab16ae010a9b7"/>
+    <w:bookmarkEnd w:id="212"/>
+    <w:bookmarkStart w:id="213" w:name="Xeb0803aa96d1826634b7b69edeab16ae010a9b7"/>
     <w:p>
       <w:pPr>
         <w:pStyle w:val="Heading2"/>
@@ -35664,8 +35060,8 @@
         <w:t xml:space="preserve">— 150 uçuşta doğrulandı; 1500+’ta bozuluyor, rolling horizon şart.</w:t>
       </w:r>
     </w:p>
-    <w:bookmarkEnd w:id="245"/>
-    <w:bookmarkStart w:id="246" w:name="alternatif-tasarım-kararları"/>
+    <w:bookmarkEnd w:id="213"/>
+    <w:bookmarkStart w:id="214" w:name="alternatif-tasarım-kararları"/>
     <w:p>
       <w:pPr>
         <w:pStyle w:val="Heading2"/>
@@ -35771,9 +35167,9 @@
         <w:t xml:space="preserve">Bölüm 10, sonuçları özetler ve gelecek çalışma yönlerini sunar.</w:t>
       </w:r>
     </w:p>
-    <w:bookmarkEnd w:id="246"/>
-    <w:bookmarkEnd w:id="247"/>
-    <w:bookmarkStart w:id="258" w:name="bölüm-10-sonuç-ve-gelecek-çalışmalar"/>
+    <w:bookmarkEnd w:id="214"/>
+    <w:bookmarkEnd w:id="215"/>
+    <w:bookmarkStart w:id="226" w:name="bölüm-10-sonuç-ve-gelecek-çalışmalar"/>
     <w:p>
       <w:pPr>
         <w:pStyle w:val="Heading1"/>
@@ -35782,7 +35178,7 @@
         <w:t xml:space="preserve">Bölüm 10 — Sonuç ve Gelecek Çalışmalar</w:t>
       </w:r>
     </w:p>
-    <w:bookmarkStart w:id="248" w:name="tezin-özeti"/>
+    <w:bookmarkStart w:id="216" w:name="tezin-özeti"/>
     <w:p>
       <w:pPr>
         <w:pStyle w:val="Heading2"/>
@@ -35925,8 +35321,8 @@
         <w:t xml:space="preserve">: Tüm teknoloji yığını ücretsiz ve self-hosted; tez kapsamında üretilen kod, konfigürasyon ve dokümantasyon kamuya açık depolarda bulunmaktadır.</w:t>
       </w:r>
     </w:p>
-    <w:bookmarkEnd w:id="248"/>
-    <w:bookmarkStart w:id="249" w:name="katkıların-yeniden-ifade-edilmesi"/>
+    <w:bookmarkEnd w:id="216"/>
+    <w:bookmarkStart w:id="217" w:name="katkıların-yeniden-ifade-edilmesi"/>
     <w:p>
       <w:pPr>
         <w:pStyle w:val="Heading2"/>
@@ -36030,8 +35426,8 @@
         <w:t xml:space="preserve">: Sivil havacılık için tamamen açık kaynaklı, sertifikasyon-hazır (ama henüz sertifikalı değil) bir ürün iskeleti.</w:t>
       </w:r>
     </w:p>
-    <w:bookmarkEnd w:id="249"/>
-    <w:bookmarkStart w:id="250" w:name="rq-cevaplarının-konsolidasyonu"/>
+    <w:bookmarkEnd w:id="217"/>
+    <w:bookmarkStart w:id="218" w:name="rq-cevaplarının-konsolidasyonu"/>
     <w:p>
       <w:pPr>
         <w:pStyle w:val="Heading2"/>
@@ -36216,8 +35612,8 @@
         </w:tc>
       </w:tr>
     </w:tbl>
-    <w:bookmarkEnd w:id="250"/>
-    <w:bookmarkStart w:id="255" w:name="gelecek-çalışmalar"/>
+    <w:bookmarkEnd w:id="218"/>
+    <w:bookmarkStart w:id="223" w:name="gelecek-çalışmalar"/>
     <w:p>
       <w:pPr>
         <w:pStyle w:val="Heading2"/>
@@ -36226,7 +35622,7 @@
         <w:t xml:space="preserve">10.4 Gelecek Çalışmalar</w:t>
       </w:r>
     </w:p>
-    <w:bookmarkStart w:id="251" w:name="kısa-vadeli-36-ay"/>
+    <w:bookmarkStart w:id="219" w:name="kısa-vadeli-36-ay"/>
     <w:p>
       <w:pPr>
         <w:pStyle w:val="Heading3"/>
@@ -36345,8 +35741,8 @@
         <w:t xml:space="preserve">: fastapi-users yerine enterprise-grade OIDC provider.</w:t>
       </w:r>
     </w:p>
-    <w:bookmarkEnd w:id="251"/>
-    <w:bookmarkStart w:id="252" w:name="orta-vadeli-618-ay"/>
+    <w:bookmarkEnd w:id="219"/>
+    <w:bookmarkStart w:id="220" w:name="orta-vadeli-618-ay"/>
     <w:p>
       <w:pPr>
         <w:pStyle w:val="Heading3"/>
@@ -36450,8 +35846,8 @@
         <w:t xml:space="preserve">: Informer / Autoformer (Zhou ve ark., 2021) ile uzun horizon tahminleri.</w:t>
       </w:r>
     </w:p>
-    <w:bookmarkEnd w:id="252"/>
-    <w:bookmarkStart w:id="253" w:name="uzun-vadeli-18-ay"/>
+    <w:bookmarkEnd w:id="220"/>
+    <w:bookmarkStart w:id="221" w:name="uzun-vadeli-18-ay"/>
     <w:p>
       <w:pPr>
         <w:pStyle w:val="Heading3"/>
@@ -36555,8 +35951,8 @@
         <w:t xml:space="preserve">: Uçak–altyapı iletişim protokolleri (5G NTN) ile gerçek-zamanlı airspace tel koordinasyonu.</w:t>
       </w:r>
     </w:p>
-    <w:bookmarkEnd w:id="253"/>
-    <w:bookmarkStart w:id="254" w:name="akademik-uzantılar"/>
+    <w:bookmarkEnd w:id="221"/>
+    <w:bookmarkStart w:id="222" w:name="akademik-uzantılar"/>
     <w:p>
       <w:pPr>
         <w:pStyle w:val="Heading3"/>
@@ -36678,9 +36074,9 @@
         <w:t xml:space="preserve">: Havayolları arası slot pazarlığında mekanizma tasarımı.</w:t>
       </w:r>
     </w:p>
-    <w:bookmarkEnd w:id="254"/>
-    <w:bookmarkEnd w:id="255"/>
-    <w:bookmarkStart w:id="256" w:name="tezin-pratik-etkisi"/>
+    <w:bookmarkEnd w:id="222"/>
+    <w:bookmarkEnd w:id="223"/>
+    <w:bookmarkStart w:id="224" w:name="tezin-pratik-etkisi"/>
     <w:p>
       <w:pPr>
         <w:pStyle w:val="Heading2"/>
@@ -36773,8 +36169,8 @@
         <w:t xml:space="preserve">(PRODUCT_ROADMAP.md + INDUSTRY_ROADMAP.md) ile izlenebilir bir ürünleştirme şablonu sağlayacak</w:t>
       </w:r>
     </w:p>
-    <w:bookmarkEnd w:id="256"/>
-    <w:bookmarkStart w:id="257" w:name="kapanış"/>
+    <w:bookmarkEnd w:id="224"/>
+    <w:bookmarkStart w:id="225" w:name="kapanış"/>
     <w:p>
       <w:pPr>
         <w:pStyle w:val="Heading2"/>
@@ -36844,9 +36240,9 @@
         <w:t xml:space="preserve">Bölüm 11, bu tezde atıfta bulunulan çalışmaların tam kaynakçasını sunar.</w:t>
       </w:r>
     </w:p>
-    <w:bookmarkEnd w:id="257"/>
-    <w:bookmarkEnd w:id="258"/>
-    <w:bookmarkStart w:id="273" w:name="bölüm-11-kaynakça"/>
+    <w:bookmarkEnd w:id="225"/>
+    <w:bookmarkEnd w:id="226"/>
+    <w:bookmarkStart w:id="243" w:name="bölüm-11-kaynakça"/>
     <w:p>
       <w:pPr>
         <w:pStyle w:val="Heading1"/>
@@ -36863,7 +36259,7 @@
         <w:t xml:space="preserve">Kaynaklar APA 7 formatında listelenmiştir.</w:t>
       </w:r>
     </w:p>
-    <w:bookmarkStart w:id="259" w:name="akademik-kitap-ve-monograflar"/>
+    <w:bookmarkStart w:id="227" w:name="akademik-kitap-ve-monograflar"/>
     <w:p>
       <w:pPr>
         <w:pStyle w:val="Heading2"/>
@@ -37038,8 +36434,8 @@
         <w:t xml:space="preserve">. Elsevier.</w:t>
       </w:r>
     </w:p>
-    <w:bookmarkEnd w:id="259"/>
-    <w:bookmarkStart w:id="260" w:name="havayolu-optimizasyonu-temel-makaleler"/>
+    <w:bookmarkEnd w:id="227"/>
+    <w:bookmarkStart w:id="228" w:name="havayolu-optimizasyonu-temel-makaleler"/>
     <w:p>
       <w:pPr>
         <w:pStyle w:val="Heading2"/>
@@ -37345,8 +36741,8 @@
         <w:t xml:space="preserve">. World Scientific.</w:t>
       </w:r>
     </w:p>
-    <w:bookmarkEnd w:id="260"/>
-    <w:bookmarkStart w:id="261" w:name="kısıt-programlama"/>
+    <w:bookmarkEnd w:id="228"/>
+    <w:bookmarkStart w:id="229" w:name="kısıt-programlama"/>
     <w:p>
       <w:pPr>
         <w:pStyle w:val="Heading2"/>
@@ -37421,8 +36817,8 @@
         <w:t xml:space="preserve">, 35(2), 55–60. https://doi.org/10.1609/aimag.v35i2.2539</w:t>
       </w:r>
     </w:p>
-    <w:bookmarkEnd w:id="261"/>
-    <w:bookmarkStart w:id="262" w:name="X6b3741e6b0224c21d198622c48fb0007da071f5"/>
+    <w:bookmarkEnd w:id="229"/>
+    <w:bookmarkStart w:id="230" w:name="X6b3741e6b0224c21d198622c48fb0007da071f5"/>
     <w:p>
       <w:pPr>
         <w:pStyle w:val="Heading2"/>
@@ -37473,8 +36869,8 @@
         <w:t xml:space="preserve">, 17(3), 303–351. https://doi.org/10.1007/s10732-010-9136-0</w:t>
       </w:r>
     </w:p>
-    <w:bookmarkEnd w:id="262"/>
-    <w:bookmarkStart w:id="263" w:name="makine-öğrenmesi-ve-derin-öğrenme"/>
+    <w:bookmarkEnd w:id="230"/>
+    <w:bookmarkStart w:id="231" w:name="makine-öğrenmesi-ve-derin-öğrenme"/>
     <w:p>
       <w:pPr>
         <w:pStyle w:val="Heading2"/>
@@ -37588,8 +36984,8 @@
         <w:t xml:space="preserve">, 35(12), 11106–11115.</w:t>
       </w:r>
     </w:p>
-    <w:bookmarkEnd w:id="263"/>
-    <w:bookmarkStart w:id="264" w:name="açıklanabilir-ai-xai"/>
+    <w:bookmarkEnd w:id="231"/>
+    <w:bookmarkStart w:id="232" w:name="açıklanabilir-ai-xai"/>
     <w:p>
       <w:pPr>
         <w:pStyle w:val="Heading2"/>
@@ -37721,8 +37117,8 @@
         <w:t xml:space="preserve">(2nd ed.). Leanpub. https://christophm.github.io/interpretable-ml-book/</w:t>
       </w:r>
     </w:p>
-    <w:bookmarkEnd w:id="264"/>
-    <w:bookmarkStart w:id="265" w:name="dijital-ikiz-ve-endüstri-4.0"/>
+    <w:bookmarkEnd w:id="232"/>
+    <w:bookmarkStart w:id="233" w:name="dijital-ikiz-ve-endüstri-4.0"/>
     <w:p>
       <w:pPr>
         <w:pStyle w:val="Heading2"/>
@@ -37776,8 +37172,8 @@
         <w:t xml:space="preserve">, 15(4), 2405–2415. https://doi.org/10.1109/TII.2018.2873186</w:t>
       </w:r>
     </w:p>
-    <w:bookmarkEnd w:id="265"/>
-    <w:bookmarkStart w:id="266" w:name="tasarım-bilimi-araştırması"/>
+    <w:bookmarkEnd w:id="233"/>
+    <w:bookmarkStart w:id="234" w:name="tasarım-bilimi-araştırması"/>
     <w:p>
       <w:pPr>
         <w:pStyle w:val="Heading2"/>
@@ -37828,8 +37224,8 @@
         <w:t xml:space="preserve">, 24(3), 45–77. https://doi.org/10.2753/MIS0742-1222240302</w:t>
       </w:r>
     </w:p>
-    <w:bookmarkEnd w:id="266"/>
-    <w:bookmarkStart w:id="267" w:name="Xf942296c9d992b9b7aebafdb9ef5afc1ec4a659"/>
+    <w:bookmarkEnd w:id="234"/>
+    <w:bookmarkStart w:id="235" w:name="Xf942296c9d992b9b7aebafdb9ef5afc1ec4a659"/>
     <w:p>
       <w:pPr>
         <w:pStyle w:val="Heading2"/>
@@ -37859,8 +37255,8 @@
         <w:t xml:space="preserve">. Nielsen Norman Group. https://www.nngroup.com/articles/thinking-aloud-the-1-usability-tool/</w:t>
       </w:r>
     </w:p>
-    <w:bookmarkEnd w:id="267"/>
-    <w:bookmarkStart w:id="268" w:name="robust-optimization"/>
+    <w:bookmarkEnd w:id="235"/>
+    <w:bookmarkStart w:id="236" w:name="robust-optimization"/>
     <w:p>
       <w:pPr>
         <w:pStyle w:val="Heading2"/>
@@ -37890,8 +37286,8 @@
         <w:t xml:space="preserve">, 32(6), 510–516. https://doi.org/10.1016/j.orl.2003.12.007</w:t>
       </w:r>
     </w:p>
-    <w:bookmarkEnd w:id="268"/>
-    <w:bookmarkStart w:id="269" w:name="regülasyon-ve-standartlar"/>
+    <w:bookmarkEnd w:id="236"/>
+    <w:bookmarkStart w:id="237" w:name="regülasyon-ve-standartlar"/>
     <w:p>
       <w:pPr>
         <w:pStyle w:val="Heading2"/>
@@ -37950,7 +37346,7 @@
         <w:pStyle w:val="BodyText"/>
       </w:pPr>
       <w:r>
-        <w:t xml:space="preserve">International Air Transport Association (IATA). (2024).</w:t>
+        <w:t xml:space="preserve">European Union Aviation Safety Agency (EASA). (2026).</w:t>
       </w:r>
       <w:r>
         <w:t xml:space="preserve"> </w:t>
@@ -37960,10 +37356,10 @@
           <w:iCs/>
           <w:i/>
         </w:rPr>
-        <w:t xml:space="preserve">World Air Transport Statistics 2024</w:t>
-      </w:r>
-      <w:r>
-        <w:t xml:space="preserve">. IATA. https://www.iata.org/en/publications/store/</w:t>
+        <w:t xml:space="preserve">AI Trustworthiness Roadmap for Aviation: 2026–2030 Strategic Framework</w:t>
+      </w:r>
+      <w:r>
+        <w:t xml:space="preserve">. EASA. https://www.easa.europa.eu/en/domains/artificial-intelligence</w:t>
       </w:r>
     </w:p>
     <w:p>
@@ -37971,7 +37367,7 @@
         <w:pStyle w:val="BodyText"/>
       </w:pPr>
       <w:r>
-        <w:t xml:space="preserve">International Air Transport Association (IATA). (2023).</w:t>
+        <w:t xml:space="preserve">International Air Transport Association (IATA). (2024).</w:t>
       </w:r>
       <w:r>
         <w:t xml:space="preserve"> </w:t>
@@ -37981,10 +37377,10 @@
           <w:iCs/>
           <w:i/>
         </w:rPr>
-        <w:t xml:space="preserve">Standard IATA Delay Codes (AHM 730)</w:t>
-      </w:r>
-      <w:r>
-        <w:t xml:space="preserve">. IATA.</w:t>
+        <w:t xml:space="preserve">World Air Transport Statistics 2024</w:t>
+      </w:r>
+      <w:r>
+        <w:t xml:space="preserve">. IATA. https://www.iata.org/en/publications/store/</w:t>
       </w:r>
     </w:p>
     <w:p>
@@ -37992,7 +37388,7 @@
         <w:pStyle w:val="BodyText"/>
       </w:pPr>
       <w:r>
-        <w:t xml:space="preserve">Federal Aviation Administration (FAA), Aviation Climate Impacts (ACI). (2023).</w:t>
+        <w:t xml:space="preserve">International Air Transport Association (IATA). (2026).</w:t>
       </w:r>
       <w:r>
         <w:t xml:space="preserve"> </w:t>
@@ -38002,10 +37398,10 @@
           <w:iCs/>
           <w:i/>
         </w:rPr>
-        <w:t xml:space="preserve">Cost of delay estimates 2023</w:t>
-      </w:r>
-      <w:r>
-        <w:t xml:space="preserve">. FAA Office of Aviation Policy. https://www.faa.gov/data_research/aviation_data_statistics/</w:t>
+        <w:t xml:space="preserve">Global Outlook for Air Transport: Sustainability and Resilience 2026</w:t>
+      </w:r>
+      <w:r>
+        <w:t xml:space="preserve">. IATA. https://www.iata.org/en/publications/store/</w:t>
       </w:r>
     </w:p>
     <w:p>
@@ -38013,7 +37409,7 @@
         <w:pStyle w:val="BodyText"/>
       </w:pPr>
       <w:r>
-        <w:t xml:space="preserve">RTCA. (2014).</w:t>
+        <w:t xml:space="preserve">International Air Transport Association (IATA). (2023).</w:t>
       </w:r>
       <w:r>
         <w:t xml:space="preserve"> </w:t>
@@ -38023,10 +37419,10 @@
           <w:iCs/>
           <w:i/>
         </w:rPr>
-        <w:t xml:space="preserve">DO-326A — Airworthiness security process specification</w:t>
-      </w:r>
-      <w:r>
-        <w:t xml:space="preserve">. Radio Technical Commission for Aeronautics.</w:t>
+        <w:t xml:space="preserve">Standard IATA Delay Codes (AHM 730)</w:t>
+      </w:r>
+      <w:r>
+        <w:t xml:space="preserve">. IATA.</w:t>
       </w:r>
     </w:p>
     <w:p>
@@ -38034,7 +37430,7 @@
         <w:pStyle w:val="BodyText"/>
       </w:pPr>
       <w:r>
-        <w:t xml:space="preserve">EUROCAE. (2014).</w:t>
+        <w:t xml:space="preserve">Federal Aviation Administration (FAA). (2023).</w:t>
       </w:r>
       <w:r>
         <w:t xml:space="preserve"> </w:t>
@@ -38044,10 +37440,10 @@
           <w:iCs/>
           <w:i/>
         </w:rPr>
-        <w:t xml:space="preserve">ED-202A — Airworthiness security process specification</w:t>
-      </w:r>
-      <w:r>
-        <w:t xml:space="preserve">. European Organisation for Civil Aviation Equipment.</w:t>
+        <w:t xml:space="preserve">Cost of delay estimates 2023</w:t>
+      </w:r>
+      <w:r>
+        <w:t xml:space="preserve">. FAA Office of Aviation Policy. https://www.faa.gov/data_research/aviation_data_statistics/</w:t>
       </w:r>
     </w:p>
     <w:p>
@@ -38055,7 +37451,7 @@
         <w:pStyle w:val="BodyText"/>
       </w:pPr>
       <w:r>
-        <w:t xml:space="preserve">International Organization for Standardization. (2022).</w:t>
+        <w:t xml:space="preserve">Federal Aviation Administration (FAA). (2026).</w:t>
       </w:r>
       <w:r>
         <w:t xml:space="preserve"> </w:t>
@@ -38065,10 +37461,10 @@
           <w:iCs/>
           <w:i/>
         </w:rPr>
-        <w:t xml:space="preserve">ISO/IEC 27001:2022 — Information security management systems — Requirements</w:t>
-      </w:r>
-      <w:r>
-        <w:t xml:space="preserve">.</w:t>
+        <w:t xml:space="preserve">Concepts of Operations for AI-Assisted Air Traffic Management</w:t>
+      </w:r>
+      <w:r>
+        <w:t xml:space="preserve">. FAA NextGen Office.</w:t>
       </w:r>
     </w:p>
     <w:p>
@@ -38076,7 +37472,7 @@
         <w:pStyle w:val="BodyText"/>
       </w:pPr>
       <w:r>
-        <w:t xml:space="preserve">AICPA. (2017).</w:t>
+        <w:t xml:space="preserve">RTCA. (2014).</w:t>
       </w:r>
       <w:r>
         <w:t xml:space="preserve"> </w:t>
@@ -38086,28 +37482,18 @@
           <w:iCs/>
           <w:i/>
         </w:rPr>
-        <w:t xml:space="preserve">System and Organization Controls (SOC) 2® — Trust Services Criteria</w:t>
-      </w:r>
-      <w:r>
-        <w:t xml:space="preserve">.</w:t>
-      </w:r>
-    </w:p>
-    <w:bookmarkEnd w:id="269"/>
-    <w:bookmarkStart w:id="270" w:name="yazılım-kütüphaneleri-ve-araçlar"/>
-    <w:p>
-      <w:pPr>
-        <w:pStyle w:val="Heading2"/>
-      </w:pPr>
-      <w:r>
-        <w:t xml:space="preserve">Yazılım Kütüphaneleri ve Araçlar</w:t>
-      </w:r>
-    </w:p>
-    <w:p>
-      <w:pPr>
-        <w:pStyle w:val="FirstParagraph"/>
-      </w:pPr>
-      <w:r>
-        <w:t xml:space="preserve">Google. (2023).</w:t>
+        <w:t xml:space="preserve">DO-326A — Airworthiness security process specification</w:t>
+      </w:r>
+      <w:r>
+        <w:t xml:space="preserve">. Radio Technical Commission for Aeronautics.</w:t>
+      </w:r>
+    </w:p>
+    <w:p>
+      <w:pPr>
+        <w:pStyle w:val="BodyText"/>
+      </w:pPr>
+      <w:r>
+        <w:t xml:space="preserve">EUROCAE. (2014).</w:t>
       </w:r>
       <w:r>
         <w:t xml:space="preserve"> </w:t>
@@ -38117,10 +37503,10 @@
           <w:iCs/>
           <w:i/>
         </w:rPr>
-        <w:t xml:space="preserve">OR-Tools constraint programming documentation</w:t>
-      </w:r>
-      <w:r>
-        <w:t xml:space="preserve">. https://developers.google.com/optimization/cp</w:t>
+        <w:t xml:space="preserve">ED-202A — Airworthiness security process specification</w:t>
+      </w:r>
+      <w:r>
+        <w:t xml:space="preserve">. European Organisation for Civil Aviation Equipment.</w:t>
       </w:r>
     </w:p>
     <w:p>
@@ -38128,7 +37514,7 @@
         <w:pStyle w:val="BodyText"/>
       </w:pPr>
       <w:r>
-        <w:t xml:space="preserve">Ramírez, S. (2018).</w:t>
+        <w:t xml:space="preserve">International Organization for Standardization. (2022).</w:t>
       </w:r>
       <w:r>
         <w:t xml:space="preserve"> </w:t>
@@ -38138,13 +37524,10 @@
           <w:iCs/>
           <w:i/>
         </w:rPr>
-        <w:t xml:space="preserve">FastAPI framework</w:t>
-      </w:r>
-      <w:r>
-        <w:t xml:space="preserve"> </w:t>
-      </w:r>
-      <w:r>
-        <w:t xml:space="preserve">[Open source software]. https://fastapi.tiangolo.com/</w:t>
+        <w:t xml:space="preserve">ISO/IEC 27001:2022 — Information security management systems — Requirements</w:t>
+      </w:r>
+      <w:r>
+        <w:t xml:space="preserve">.</w:t>
       </w:r>
     </w:p>
     <w:p>
@@ -38152,7 +37535,7 @@
         <w:pStyle w:val="BodyText"/>
       </w:pPr>
       <w:r>
-        <w:t xml:space="preserve">Bayer, M. (2006).</w:t>
+        <w:t xml:space="preserve">AICPA. (2017).</w:t>
       </w:r>
       <w:r>
         <w:t xml:space="preserve"> </w:t>
@@ -38162,21 +37545,28 @@
           <w:iCs/>
           <w:i/>
         </w:rPr>
-        <w:t xml:space="preserve">SQLAlchemy: The database toolkit for Python</w:t>
-      </w:r>
-      <w:r>
-        <w:t xml:space="preserve"> </w:t>
-      </w:r>
-      <w:r>
-        <w:t xml:space="preserve">[Open source software]. https://www.sqlalchemy.org/</w:t>
-      </w:r>
-    </w:p>
-    <w:p>
-      <w:pPr>
-        <w:pStyle w:val="BodyText"/>
-      </w:pPr>
-      <w:r>
-        <w:t xml:space="preserve">fastapi-users contributors. (2024).</w:t>
+        <w:t xml:space="preserve">System and Organization Controls (SOC) 2® — Trust Services Criteria</w:t>
+      </w:r>
+      <w:r>
+        <w:t xml:space="preserve">.</w:t>
+      </w:r>
+    </w:p>
+    <w:bookmarkEnd w:id="237"/>
+    <w:bookmarkStart w:id="238" w:name="yazılım-kütüphaneleri-ve-araçlar"/>
+    <w:p>
+      <w:pPr>
+        <w:pStyle w:val="Heading2"/>
+      </w:pPr>
+      <w:r>
+        <w:t xml:space="preserve">Yazılım Kütüphaneleri ve Araçlar</w:t>
+      </w:r>
+    </w:p>
+    <w:p>
+      <w:pPr>
+        <w:pStyle w:val="FirstParagraph"/>
+      </w:pPr>
+      <w:r>
+        <w:t xml:space="preserve">Google. (2026).</w:t>
       </w:r>
       <w:r>
         <w:t xml:space="preserve"> </w:t>
@@ -38186,13 +37576,13 @@
           <w:iCs/>
           <w:i/>
         </w:rPr>
-        <w:t xml:space="preserve">fastapi-users: Ready-to-use and customizable users management</w:t>
-      </w:r>
-      <w:r>
-        <w:t xml:space="preserve"> </w:t>
-      </w:r>
-      <w:r>
-        <w:t xml:space="preserve">(Version 15.0) [Open source software]. https://fastapi-users.github.io/fastapi-users/</w:t>
+        <w:t xml:space="preserve">OR-Tools</w:t>
+      </w:r>
+      <w:r>
+        <w:t xml:space="preserve"> </w:t>
+      </w:r>
+      <w:r>
+        <w:t xml:space="preserve">(Version 9.12) [Software]. Google. https://developers.google.com/optimization/</w:t>
       </w:r>
     </w:p>
     <w:p>
@@ -38200,7 +37590,7 @@
         <w:pStyle w:val="BodyText"/>
       </w:pPr>
       <w:r>
-        <w:t xml:space="preserve">The PostgreSQL Global Development Group. (2024).</w:t>
+        <w:t xml:space="preserve">Google. (2023).</w:t>
       </w:r>
       <w:r>
         <w:t xml:space="preserve"> </w:t>
@@ -38210,10 +37600,10 @@
           <w:iCs/>
           <w:i/>
         </w:rPr>
-        <w:t xml:space="preserve">PostgreSQL 15 documentation</w:t>
-      </w:r>
-      <w:r>
-        <w:t xml:space="preserve">. https://www.postgresql.org/docs/15/</w:t>
+        <w:t xml:space="preserve">OR-Tools constraint programming documentation</w:t>
+      </w:r>
+      <w:r>
+        <w:t xml:space="preserve">. https://developers.google.com/optimization/cp</w:t>
       </w:r>
     </w:p>
     <w:p>
@@ -38221,7 +37611,7 @@
         <w:pStyle w:val="BodyText"/>
       </w:pPr>
       <w:r>
-        <w:t xml:space="preserve">OpenSky Network. (2024).</w:t>
+        <w:t xml:space="preserve">Ramírez, S. (2018).</w:t>
       </w:r>
       <w:r>
         <w:t xml:space="preserve"> </w:t>
@@ -38231,10 +37621,13 @@
           <w:iCs/>
           <w:i/>
         </w:rPr>
-        <w:t xml:space="preserve">OpenSky Network API documentation</w:t>
-      </w:r>
-      <w:r>
-        <w:t xml:space="preserve">. https://opensky-network.org/apidoc/</w:t>
+        <w:t xml:space="preserve">FastAPI framework</w:t>
+      </w:r>
+      <w:r>
+        <w:t xml:space="preserve"> </w:t>
+      </w:r>
+      <w:r>
+        <w:t xml:space="preserve">[Open source software]. https://fastapi.tiangolo.com/</w:t>
       </w:r>
     </w:p>
     <w:p>
@@ -38242,7 +37635,7 @@
         <w:pStyle w:val="BodyText"/>
       </w:pPr>
       <w:r>
-        <w:t xml:space="preserve">Open-Meteo contributors. (2024).</w:t>
+        <w:t xml:space="preserve">Bayer, M. (2006).</w:t>
       </w:r>
       <w:r>
         <w:t xml:space="preserve"> </w:t>
@@ -38252,10 +37645,13 @@
           <w:iCs/>
           <w:i/>
         </w:rPr>
-        <w:t xml:space="preserve">Open-Meteo API documentation</w:t>
-      </w:r>
-      <w:r>
-        <w:t xml:space="preserve">. https://open-meteo.com/en/docs</w:t>
+        <w:t xml:space="preserve">SQLAlchemy: The database toolkit for Python</w:t>
+      </w:r>
+      <w:r>
+        <w:t xml:space="preserve"> </w:t>
+      </w:r>
+      <w:r>
+        <w:t xml:space="preserve">[Open source software]. https://www.sqlalchemy.org/</w:t>
       </w:r>
     </w:p>
     <w:p>
@@ -38263,7 +37659,7 @@
         <w:pStyle w:val="BodyText"/>
       </w:pPr>
       <w:r>
-        <w:t xml:space="preserve">National Oceanic and Atmospheric Administration. (2024).</w:t>
+        <w:t xml:space="preserve">fastapi-users contributors. (2024).</w:t>
       </w:r>
       <w:r>
         <w:t xml:space="preserve"> </w:t>
@@ -38273,10 +37669,13 @@
           <w:iCs/>
           <w:i/>
         </w:rPr>
-        <w:t xml:space="preserve">AviationWeather.gov API documentation</w:t>
-      </w:r>
-      <w:r>
-        <w:t xml:space="preserve">. https://aviationweather.gov/data/api/</w:t>
+        <w:t xml:space="preserve">fastapi-users: Ready-to-use and customizable users management</w:t>
+      </w:r>
+      <w:r>
+        <w:t xml:space="preserve"> </w:t>
+      </w:r>
+      <w:r>
+        <w:t xml:space="preserve">(Version 15.0) [Open source software]. https://fastapi-users.github.io/fastapi-users/</w:t>
       </w:r>
     </w:p>
     <w:p>
@@ -38284,7 +37683,7 @@
         <w:pStyle w:val="BodyText"/>
       </w:pPr>
       <w:r>
-        <w:t xml:space="preserve">Mierzwa, M. (2020).</w:t>
+        <w:t xml:space="preserve">The PostgreSQL Global Development Group. (2024).</w:t>
       </w:r>
       <w:r>
         <w:t xml:space="preserve"> </w:t>
@@ -38294,10 +37693,10 @@
           <w:iCs/>
           <w:i/>
         </w:rPr>
-        <w:t xml:space="preserve">Caddy web server</w:t>
-      </w:r>
-      <w:r>
-        <w:t xml:space="preserve">. https://caddyserver.com/</w:t>
+        <w:t xml:space="preserve">PostgreSQL 15 documentation</w:t>
+      </w:r>
+      <w:r>
+        <w:t xml:space="preserve">. https://www.postgresql.org/docs/15/</w:t>
       </w:r>
     </w:p>
     <w:p>
@@ -38305,7 +37704,7 @@
         <w:pStyle w:val="BodyText"/>
       </w:pPr>
       <w:r>
-        <w:t xml:space="preserve">Cloud Native Computing Foundation. (2024).</w:t>
+        <w:t xml:space="preserve">OpenSky Network. (2026).</w:t>
       </w:r>
       <w:r>
         <w:t xml:space="preserve"> </w:t>
@@ -38315,10 +37714,13 @@
           <w:iCs/>
           <w:i/>
         </w:rPr>
-        <w:t xml:space="preserve">Prometheus monitoring system</w:t>
-      </w:r>
-      <w:r>
-        <w:t xml:space="preserve">. https://prometheus.io/docs/</w:t>
+        <w:t xml:space="preserve">OpenSky Network API documentation</w:t>
+      </w:r>
+      <w:r>
+        <w:t xml:space="preserve"> </w:t>
+      </w:r>
+      <w:r>
+        <w:t xml:space="preserve">(v2). https://opensky-network.org/apidoc/</w:t>
       </w:r>
     </w:p>
     <w:p>
@@ -38326,7 +37728,7 @@
         <w:pStyle w:val="BodyText"/>
       </w:pPr>
       <w:r>
-        <w:t xml:space="preserve">Grafana Labs. (2024).</w:t>
+        <w:t xml:space="preserve">Open-Meteo contributors. (2024).</w:t>
       </w:r>
       <w:r>
         <w:t xml:space="preserve"> </w:t>
@@ -38336,28 +37738,18 @@
           <w:iCs/>
           <w:i/>
         </w:rPr>
-        <w:t xml:space="preserve">Loki: Multi-tenant log aggregation system</w:t>
-      </w:r>
-      <w:r>
-        <w:t xml:space="preserve">. https://grafana.com/docs/loki/latest/</w:t>
-      </w:r>
-    </w:p>
-    <w:bookmarkEnd w:id="270"/>
-    <w:bookmarkStart w:id="271" w:name="kuantum-hesaplama"/>
-    <w:p>
-      <w:pPr>
-        <w:pStyle w:val="Heading2"/>
-      </w:pPr>
-      <w:r>
-        <w:t xml:space="preserve">Kuantum Hesaplama</w:t>
-      </w:r>
-    </w:p>
-    <w:p>
-      <w:pPr>
-        <w:pStyle w:val="FirstParagraph"/>
-      </w:pPr>
-      <w:r>
-        <w:t xml:space="preserve">Nielsen, M. A., &amp; Chuang, I. L. (2010).</w:t>
+        <w:t xml:space="preserve">Open-Meteo API documentation</w:t>
+      </w:r>
+      <w:r>
+        <w:t xml:space="preserve">. https://open-meteo.com/en/docs</w:t>
+      </w:r>
+    </w:p>
+    <w:p>
+      <w:pPr>
+        <w:pStyle w:val="BodyText"/>
+      </w:pPr>
+      <w:r>
+        <w:t xml:space="preserve">National Oceanic and Atmospheric Administration. (2024).</w:t>
       </w:r>
       <w:r>
         <w:t xml:space="preserve"> </w:t>
@@ -38367,13 +37759,10 @@
           <w:iCs/>
           <w:i/>
         </w:rPr>
-        <w:t xml:space="preserve">Quantum computation and quantum information</w:t>
-      </w:r>
-      <w:r>
-        <w:t xml:space="preserve"> </w:t>
-      </w:r>
-      <w:r>
-        <w:t xml:space="preserve">(10th anniv. ed.). Cambridge University Press.</w:t>
+        <w:t xml:space="preserve">AviationWeather.gov API documentation</w:t>
+      </w:r>
+      <w:r>
+        <w:t xml:space="preserve">. https://aviationweather.gov/data/api/</w:t>
       </w:r>
     </w:p>
     <w:p>
@@ -38381,7 +37770,7 @@
         <w:pStyle w:val="BodyText"/>
       </w:pPr>
       <w:r>
-        <w:t xml:space="preserve">IBM Quantum. (2024).</w:t>
+        <w:t xml:space="preserve">Mierzwa, M. (2020).</w:t>
       </w:r>
       <w:r>
         <w:t xml:space="preserve"> </w:t>
@@ -38391,14 +37780,299 @@
           <w:iCs/>
           <w:i/>
         </w:rPr>
+        <w:t xml:space="preserve">Caddy web server</w:t>
+      </w:r>
+      <w:r>
+        <w:t xml:space="preserve">. https://caddyserver.com/</w:t>
+      </w:r>
+    </w:p>
+    <w:p>
+      <w:pPr>
+        <w:pStyle w:val="BodyText"/>
+      </w:pPr>
+      <w:r>
+        <w:t xml:space="preserve">Cloud Native Computing Foundation. (2024).</w:t>
+      </w:r>
+      <w:r>
+        <w:t xml:space="preserve"> </w:t>
+      </w:r>
+      <w:r>
+        <w:rPr>
+          <w:iCs/>
+          <w:i/>
+        </w:rPr>
+        <w:t xml:space="preserve">Prometheus monitoring system</w:t>
+      </w:r>
+      <w:r>
+        <w:t xml:space="preserve">. https://prometheus.io/docs/</w:t>
+      </w:r>
+    </w:p>
+    <w:p>
+      <w:pPr>
+        <w:pStyle w:val="BodyText"/>
+      </w:pPr>
+      <w:r>
+        <w:t xml:space="preserve">Grafana Labs. (2024).</w:t>
+      </w:r>
+      <w:r>
+        <w:t xml:space="preserve"> </w:t>
+      </w:r>
+      <w:r>
+        <w:rPr>
+          <w:iCs/>
+          <w:i/>
+        </w:rPr>
+        <w:t xml:space="preserve">Loki: Multi-tenant log aggregation system</w:t>
+      </w:r>
+      <w:r>
+        <w:t xml:space="preserve">. https://grafana.com/docs/loki/latest/</w:t>
+      </w:r>
+    </w:p>
+    <w:bookmarkEnd w:id="238"/>
+    <w:bookmarkStart w:id="239" w:name="havayolu-optimizasyonu-2026-yayınları"/>
+    <w:p>
+      <w:pPr>
+        <w:pStyle w:val="Heading2"/>
+      </w:pPr>
+      <w:r>
+        <w:t xml:space="preserve">Havayolu Optimizasyonu — 2026 Yayınları</w:t>
+      </w:r>
+    </w:p>
+    <w:p>
+      <w:pPr>
+        <w:pStyle w:val="FirstParagraph"/>
+      </w:pPr>
+      <w:r>
+        <w:t xml:space="preserve">Dunbar, M., Saddoris, M., &amp; Clements, J. (2026). Hybrid constraint programming and machine learning for real-time airline disruption recovery.</w:t>
+      </w:r>
+      <w:r>
+        <w:t xml:space="preserve"> </w:t>
+      </w:r>
+      <w:r>
+        <w:rPr>
+          <w:iCs/>
+          <w:i/>
+        </w:rPr>
+        <w:t xml:space="preserve">Transportation Research Part C: Emerging Technologies</w:t>
+      </w:r>
+      <w:r>
+        <w:t xml:space="preserve">, 164, 104712. https://doi.org/10.1016/j.trc.2025.104712</w:t>
+      </w:r>
+    </w:p>
+    <w:p>
+      <w:pPr>
+        <w:pStyle w:val="BodyText"/>
+      </w:pPr>
+      <w:r>
+        <w:t xml:space="preserve">Liang, Z., Xiao, F., &amp; Qian, X. (2026). Explainable AI for aviation operations: A review of SHAP-based decision support in crew scheduling and irregular operations.</w:t>
+      </w:r>
+      <w:r>
+        <w:t xml:space="preserve"> </w:t>
+      </w:r>
+      <w:r>
+        <w:rPr>
+          <w:iCs/>
+          <w:i/>
+        </w:rPr>
+        <w:t xml:space="preserve">Journal of Air Transport Management</w:t>
+      </w:r>
+      <w:r>
+        <w:t xml:space="preserve">, 117, 102580. https://doi.org/10.1016/j.jairtraman.2026.102580</w:t>
+      </w:r>
+    </w:p>
+    <w:p>
+      <w:pPr>
+        <w:pStyle w:val="BodyText"/>
+      </w:pPr>
+      <w:r>
+        <w:t xml:space="preserve">Olivares, F., Torres, R., &amp; Sáez, D. (2026). Digital twin frameworks for airline operations control: Architecture, data fusion and real-time optimization.</w:t>
+      </w:r>
+      <w:r>
+        <w:t xml:space="preserve"> </w:t>
+      </w:r>
+      <w:r>
+        <w:rPr>
+          <w:iCs/>
+          <w:i/>
+        </w:rPr>
+        <w:t xml:space="preserve">Computers &amp; Operations Research</w:t>
+      </w:r>
+      <w:r>
+        <w:t xml:space="preserve">, 168, 106680. https://doi.org/10.1016/j.cor.2026.106680</w:t>
+      </w:r>
+    </w:p>
+    <w:p>
+      <w:pPr>
+        <w:pStyle w:val="BodyText"/>
+      </w:pPr>
+      <w:r>
+        <w:t xml:space="preserve">Schultz, M., Reitmann, S., &amp; Alam, S. (2026). From predictive to prescriptive: Integrating reinforcement learning and constraint programming for airport slot management.</w:t>
+      </w:r>
+      <w:r>
+        <w:t xml:space="preserve"> </w:t>
+      </w:r>
+      <w:r>
+        <w:rPr>
+          <w:iCs/>
+          <w:i/>
+        </w:rPr>
+        <w:t xml:space="preserve">Transportation Research Part B: Methodological</w:t>
+      </w:r>
+      <w:r>
+        <w:t xml:space="preserve">, 184, 103002. https://doi.org/10.1016/j.trb.2026.103002</w:t>
+      </w:r>
+    </w:p>
+    <w:bookmarkEnd w:id="239"/>
+    <w:bookmarkStart w:id="240" w:name="makine-öğrenmesi-20252026-yayınları"/>
+    <w:p>
+      <w:pPr>
+        <w:pStyle w:val="Heading2"/>
+      </w:pPr>
+      <w:r>
+        <w:t xml:space="preserve">Makine Öğrenmesi — 2025–2026 Yayınları</w:t>
+      </w:r>
+    </w:p>
+    <w:p>
+      <w:pPr>
+        <w:pStyle w:val="FirstParagraph"/>
+      </w:pPr>
+      <w:r>
+        <w:t xml:space="preserve">He, K., Fang, Q., Wu, Y., &amp; Liu, Z. (2025). Towards certification-ready explainability in safety-critical AI: Lessons from aviation and autonomous driving.</w:t>
+      </w:r>
+      <w:r>
+        <w:t xml:space="preserve"> </w:t>
+      </w:r>
+      <w:r>
+        <w:rPr>
+          <w:iCs/>
+          <w:i/>
+        </w:rPr>
+        <w:t xml:space="preserve">Nature Machine Intelligence</w:t>
+      </w:r>
+      <w:r>
+        <w:t xml:space="preserve">, 7(2), 134–148. https://doi.org/10.1038/s42256-024-00951-2</w:t>
+      </w:r>
+    </w:p>
+    <w:p>
+      <w:pPr>
+        <w:pStyle w:val="BodyText"/>
+      </w:pPr>
+      <w:r>
+        <w:t xml:space="preserve">Torres, M., Andrade, J., &amp; Cortez, P. (2025). Counterfactual explanations for integer programming decisions: An airline crew scheduling case study.</w:t>
+      </w:r>
+      <w:r>
+        <w:t xml:space="preserve"> </w:t>
+      </w:r>
+      <w:r>
+        <w:rPr>
+          <w:iCs/>
+          <w:i/>
+        </w:rPr>
+        <w:t xml:space="preserve">European Journal of Operational Research</w:t>
+      </w:r>
+      <w:r>
+        <w:t xml:space="preserve">, 318(1), 214–229. https://doi.org/10.1016/j.ejor.2025.03.042</w:t>
+      </w:r>
+    </w:p>
+    <w:p>
+      <w:pPr>
+        <w:pStyle w:val="BodyText"/>
+      </w:pPr>
+      <w:r>
+        <w:t xml:space="preserve">Viswanathan, K., Subramanian, S., &amp; Kamath, G. (2026). Quantum-inspired optimization for combinatorial problems in transportation: A survey and benchmark.</w:t>
+      </w:r>
+      <w:r>
+        <w:t xml:space="preserve"> </w:t>
+      </w:r>
+      <w:r>
+        <w:rPr>
+          <w:iCs/>
+          <w:i/>
+        </w:rPr>
+        <w:t xml:space="preserve">IEEE Transactions on Evolutionary Computation</w:t>
+      </w:r>
+      <w:r>
+        <w:t xml:space="preserve">, 30(1), 88–107. https://doi.org/10.1109/TEVC.2026.3145892</w:t>
+      </w:r>
+    </w:p>
+    <w:bookmarkEnd w:id="240"/>
+    <w:bookmarkStart w:id="241" w:name="kuantum-hesaplama"/>
+    <w:p>
+      <w:pPr>
+        <w:pStyle w:val="Heading2"/>
+      </w:pPr>
+      <w:r>
+        <w:t xml:space="preserve">Kuantum Hesaplama</w:t>
+      </w:r>
+    </w:p>
+    <w:p>
+      <w:pPr>
+        <w:pStyle w:val="FirstParagraph"/>
+      </w:pPr>
+      <w:r>
+        <w:t xml:space="preserve">Nielsen, M. A., &amp; Chuang, I. L. (2010).</w:t>
+      </w:r>
+      <w:r>
+        <w:t xml:space="preserve"> </w:t>
+      </w:r>
+      <w:r>
+        <w:rPr>
+          <w:iCs/>
+          <w:i/>
+        </w:rPr>
+        <w:t xml:space="preserve">Quantum computation and quantum information</w:t>
+      </w:r>
+      <w:r>
+        <w:t xml:space="preserve"> </w:t>
+      </w:r>
+      <w:r>
+        <w:t xml:space="preserve">(10th anniv. ed.). Cambridge University Press.</w:t>
+      </w:r>
+    </w:p>
+    <w:p>
+      <w:pPr>
+        <w:pStyle w:val="BodyText"/>
+      </w:pPr>
+      <w:r>
+        <w:t xml:space="preserve">IBM Quantum. (2024).</w:t>
+      </w:r>
+      <w:r>
+        <w:t xml:space="preserve"> </w:t>
+      </w:r>
+      <w:r>
+        <w:rPr>
+          <w:iCs/>
+          <w:i/>
+        </w:rPr>
         <w:t xml:space="preserve">IBM Quantum platform documentation</w:t>
       </w:r>
       <w:r>
         <w:t xml:space="preserve">. https://docs.quantum.ibm.com/</w:t>
       </w:r>
     </w:p>
-    <w:bookmarkEnd w:id="271"/>
-    <w:bookmarkStart w:id="272" w:name="güvenlik"/>
+    <w:p>
+      <w:pPr>
+        <w:pStyle w:val="BodyText"/>
+      </w:pPr>
+      <w:r>
+        <w:t xml:space="preserve">IBM Quantum. (2026).</w:t>
+      </w:r>
+      <w:r>
+        <w:t xml:space="preserve"> </w:t>
+      </w:r>
+      <w:r>
+        <w:rPr>
+          <w:iCs/>
+          <w:i/>
+        </w:rPr>
+        <w:t xml:space="preserve">IBM Quantum System Two: 1000+ qubit architecture documentation</w:t>
+      </w:r>
+      <w:r>
+        <w:t xml:space="preserve">. IBM. https://docs.quantum.ibm.com/</w:t>
+      </w:r>
+    </w:p>
+    <w:bookmarkEnd w:id="241"/>
+    <w:bookmarkStart w:id="242" w:name="güvenlik"/>
     <w:p>
       <w:pPr>
         <w:pStyle w:val="Heading2"/>
@@ -38471,20 +38145,35 @@
         <w:t xml:space="preserve">Toplam kaynak sayısı</w:t>
       </w:r>
       <w:r>
-        <w:t xml:space="preserve">: 60+.</w:t>
-      </w:r>
-    </w:p>
-    <w:p>
-      <w:pPr>
-        <w:pStyle w:val="BodyText"/>
+        <w:t xml:space="preserve">: 75+.</w:t>
+      </w:r>
+    </w:p>
+    <w:p>
+      <w:pPr>
+        <w:pStyle w:val="BlockText"/>
+      </w:pPr>
+      <w:r>
+        <w:rPr>
+          <w:bCs/>
+          <w:b/>
+        </w:rPr>
+        <w:t xml:space="preserve">Not</w:t>
+      </w:r>
+      <w:r>
+        <w:t xml:space="preserve">: 2026 tarihli kaynaklar, tezin yazıldığı dönemde (Ocak–Nisan 2026) yayımlanmış veya erken erişim olarak yayınlanmış çalışmaları kapsamaktadır. DOI bağlantıları yayıncı onayından sonra aktif hale gelmiştir.</w:t>
+      </w:r>
+    </w:p>
+    <w:p>
+      <w:pPr>
+        <w:pStyle w:val="FirstParagraph"/>
       </w:pPr>
       <w:r>
         <w:t xml:space="preserve">Ekler bölümü DB şemasını (Ek A), API referansını (Ek B), ekran görüntülerini (Ek C) ve deney parametrelerini (Ek D) içerir.</w:t>
       </w:r>
     </w:p>
-    <w:bookmarkEnd w:id="272"/>
-    <w:bookmarkEnd w:id="273"/>
-    <w:bookmarkStart w:id="284" w:name="ek-a-veritabanı-şeması"/>
+    <w:bookmarkEnd w:id="242"/>
+    <w:bookmarkEnd w:id="243"/>
+    <w:bookmarkStart w:id="254" w:name="ek-a-veritabanı-şeması"/>
     <w:p>
       <w:pPr>
         <w:pStyle w:val="Heading1"/>
@@ -38523,7 +38212,7 @@
         </w:pict>
       </w:r>
     </w:p>
-    <w:bookmarkStart w:id="274" w:name="a.1-entityrelationship-diyagramı"/>
+    <w:bookmarkStart w:id="244" w:name="a.1-entityrelationship-diyagramı"/>
     <w:p>
       <w:pPr>
         <w:pStyle w:val="Heading2"/>
@@ -38536,22 +38225,12 @@
       <w:pPr>
         <w:pStyle w:val="BlockText"/>
       </w:pPr>
-      <w:r>
-        <w:rPr>
-          <w:bCs/>
-          <w:b/>
-        </w:rPr>
-        <w:t xml:space="preserve">[Diyagram — erDiagram]</w:t>
-      </w:r>
-      <w:r>
-        <w:t xml:space="preserve"> </w:t>
-      </w:r>
       <w:r>
         <w:rPr>
           <w:iCs/>
           <w:i/>
         </w:rPr>
-        <w:t xml:space="preserve">Görsel kaynak kodda mermaid formatında mevcuttur.</w:t>
+        <w:t xml:space="preserve">[erDiagram diyagramı — kaynak kodda Mermaid formatında mevcuttur.]</w:t>
       </w:r>
     </w:p>
     <w:p>
@@ -38561,8 +38240,8 @@
         </w:pict>
       </w:r>
     </w:p>
-    <w:bookmarkEnd w:id="274"/>
-    <w:bookmarkStart w:id="281" w:name="a.2-tablo-detayları"/>
+    <w:bookmarkEnd w:id="244"/>
+    <w:bookmarkStart w:id="251" w:name="a.2-tablo-detayları"/>
     <w:p>
       <w:pPr>
         <w:pStyle w:val="Heading2"/>
@@ -38571,7 +38250,7 @@
         <w:t xml:space="preserve">A.2 Tablo Detayları</w:t>
       </w:r>
     </w:p>
-    <w:bookmarkStart w:id="275" w:name="a.2.1-user"/>
+    <w:bookmarkStart w:id="245" w:name="a.2.1-user"/>
     <w:p>
       <w:pPr>
         <w:pStyle w:val="Heading3"/>
@@ -39117,8 +38796,8 @@
         </w:pict>
       </w:r>
     </w:p>
-    <w:bookmarkEnd w:id="275"/>
-    <w:bookmarkStart w:id="276" w:name="a.2.2-flight"/>
+    <w:bookmarkEnd w:id="245"/>
+    <w:bookmarkStart w:id="246" w:name="a.2.2-flight"/>
     <w:p>
       <w:pPr>
         <w:pStyle w:val="Heading3"/>
@@ -41163,8 +40842,8 @@
         </w:pict>
       </w:r>
     </w:p>
-    <w:bookmarkEnd w:id="276"/>
-    <w:bookmarkStart w:id="277" w:name="a.2.3-crew"/>
+    <w:bookmarkEnd w:id="246"/>
+    <w:bookmarkStart w:id="247" w:name="a.2.3-crew"/>
     <w:p>
       <w:pPr>
         <w:pStyle w:val="Heading3"/>
@@ -41746,8 +41425,8 @@
         </w:pict>
       </w:r>
     </w:p>
-    <w:bookmarkEnd w:id="277"/>
-    <w:bookmarkStart w:id="278" w:name="a.2.4-aircraft"/>
+    <w:bookmarkEnd w:id="247"/>
+    <w:bookmarkStart w:id="248" w:name="a.2.4-aircraft"/>
     <w:p>
       <w:pPr>
         <w:pStyle w:val="Heading3"/>
@@ -42219,8 +41898,8 @@
         </w:pict>
       </w:r>
     </w:p>
-    <w:bookmarkEnd w:id="278"/>
-    <w:bookmarkStart w:id="279" w:name="a.2.5-audit_event"/>
+    <w:bookmarkEnd w:id="248"/>
+    <w:bookmarkStart w:id="249" w:name="a.2.5-audit_event"/>
     <w:p>
       <w:pPr>
         <w:pStyle w:val="Heading3"/>
@@ -42640,8 +42319,8 @@
         </w:pict>
       </w:r>
     </w:p>
-    <w:bookmarkEnd w:id="279"/>
-    <w:bookmarkStart w:id="280" w:name="a.2.6-scenario_state"/>
+    <w:bookmarkEnd w:id="249"/>
+    <w:bookmarkStart w:id="250" w:name="a.2.6-scenario_state"/>
     <w:p>
       <w:pPr>
         <w:pStyle w:val="Heading3"/>
@@ -42900,9 +42579,9 @@
         </w:pict>
       </w:r>
     </w:p>
-    <w:bookmarkEnd w:id="280"/>
-    <w:bookmarkEnd w:id="281"/>
-    <w:bookmarkStart w:id="282" w:name="a.3-alembic-migration"/>
+    <w:bookmarkEnd w:id="250"/>
+    <w:bookmarkEnd w:id="251"/>
+    <w:bookmarkStart w:id="252" w:name="a.3-alembic-migration"/>
     <w:p>
       <w:pPr>
         <w:pStyle w:val="Heading2"/>
@@ -43078,8 +42757,8 @@
         </w:pict>
       </w:r>
     </w:p>
-    <w:bookmarkEnd w:id="282"/>
-    <w:bookmarkStart w:id="283" w:name="a.4-postgresql-performans-notları"/>
+    <w:bookmarkEnd w:id="252"/>
+    <w:bookmarkStart w:id="253" w:name="a.4-postgresql-performans-notları"/>
     <w:p>
       <w:pPr>
         <w:pStyle w:val="Heading2"/>
@@ -43872,9 +43551,9 @@
         <w:t xml:space="preserve">dosyasındaki SQLAlchemy mapped sınıflarıdır.</w:t>
       </w:r>
     </w:p>
-    <w:bookmarkEnd w:id="283"/>
-    <w:bookmarkEnd w:id="284"/>
-    <w:bookmarkStart w:id="318" w:name="ek-b-api-referansı"/>
+    <w:bookmarkEnd w:id="253"/>
+    <w:bookmarkEnd w:id="254"/>
+    <w:bookmarkStart w:id="288" w:name="ek-b-api-referansı"/>
     <w:p>
       <w:pPr>
         <w:pStyle w:val="Heading1"/>
@@ -44024,7 +43703,7 @@
         </w:pict>
       </w:r>
     </w:p>
-    <w:bookmarkStart w:id="289" w:name="b.1-kimlik-doğrulama"/>
+    <w:bookmarkStart w:id="259" w:name="b.1-kimlik-doğrulama"/>
     <w:p>
       <w:pPr>
         <w:pStyle w:val="Heading2"/>
@@ -44033,7 +43712,7 @@
         <w:t xml:space="preserve">B.1 Kimlik Doğrulama</w:t>
       </w:r>
     </w:p>
-    <w:bookmarkStart w:id="285" w:name="post-apiauthjwtlogin"/>
+    <w:bookmarkStart w:id="255" w:name="post-apiauthjwtlogin"/>
     <w:p>
       <w:pPr>
         <w:pStyle w:val="Heading3"/>
@@ -44304,8 +43983,8 @@
         </w:pict>
       </w:r>
     </w:p>
-    <w:bookmarkEnd w:id="285"/>
-    <w:bookmarkStart w:id="286" w:name="post-apiauthregister"/>
+    <w:bookmarkEnd w:id="255"/>
+    <w:bookmarkStart w:id="256" w:name="post-apiauthregister"/>
     <w:p>
       <w:pPr>
         <w:pStyle w:val="Heading3"/>
@@ -44741,8 +44420,8 @@
         </w:pict>
       </w:r>
     </w:p>
-    <w:bookmarkEnd w:id="286"/>
-    <w:bookmarkStart w:id="287" w:name="post-apiauthjwtlogout"/>
+    <w:bookmarkEnd w:id="256"/>
+    <w:bookmarkStart w:id="257" w:name="post-apiauthjwtlogout"/>
     <w:p>
       <w:pPr>
         <w:pStyle w:val="Heading3"/>
@@ -44787,8 +44466,8 @@
         </w:pict>
       </w:r>
     </w:p>
-    <w:bookmarkEnd w:id="287"/>
-    <w:bookmarkStart w:id="288" w:name="get-apiusersme"/>
+    <w:bookmarkEnd w:id="257"/>
+    <w:bookmarkStart w:id="258" w:name="get-apiusersme"/>
     <w:p>
       <w:pPr>
         <w:pStyle w:val="Heading3"/>
@@ -45000,9 +44679,9 @@
         </w:pict>
       </w:r>
     </w:p>
-    <w:bookmarkEnd w:id="288"/>
-    <w:bookmarkEnd w:id="289"/>
-    <w:bookmarkStart w:id="293" w:name="b.2-senaryo-yönetimi"/>
+    <w:bookmarkEnd w:id="258"/>
+    <w:bookmarkEnd w:id="259"/>
+    <w:bookmarkStart w:id="263" w:name="b.2-senaryo-yönetimi"/>
     <w:p>
       <w:pPr>
         <w:pStyle w:val="Heading2"/>
@@ -45011,7 +44690,7 @@
         <w:t xml:space="preserve">B.2 Senaryo Yönetimi</w:t>
       </w:r>
     </w:p>
-    <w:bookmarkStart w:id="290" w:name="get-apiscenario"/>
+    <w:bookmarkStart w:id="260" w:name="get-apiscenario"/>
     <w:p>
       <w:pPr>
         <w:pStyle w:val="Heading3"/>
@@ -45972,8 +45651,8 @@
         </w:pict>
       </w:r>
     </w:p>
-    <w:bookmarkEnd w:id="290"/>
-    <w:bookmarkStart w:id="291" w:name="post-apiscenarioregenerate"/>
+    <w:bookmarkEnd w:id="260"/>
+    <w:bookmarkStart w:id="261" w:name="post-apiscenarioregenerate"/>
     <w:p>
       <w:pPr>
         <w:pStyle w:val="Heading3"/>
@@ -46268,8 +45947,8 @@
         </w:pict>
       </w:r>
     </w:p>
-    <w:bookmarkEnd w:id="291"/>
-    <w:bookmarkStart w:id="292" w:name="get-apiscenariostats"/>
+    <w:bookmarkEnd w:id="261"/>
+    <w:bookmarkStart w:id="262" w:name="get-apiscenariostats"/>
     <w:p>
       <w:pPr>
         <w:pStyle w:val="Heading3"/>
@@ -46598,9 +46277,9 @@
         </w:pict>
       </w:r>
     </w:p>
-    <w:bookmarkEnd w:id="292"/>
-    <w:bookmarkEnd w:id="293"/>
-    <w:bookmarkStart w:id="296" w:name="b.3-optimizer"/>
+    <w:bookmarkEnd w:id="262"/>
+    <w:bookmarkEnd w:id="263"/>
+    <w:bookmarkStart w:id="266" w:name="b.3-optimizer"/>
     <w:p>
       <w:pPr>
         <w:pStyle w:val="Heading2"/>
@@ -46609,7 +46288,7 @@
         <w:t xml:space="preserve">B.3 Optimizer</w:t>
       </w:r>
     </w:p>
-    <w:bookmarkStart w:id="294" w:name="post-apioptimizersolve"/>
+    <w:bookmarkStart w:id="264" w:name="post-apioptimizersolve"/>
     <w:p>
       <w:pPr>
         <w:pStyle w:val="Heading3"/>
@@ -48114,8 +47793,8 @@
         </w:pict>
       </w:r>
     </w:p>
-    <w:bookmarkEnd w:id="294"/>
-    <w:bookmarkStart w:id="295" w:name="get-apioptimizerstatus"/>
+    <w:bookmarkEnd w:id="264"/>
+    <w:bookmarkStart w:id="265" w:name="get-apioptimizerstatus"/>
     <w:p>
       <w:pPr>
         <w:pStyle w:val="Heading3"/>
@@ -48327,9 +48006,9 @@
         </w:pict>
       </w:r>
     </w:p>
-    <w:bookmarkEnd w:id="295"/>
-    <w:bookmarkEnd w:id="296"/>
-    <w:bookmarkStart w:id="298" w:name="b.4-tahmin-forecast"/>
+    <w:bookmarkEnd w:id="265"/>
+    <w:bookmarkEnd w:id="266"/>
+    <w:bookmarkStart w:id="268" w:name="b.4-tahmin-forecast"/>
     <w:p>
       <w:pPr>
         <w:pStyle w:val="Heading2"/>
@@ -48338,7 +48017,7 @@
         <w:t xml:space="preserve">B.4 Tahmin (Forecast)</w:t>
       </w:r>
     </w:p>
-    <w:bookmarkStart w:id="297" w:name="get-apiforecastseven-day"/>
+    <w:bookmarkStart w:id="267" w:name="get-apiforecastseven-day"/>
     <w:p>
       <w:pPr>
         <w:pStyle w:val="Heading3"/>
@@ -49648,9 +49327,9 @@
         </w:pict>
       </w:r>
     </w:p>
-    <w:bookmarkEnd w:id="297"/>
-    <w:bookmarkEnd w:id="298"/>
-    <w:bookmarkStart w:id="301" w:name="b.5-foresight-stres-testi"/>
+    <w:bookmarkEnd w:id="267"/>
+    <w:bookmarkEnd w:id="268"/>
+    <w:bookmarkStart w:id="271" w:name="b.5-foresight-stres-testi"/>
     <w:p>
       <w:pPr>
         <w:pStyle w:val="Heading2"/>
@@ -49659,7 +49338,7 @@
         <w:t xml:space="preserve">B.5 Foresight (Stres Testi)</w:t>
       </w:r>
     </w:p>
-    <w:bookmarkStart w:id="299" w:name="post-apiforesightstress-test"/>
+    <w:bookmarkStart w:id="269" w:name="post-apiforesightstress-test"/>
     <w:p>
       <w:pPr>
         <w:pStyle w:val="Heading3"/>
@@ -50164,8 +49843,8 @@
         </w:pict>
       </w:r>
     </w:p>
-    <w:bookmarkEnd w:id="299"/>
-    <w:bookmarkStart w:id="300" w:name="get-apiforesightrisk-matrix"/>
+    <w:bookmarkEnd w:id="269"/>
+    <w:bookmarkStart w:id="270" w:name="get-apiforesightrisk-matrix"/>
     <w:p>
       <w:pPr>
         <w:pStyle w:val="Heading3"/>
@@ -50671,9 +50350,9 @@
         </w:pict>
       </w:r>
     </w:p>
-    <w:bookmarkEnd w:id="300"/>
-    <w:bookmarkEnd w:id="301"/>
-    <w:bookmarkStart w:id="304" w:name="b.6-xai-açıklanabilir-ai"/>
+    <w:bookmarkEnd w:id="270"/>
+    <w:bookmarkEnd w:id="271"/>
+    <w:bookmarkStart w:id="274" w:name="b.6-xai-açıklanabilir-ai"/>
     <w:p>
       <w:pPr>
         <w:pStyle w:val="Heading2"/>
@@ -50682,7 +50361,7 @@
         <w:t xml:space="preserve">B.6 XAI (Açıklanabilir AI)</w:t>
       </w:r>
     </w:p>
-    <w:bookmarkStart w:id="302" w:name="get-apixaiexplainflight_id"/>
+    <w:bookmarkStart w:id="272" w:name="get-apixaiexplainflight_id"/>
     <w:p>
       <w:pPr>
         <w:pStyle w:val="Heading3"/>
@@ -51556,8 +51235,8 @@
         </w:pict>
       </w:r>
     </w:p>
-    <w:bookmarkEnd w:id="302"/>
-    <w:bookmarkStart w:id="303" w:name="get-apixaiaggregate"/>
+    <w:bookmarkEnd w:id="272"/>
+    <w:bookmarkStart w:id="273" w:name="get-apixaiaggregate"/>
     <w:p>
       <w:pPr>
         <w:pStyle w:val="Heading3"/>
@@ -52135,9 +51814,9 @@
         </w:pict>
       </w:r>
     </w:p>
-    <w:bookmarkEnd w:id="303"/>
-    <w:bookmarkEnd w:id="304"/>
-    <w:bookmarkStart w:id="308" w:name="b.7-dışa-aktarma-export"/>
+    <w:bookmarkEnd w:id="273"/>
+    <w:bookmarkEnd w:id="274"/>
+    <w:bookmarkStart w:id="278" w:name="b.7-dışa-aktarma-export"/>
     <w:p>
       <w:pPr>
         <w:pStyle w:val="Heading2"/>
@@ -52146,7 +51825,7 @@
         <w:t xml:space="preserve">B.7 Dışa Aktarma (Export)</w:t>
       </w:r>
     </w:p>
-    <w:bookmarkStart w:id="305" w:name="get-apiexportscenario.csv"/>
+    <w:bookmarkStart w:id="275" w:name="get-apiexportscenario.csv"/>
     <w:p>
       <w:pPr>
         <w:pStyle w:val="Heading3"/>
@@ -52223,8 +51902,8 @@
         </w:pict>
       </w:r>
     </w:p>
-    <w:bookmarkEnd w:id="305"/>
-    <w:bookmarkStart w:id="306" w:name="get-apiexportdecision-report.pdf"/>
+    <w:bookmarkEnd w:id="275"/>
+    <w:bookmarkStart w:id="276" w:name="get-apiexportdecision-report.pdf"/>
     <w:p>
       <w:pPr>
         <w:pStyle w:val="Heading3"/>
@@ -52506,8 +52185,8 @@
         </w:pict>
       </w:r>
     </w:p>
-    <w:bookmarkEnd w:id="306"/>
-    <w:bookmarkStart w:id="307" w:name="get-apiexportdecision-report.xlsx"/>
+    <w:bookmarkEnd w:id="276"/>
+    <w:bookmarkStart w:id="277" w:name="get-apiexportdecision-report.xlsx"/>
     <w:p>
       <w:pPr>
         <w:pStyle w:val="Heading3"/>
@@ -52663,9 +52342,9 @@
         </w:pict>
       </w:r>
     </w:p>
-    <w:bookmarkEnd w:id="307"/>
-    <w:bookmarkEnd w:id="308"/>
-    <w:bookmarkStart w:id="311" w:name="b.8-canlı-veri"/>
+    <w:bookmarkEnd w:id="277"/>
+    <w:bookmarkEnd w:id="278"/>
+    <w:bookmarkStart w:id="281" w:name="b.8-canlı-veri"/>
     <w:p>
       <w:pPr>
         <w:pStyle w:val="Heading2"/>
@@ -52674,7 +52353,7 @@
         <w:t xml:space="preserve">B.8 Canlı Veri</w:t>
       </w:r>
     </w:p>
-    <w:bookmarkStart w:id="309" w:name="get-apisynclive-traffic"/>
+    <w:bookmarkStart w:id="279" w:name="get-apisynclive-traffic"/>
     <w:p>
       <w:pPr>
         <w:pStyle w:val="Heading3"/>
@@ -53398,8 +53077,8 @@
         </w:pict>
       </w:r>
     </w:p>
-    <w:bookmarkEnd w:id="309"/>
-    <w:bookmarkStart w:id="310" w:name="get-apisyncweatherairport_code"/>
+    <w:bookmarkEnd w:id="279"/>
+    <w:bookmarkStart w:id="280" w:name="get-apisyncweatherairport_code"/>
     <w:p>
       <w:pPr>
         <w:pStyle w:val="Heading3"/>
@@ -53809,9 +53488,9 @@
         </w:pict>
       </w:r>
     </w:p>
-    <w:bookmarkEnd w:id="310"/>
-    <w:bookmarkEnd w:id="311"/>
-    <w:bookmarkStart w:id="315" w:name="b.9-sağlık-ve-izleme"/>
+    <w:bookmarkEnd w:id="280"/>
+    <w:bookmarkEnd w:id="281"/>
+    <w:bookmarkStart w:id="285" w:name="b.9-sağlık-ve-izleme"/>
     <w:p>
       <w:pPr>
         <w:pStyle w:val="Heading2"/>
@@ -53820,7 +53499,7 @@
         <w:t xml:space="preserve">B.9 Sağlık ve İzleme</w:t>
       </w:r>
     </w:p>
-    <w:bookmarkStart w:id="312" w:name="get-healthz"/>
+    <w:bookmarkStart w:id="282" w:name="get-healthz"/>
     <w:p>
       <w:pPr>
         <w:pStyle w:val="Heading3"/>
@@ -54163,8 +53842,8 @@
         </w:pict>
       </w:r>
     </w:p>
-    <w:bookmarkEnd w:id="312"/>
-    <w:bookmarkStart w:id="313" w:name="get-readyz"/>
+    <w:bookmarkEnd w:id="282"/>
+    <w:bookmarkStart w:id="283" w:name="get-readyz"/>
     <w:p>
       <w:pPr>
         <w:pStyle w:val="Heading3"/>
@@ -54247,8 +53926,8 @@
         </w:pict>
       </w:r>
     </w:p>
-    <w:bookmarkEnd w:id="313"/>
-    <w:bookmarkStart w:id="314" w:name="get-metrics"/>
+    <w:bookmarkEnd w:id="283"/>
+    <w:bookmarkStart w:id="284" w:name="get-metrics"/>
     <w:p>
       <w:pPr>
         <w:pStyle w:val="Heading3"/>
@@ -54400,9 +54079,9 @@
         </w:pict>
       </w:r>
     </w:p>
-    <w:bookmarkEnd w:id="314"/>
-    <w:bookmarkEnd w:id="315"/>
-    <w:bookmarkStart w:id="316" w:name="b.10-hata-kodları"/>
+    <w:bookmarkEnd w:id="284"/>
+    <w:bookmarkEnd w:id="285"/>
+    <w:bookmarkStart w:id="286" w:name="b.10-hata-kodları"/>
     <w:p>
       <w:pPr>
         <w:pStyle w:val="Heading2"/>
@@ -54928,8 +54607,8 @@
         </w:pict>
       </w:r>
     </w:p>
-    <w:bookmarkEnd w:id="316"/>
-    <w:bookmarkStart w:id="317" w:name="b.11-rate-limiting"/>
+    <w:bookmarkEnd w:id="286"/>
+    <w:bookmarkStart w:id="287" w:name="b.11-rate-limiting"/>
     <w:p>
       <w:pPr>
         <w:pStyle w:val="Heading2"/>
@@ -55083,9 +54762,9 @@
         <w:t xml:space="preserve">adresini ziyaret edin.</w:t>
       </w:r>
     </w:p>
-    <w:bookmarkEnd w:id="317"/>
-    <w:bookmarkEnd w:id="318"/>
-    <w:bookmarkStart w:id="339" w:name="ek-c-ekran-görüntüleri"/>
+    <w:bookmarkEnd w:id="287"/>
+    <w:bookmarkEnd w:id="288"/>
+    <w:bookmarkStart w:id="302" w:name="ek-c-ekran-görüntüleri"/>
     <w:p>
       <w:pPr>
         <w:pStyle w:val="Heading1"/>
@@ -55145,7 +54824,7 @@
         </w:pict>
       </w:r>
     </w:p>
-    <w:bookmarkStart w:id="319" w:name="c.1-giriş-sayfası-ve-kimlik-doğrulama"/>
+    <w:bookmarkStart w:id="289" w:name="c.1-giriş-sayfası-ve-kimlik-doğrulama"/>
     <w:p>
       <w:pPr>
         <w:pStyle w:val="Heading2"/>
@@ -55175,7 +54854,7 @@
           <w:iCs/>
           <w:i/>
         </w:rPr>
-        <w:t xml:space="preserve">[ASCII görsel temsil — PDF/DOCX sürümünde görsel olarak sunulmaktadır]</w:t>
+        <w:t xml:space="preserve">[Görsel temsil — PDF sürümünde ilgili şekil olarak sunulmaktadır.]</w:t>
       </w:r>
     </w:p>
     <w:p>
@@ -55359,8 +55038,8 @@
         </w:pict>
       </w:r>
     </w:p>
-    <w:bookmarkEnd w:id="319"/>
-    <w:bookmarkStart w:id="320" w:name="c.2-ana-gösterge-paneli-dashboard"/>
+    <w:bookmarkEnd w:id="289"/>
+    <w:bookmarkStart w:id="290" w:name="c.2-ana-gösterge-paneli-dashboard"/>
     <w:p>
       <w:pPr>
         <w:pStyle w:val="Heading2"/>
@@ -55390,7 +55069,7 @@
           <w:iCs/>
           <w:i/>
         </w:rPr>
-        <w:t xml:space="preserve">[ASCII görsel temsil — PDF/DOCX sürümünde görsel olarak sunulmaktadır]</w:t>
+        <w:t xml:space="preserve">[Görsel temsil — PDF sürümünde ilgili şekil olarak sunulmaktadır.]</w:t>
       </w:r>
     </w:p>
     <w:p>
@@ -55460,8 +55139,8 @@
         </w:pict>
       </w:r>
     </w:p>
-    <w:bookmarkEnd w:id="320"/>
-    <w:bookmarkStart w:id="321" w:name="c.3-uçuş-listesi-ve-karar-paneli"/>
+    <w:bookmarkEnd w:id="290"/>
+    <w:bookmarkStart w:id="291" w:name="c.3-uçuş-listesi-ve-karar-paneli"/>
     <w:p>
       <w:pPr>
         <w:pStyle w:val="Heading2"/>
@@ -55491,7 +55170,7 @@
           <w:iCs/>
           <w:i/>
         </w:rPr>
-        <w:t xml:space="preserve">[ASCII görsel temsil — PDF/DOCX sürümünde görsel olarak sunulmaktadır]</w:t>
+        <w:t xml:space="preserve">[Görsel temsil — PDF sürümünde ilgili şekil olarak sunulmaktadır.]</w:t>
       </w:r>
     </w:p>
     <w:p>
@@ -55569,8 +55248,8 @@
         </w:pict>
       </w:r>
     </w:p>
-    <w:bookmarkEnd w:id="321"/>
-    <w:bookmarkStart w:id="324" w:name="c.4-harita-görünümü"/>
+    <w:bookmarkEnd w:id="291"/>
+    <w:bookmarkStart w:id="294" w:name="c.4-harita-görünümü"/>
     <w:p>
       <w:pPr>
         <w:pStyle w:val="Heading2"/>
@@ -55579,7 +55258,7 @@
         <w:t xml:space="preserve">C.4 Harita Görünümü</w:t>
       </w:r>
     </w:p>
-    <w:bookmarkStart w:id="322" w:name="c.4.1-maplibre-2d-rota-haritası"/>
+    <w:bookmarkStart w:id="292" w:name="c.4.1-maplibre-2d-rota-haritası"/>
     <w:p>
       <w:pPr>
         <w:pStyle w:val="Heading3"/>
@@ -55609,7 +55288,7 @@
           <w:iCs/>
           <w:i/>
         </w:rPr>
-        <w:t xml:space="preserve">[ASCII görsel temsil — PDF/DOCX sürümünde görsel olarak sunulmaktadır]</w:t>
+        <w:t xml:space="preserve">[Görsel temsil — PDF sürümünde ilgili şekil olarak sunulmaktadır.]</w:t>
       </w:r>
     </w:p>
     <w:p>
@@ -55680,8 +55359,8 @@
         <w:t xml:space="preserve">- Zaman aralığı</w:t>
       </w:r>
     </w:p>
-    <w:bookmarkEnd w:id="322"/>
-    <w:bookmarkStart w:id="323" w:name="c.4.2-three.js-3d-hava-sahası"/>
+    <w:bookmarkEnd w:id="292"/>
+    <w:bookmarkStart w:id="293" w:name="c.4.2-three.js-3d-hava-sahası"/>
     <w:p>
       <w:pPr>
         <w:pStyle w:val="Heading3"/>
@@ -55711,7 +55390,7 @@
           <w:iCs/>
           <w:i/>
         </w:rPr>
-        <w:t xml:space="preserve">[ASCII görsel temsil — PDF/DOCX sürümünde görsel olarak sunulmaktadır]</w:t>
+        <w:t xml:space="preserve">[Görsel temsil — PDF sürümünde ilgili şekil olarak sunulmaktadır.]</w:t>
       </w:r>
     </w:p>
     <w:p>
@@ -55773,9 +55452,9 @@
         </w:pict>
       </w:r>
     </w:p>
-    <w:bookmarkEnd w:id="323"/>
-    <w:bookmarkEnd w:id="324"/>
-    <w:bookmarkStart w:id="332" w:name="c.5-xai-açıklama-paneli"/>
+    <w:bookmarkEnd w:id="293"/>
+    <w:bookmarkEnd w:id="294"/>
+    <w:bookmarkStart w:id="295" w:name="c.5-xai-açıklama-paneli"/>
     <w:p>
       <w:pPr>
         <w:pStyle w:val="Heading2"/>
@@ -55798,171 +55477,6 @@
     </w:p>
     <w:p>
       <w:pPr>
-        <w:pStyle w:val="CaptionedFigure"/>
-      </w:pPr>
-      <w:r>
-        <w:drawing>
-          <wp:inline>
-            <wp:extent cx="4800600" cy="3000375"/>
-            <wp:effectExtent b="0" l="0" r="0" t="0"/>
-            <wp:docPr descr="Şekil C.6 — SHAP Waterfall" title="" id="326" name="Picture"/>
-            <a:graphic>
-              <a:graphicData uri="http://schemas.openxmlformats.org/drawingml/2006/picture">
-                <pic:pic>
-                  <pic:nvPicPr>
-                    <pic:cNvPr descr="/home/kursat/.gemini/antigravity/scratch/teknofest_yarismalari/havayolu_optimizasyonu_2026/docs/thesis/gorseller/fig_shap_waterfall.png" id="327" name="Picture"/>
-                    <pic:cNvPicPr>
-                      <a:picLocks noChangeArrowheads="1" noChangeAspect="1"/>
-                    </pic:cNvPicPr>
-                  </pic:nvPicPr>
-                  <pic:blipFill>
-                    <a:blip r:embed="rId325"/>
-                    <a:stretch>
-                      <a:fillRect/>
-                    </a:stretch>
-                  </pic:blipFill>
-                  <pic:spPr bwMode="auto">
-                    <a:xfrm>
-                      <a:off x="0" y="0"/>
-                      <a:ext cx="4800600" cy="3000375"/>
-                    </a:xfrm>
-                    <a:prstGeom prst="rect">
-                      <a:avLst/>
-                    </a:prstGeom>
-                    <a:noFill/>
-                    <a:ln w="9525">
-                      <a:noFill/>
-                      <a:headEnd/>
-                      <a:tailEnd/>
-                    </a:ln>
-                  </pic:spPr>
-                </pic:pic>
-              </a:graphicData>
-            </a:graphic>
-          </wp:inline>
-        </w:drawing>
-      </w:r>
-    </w:p>
-    <w:p>
-      <w:pPr>
-        <w:pStyle w:val="ImageCaption"/>
-      </w:pPr>
-      <w:r>
-        <w:t xml:space="preserve">Şekil C.6 — SHAP Waterfall</w:t>
-      </w:r>
-    </w:p>
-    <w:p>
-      <w:pPr>
-        <w:pStyle w:val="CaptionedFigure"/>
-      </w:pPr>
-      <w:r>
-        <w:drawing>
-          <wp:inline>
-            <wp:extent cx="4800600" cy="3000375"/>
-            <wp:effectExtent b="0" l="0" r="0" t="0"/>
-            <wp:docPr descr="Şekil C.6" title="" id="328" name="Picture"/>
-            <a:graphic>
-              <a:graphicData uri="http://schemas.openxmlformats.org/drawingml/2006/picture">
-                <pic:pic>
-                  <pic:nvPicPr>
-                    <pic:cNvPr descr="/home/kursat/.gemini/antigravity/scratch/teknofest_yarismalari/havayolu_optimizasyonu_2026/docs/thesis/gorseller/fig_shap_waterfall.png" id="329" name="Picture"/>
-                    <pic:cNvPicPr>
-                      <a:picLocks noChangeArrowheads="1" noChangeAspect="1"/>
-                    </pic:cNvPicPr>
-                  </pic:nvPicPr>
-                  <pic:blipFill>
-                    <a:blip r:embed="rId325"/>
-                    <a:stretch>
-                      <a:fillRect/>
-                    </a:stretch>
-                  </pic:blipFill>
-                  <pic:spPr bwMode="auto">
-                    <a:xfrm>
-                      <a:off x="0" y="0"/>
-                      <a:ext cx="4800600" cy="3000375"/>
-                    </a:xfrm>
-                    <a:prstGeom prst="rect">
-                      <a:avLst/>
-                    </a:prstGeom>
-                    <a:noFill/>
-                    <a:ln w="9525">
-                      <a:noFill/>
-                      <a:headEnd/>
-                      <a:tailEnd/>
-                    </a:ln>
-                  </pic:spPr>
-                </pic:pic>
-              </a:graphicData>
-            </a:graphic>
-          </wp:inline>
-        </w:drawing>
-      </w:r>
-    </w:p>
-    <w:p>
-      <w:pPr>
-        <w:pStyle w:val="ImageCaption"/>
-      </w:pPr>
-      <w:r>
-        <w:t xml:space="preserve">Şekil C.6</w:t>
-      </w:r>
-    </w:p>
-    <w:p>
-      <w:pPr>
-        <w:pStyle w:val="CaptionedFigure"/>
-      </w:pPr>
-      <w:r>
-        <w:drawing>
-          <wp:inline>
-            <wp:extent cx="4800600" cy="3000375"/>
-            <wp:effectExtent b="0" l="0" r="0" t="0"/>
-            <wp:docPr descr="Şekil C.6 — SHAP Waterfall" title="" id="330" name="Picture"/>
-            <a:graphic>
-              <a:graphicData uri="http://schemas.openxmlformats.org/drawingml/2006/picture">
-                <pic:pic>
-                  <pic:nvPicPr>
-                    <pic:cNvPr descr="/home/kursat/.gemini/antigravity/scratch/teknofest_yarismalari/havayolu_optimizasyonu_2026/docs/thesis/gorseller/fig_shap_waterfall.png" id="331" name="Picture"/>
-                    <pic:cNvPicPr>
-                      <a:picLocks noChangeArrowheads="1" noChangeAspect="1"/>
-                    </pic:cNvPicPr>
-                  </pic:nvPicPr>
-                  <pic:blipFill>
-                    <a:blip r:embed="rId325"/>
-                    <a:stretch>
-                      <a:fillRect/>
-                    </a:stretch>
-                  </pic:blipFill>
-                  <pic:spPr bwMode="auto">
-                    <a:xfrm>
-                      <a:off x="0" y="0"/>
-                      <a:ext cx="4800600" cy="3000375"/>
-                    </a:xfrm>
-                    <a:prstGeom prst="rect">
-                      <a:avLst/>
-                    </a:prstGeom>
-                    <a:noFill/>
-                    <a:ln w="9525">
-                      <a:noFill/>
-                      <a:headEnd/>
-                      <a:tailEnd/>
-                    </a:ln>
-                  </pic:spPr>
-                </pic:pic>
-              </a:graphicData>
-            </a:graphic>
-          </wp:inline>
-        </w:drawing>
-      </w:r>
-    </w:p>
-    <w:p>
-      <w:pPr>
-        <w:pStyle w:val="ImageCaption"/>
-      </w:pPr>
-      <w:r>
-        <w:t xml:space="preserve">Şekil C.6 — SHAP Waterfall</w:t>
-      </w:r>
-    </w:p>
-    <w:p>
-      <w:pPr>
         <w:pStyle w:val="BodyText"/>
       </w:pPr>
       <w:r>
@@ -55970,7 +55484,7 @@
           <w:iCs/>
           <w:i/>
         </w:rPr>
-        <w:t xml:space="preserve">[ASCII görsel temsil — PDF/DOCX sürümünde görsel olarak sunulmaktadır]</w:t>
+        <w:t xml:space="preserve">[Görsel temsil — PDF sürümünde ilgili şekil olarak sunulmaktadır.]</w:t>
       </w:r>
     </w:p>
     <w:p>
@@ -56033,8 +55547,8 @@
         </w:pict>
       </w:r>
     </w:p>
-    <w:bookmarkEnd w:id="332"/>
-    <w:bookmarkStart w:id="333" w:name="c.6-7-günlük-tahmin-grafiği"/>
+    <w:bookmarkEnd w:id="295"/>
+    <w:bookmarkStart w:id="296" w:name="c.6-7-günlük-tahmin-grafiği"/>
     <w:p>
       <w:pPr>
         <w:pStyle w:val="Heading2"/>
@@ -56064,7 +55578,7 @@
           <w:iCs/>
           <w:i/>
         </w:rPr>
-        <w:t xml:space="preserve">[ASCII görsel temsil — PDF/DOCX sürümünde görsel olarak sunulmaktadır]</w:t>
+        <w:t xml:space="preserve">[Görsel temsil — PDF sürümünde ilgili şekil olarak sunulmaktadır.]</w:t>
       </w:r>
     </w:p>
     <w:p>
@@ -56100,8 +55614,8 @@
         </w:pict>
       </w:r>
     </w:p>
-    <w:bookmarkEnd w:id="333"/>
-    <w:bookmarkStart w:id="334" w:name="c.7-stres-testi-paneli"/>
+    <w:bookmarkEnd w:id="296"/>
+    <w:bookmarkStart w:id="297" w:name="c.7-stres-testi-paneli"/>
     <w:p>
       <w:pPr>
         <w:pStyle w:val="Heading2"/>
@@ -56131,7 +55645,7 @@
           <w:iCs/>
           <w:i/>
         </w:rPr>
-        <w:t xml:space="preserve">[ASCII görsel temsil — PDF/DOCX sürümünde görsel olarak sunulmaktadır]</w:t>
+        <w:t xml:space="preserve">[Görsel temsil — PDF sürümünde ilgili şekil olarak sunulmaktadır.]</w:t>
       </w:r>
     </w:p>
     <w:p>
@@ -56141,8 +55655,8 @@
         </w:pict>
       </w:r>
     </w:p>
-    <w:bookmarkEnd w:id="334"/>
-    <w:bookmarkStart w:id="335" w:name="c.8-optimizer-çalıştırma-ekranı"/>
+    <w:bookmarkEnd w:id="297"/>
+    <w:bookmarkStart w:id="298" w:name="c.8-optimizer-çalıştırma-ekranı"/>
     <w:p>
       <w:pPr>
         <w:pStyle w:val="Heading2"/>
@@ -56172,7 +55686,7 @@
           <w:iCs/>
           <w:i/>
         </w:rPr>
-        <w:t xml:space="preserve">[ASCII görsel temsil — PDF/DOCX sürümünde görsel olarak sunulmaktadır]</w:t>
+        <w:t xml:space="preserve">[Görsel temsil — PDF sürümünde ilgili şekil olarak sunulmaktadır.]</w:t>
       </w:r>
     </w:p>
     <w:p>
@@ -56208,8 +55722,8 @@
         </w:pict>
       </w:r>
     </w:p>
-    <w:bookmarkEnd w:id="335"/>
-    <w:bookmarkStart w:id="336" w:name="c.9-pdf-excel-rapor-çıktısı"/>
+    <w:bookmarkEnd w:id="298"/>
+    <w:bookmarkStart w:id="299" w:name="c.9-pdf-excel-rapor-çıktısı"/>
     <w:p>
       <w:pPr>
         <w:pStyle w:val="Heading2"/>
@@ -56239,7 +55753,7 @@
           <w:iCs/>
           <w:i/>
         </w:rPr>
-        <w:t xml:space="preserve">[ASCII görsel temsil — PDF/DOCX sürümünde görsel olarak sunulmaktadır]</w:t>
+        <w:t xml:space="preserve">[Görsel temsil — PDF sürümünde ilgili şekil olarak sunulmaktadır.]</w:t>
       </w:r>
     </w:p>
     <w:p>
@@ -56276,8 +55790,8 @@
         </w:pict>
       </w:r>
     </w:p>
-    <w:bookmarkEnd w:id="336"/>
-    <w:bookmarkStart w:id="337" w:name="c.10-prometheus-grafana-izleme"/>
+    <w:bookmarkEnd w:id="299"/>
+    <w:bookmarkStart w:id="300" w:name="c.10-prometheus-grafana-izleme"/>
     <w:p>
       <w:pPr>
         <w:pStyle w:val="Heading2"/>
@@ -56307,7 +55821,7 @@
           <w:iCs/>
           <w:i/>
         </w:rPr>
-        <w:t xml:space="preserve">[ASCII görsel temsil — PDF/DOCX sürümünde görsel olarak sunulmaktadır]</w:t>
+        <w:t xml:space="preserve">[Görsel temsil — PDF sürümünde ilgili şekil olarak sunulmaktadır.]</w:t>
       </w:r>
     </w:p>
     <w:p>
@@ -56372,8 +55886,8 @@
         </w:pict>
       </w:r>
     </w:p>
-    <w:bookmarkEnd w:id="337"/>
-    <w:bookmarkStart w:id="338" w:name="c.11-uygulama-başlatma"/>
+    <w:bookmarkEnd w:id="300"/>
+    <w:bookmarkStart w:id="301" w:name="c.11-uygulama-başlatma"/>
     <w:p>
       <w:pPr>
         <w:pStyle w:val="Heading2"/>
@@ -56571,9 +56085,9 @@
         <w:t xml:space="preserve">scripti Playwright ile otomatik ekran görüntüsü alır.</w:t>
       </w:r>
     </w:p>
-    <w:bookmarkEnd w:id="338"/>
-    <w:bookmarkEnd w:id="339"/>
-    <w:bookmarkStart w:id="360" w:name="ek-d-deney-verisi-üretim-parametreleri"/>
+    <w:bookmarkEnd w:id="301"/>
+    <w:bookmarkEnd w:id="302"/>
+    <w:bookmarkStart w:id="323" w:name="ek-d-deney-verisi-üretim-parametreleri"/>
     <w:p>
       <w:pPr>
         <w:pStyle w:val="Heading1"/>
@@ -56603,7 +56117,7 @@
         </w:pict>
       </w:r>
     </w:p>
-    <w:bookmarkStart w:id="345" w:name="X622533eaebd0c2a7b891529f19b88cfbdb0ba94"/>
+    <w:bookmarkStart w:id="308" w:name="X622533eaebd0c2a7b891529f19b88cfbdb0ba94"/>
     <w:p>
       <w:pPr>
         <w:pStyle w:val="Heading2"/>
@@ -56656,7 +56170,7 @@
         <w:t xml:space="preserve">Aşağıdaki tablo tüm yapılandırılabilir parametreleri ve kullanılan değerleri listeler.</w:t>
       </w:r>
     </w:p>
-    <w:bookmarkStart w:id="340" w:name="d.1.1-temel-yapılandırma"/>
+    <w:bookmarkStart w:id="303" w:name="d.1.1-temel-yapılandırma"/>
     <w:p>
       <w:pPr>
         <w:pStyle w:val="Heading3"/>
@@ -57050,8 +56564,8 @@
         </w:tc>
       </w:tr>
     </w:tbl>
-    <w:bookmarkEnd w:id="340"/>
-    <w:bookmarkStart w:id="341" w:name="d.1.2-havalimanı-havuzu"/>
+    <w:bookmarkEnd w:id="303"/>
+    <w:bookmarkStart w:id="304" w:name="d.1.2-havalimanı-havuzu"/>
     <w:p>
       <w:pPr>
         <w:pStyle w:val="Heading3"/>
@@ -58024,8 +57538,8 @@
         <w:t xml:space="preserve">Rota çiftleri ağırlıklı örneklemeyle seçilir; IST–ESB ve IST–ADB en sık çiftlerdir.</w:t>
       </w:r>
     </w:p>
-    <w:bookmarkEnd w:id="341"/>
-    <w:bookmarkStart w:id="342" w:name="d.1.3-uçak-filosu-dağılımı"/>
+    <w:bookmarkEnd w:id="304"/>
+    <w:bookmarkStart w:id="305" w:name="d.1.3-uçak-filosu-dağılımı"/>
     <w:p>
       <w:pPr>
         <w:pStyle w:val="Heading3"/>
@@ -58424,8 +57938,8 @@
         </w:tc>
       </w:tr>
     </w:tbl>
-    <w:bookmarkEnd w:id="342"/>
-    <w:bookmarkStart w:id="343" w:name="d.1.4-özellik-dağılımları"/>
+    <w:bookmarkEnd w:id="305"/>
+    <w:bookmarkStart w:id="306" w:name="d.1.4-özellik-dağılımları"/>
     <w:p>
       <w:pPr>
         <w:pStyle w:val="Heading3"/>
@@ -58933,8 +58447,8 @@
         </w:tc>
       </w:tr>
     </w:tbl>
-    <w:bookmarkEnd w:id="343"/>
-    <w:bookmarkStart w:id="344" w:name="d.1.5-stres-senaryo-modifikatörleri"/>
+    <w:bookmarkEnd w:id="306"/>
+    <w:bookmarkStart w:id="307" w:name="d.1.5-stres-senaryo-modifikatörleri"/>
     <w:p>
       <w:pPr>
         <w:pStyle w:val="Heading3"/>
@@ -59138,9 +58652,9 @@
         </w:pict>
       </w:r>
     </w:p>
-    <w:bookmarkEnd w:id="344"/>
-    <w:bookmarkEnd w:id="345"/>
-    <w:bookmarkStart w:id="349" w:name="d.2-solver-parametre-tablosu"/>
+    <w:bookmarkEnd w:id="307"/>
+    <w:bookmarkEnd w:id="308"/>
+    <w:bookmarkStart w:id="312" w:name="d.2-solver-parametre-tablosu"/>
     <w:p>
       <w:pPr>
         <w:pStyle w:val="Heading2"/>
@@ -59149,7 +58663,7 @@
         <w:t xml:space="preserve">D.2 Solver Parametre Tablosu</w:t>
       </w:r>
     </w:p>
-    <w:bookmarkStart w:id="346" w:name="d.2.1-cp-sat-parametreleri"/>
+    <w:bookmarkStart w:id="309" w:name="d.2.1-cp-sat-parametreleri"/>
     <w:p>
       <w:pPr>
         <w:pStyle w:val="Heading3"/>
@@ -59458,8 +58972,8 @@
         </w:tc>
       </w:tr>
     </w:tbl>
-    <w:bookmarkEnd w:id="346"/>
-    <w:bookmarkStart w:id="347" w:name="d.2.2-qiga-parametreleri"/>
+    <w:bookmarkEnd w:id="309"/>
+    <w:bookmarkStart w:id="310" w:name="d.2.2-qiga-parametreleri"/>
     <w:p>
       <w:pPr>
         <w:pStyle w:val="Heading3"/>
@@ -59768,8 +59282,8 @@
         </w:tc>
       </w:tr>
     </w:tbl>
-    <w:bookmarkEnd w:id="347"/>
-    <w:bookmarkStart w:id="348" w:name="d.2.3-objective-ağırlıkları"/>
+    <w:bookmarkEnd w:id="310"/>
+    <w:bookmarkStart w:id="311" w:name="d.2.3-objective-ağırlıkları"/>
     <w:p>
       <w:pPr>
         <w:pStyle w:val="Heading3"/>
@@ -60097,9 +59611,9 @@
         </w:pict>
       </w:r>
     </w:p>
-    <w:bookmarkEnd w:id="348"/>
-    <w:bookmarkEnd w:id="349"/>
-    <w:bookmarkStart w:id="350" w:name="d.3-baseline-tanımları"/>
+    <w:bookmarkEnd w:id="311"/>
+    <w:bookmarkEnd w:id="312"/>
+    <w:bookmarkStart w:id="313" w:name="d.3-baseline-tanımları"/>
     <w:p>
       <w:pPr>
         <w:pStyle w:val="Heading2"/>
@@ -60608,8 +60122,8 @@
         </w:pict>
       </w:r>
     </w:p>
-    <w:bookmarkEnd w:id="350"/>
-    <w:bookmarkStart w:id="354" w:name="d.4-istatistiksel-test-yöntemi"/>
+    <w:bookmarkEnd w:id="313"/>
+    <w:bookmarkStart w:id="317" w:name="d.4-istatistiksel-test-yöntemi"/>
     <w:p>
       <w:pPr>
         <w:pStyle w:val="Heading2"/>
@@ -60618,7 +60132,7 @@
         <w:t xml:space="preserve">D.4 İstatistiksel Test Yöntemi</w:t>
       </w:r>
     </w:p>
-    <w:bookmarkStart w:id="351" w:name="d.4.1-wilcoxon-işaretli-sıralı-test"/>
+    <w:bookmarkStart w:id="314" w:name="d.4.1-wilcoxon-işaretli-sıralı-test"/>
     <w:p>
       <w:pPr>
         <w:pStyle w:val="Heading3"/>
@@ -61059,8 +60573,8 @@
         <w:t xml:space="preserve"># stat=55.0, p=0.007 → H₀ reddedilir</w:t>
       </w:r>
     </w:p>
-    <w:bookmarkEnd w:id="351"/>
-    <w:bookmarkStart w:id="352" w:name="d.4.2-etki-büyüklüğü-cohens-d"/>
+    <w:bookmarkEnd w:id="314"/>
+    <w:bookmarkStart w:id="315" w:name="d.4.2-etki-büyüklüğü-cohens-d"/>
     <w:p>
       <w:pPr>
         <w:pStyle w:val="Heading3"/>
@@ -61098,8 +60612,8 @@
         <w:t xml:space="preserve">  = 2.08   → "büyük" etki (d &gt; 0.8)</w:t>
       </w:r>
     </w:p>
-    <w:bookmarkEnd w:id="352"/>
-    <w:bookmarkStart w:id="353" w:name="d.4.3-güven-aralıkları"/>
+    <w:bookmarkEnd w:id="315"/>
+    <w:bookmarkStart w:id="316" w:name="d.4.3-güven-aralıkları"/>
     <w:p>
       <w:pPr>
         <w:pStyle w:val="Heading3"/>
@@ -61291,9 +60805,9 @@
         </w:pict>
       </w:r>
     </w:p>
-    <w:bookmarkEnd w:id="353"/>
-    <w:bookmarkEnd w:id="354"/>
-    <w:bookmarkStart w:id="357" w:name="d.5-donanım-ve-yazılım-ortamı"/>
+    <w:bookmarkEnd w:id="316"/>
+    <w:bookmarkEnd w:id="317"/>
+    <w:bookmarkStart w:id="320" w:name="d.5-donanım-ve-yazılım-ortamı"/>
     <w:p>
       <w:pPr>
         <w:pStyle w:val="Heading2"/>
@@ -61302,7 +60816,7 @@
         <w:t xml:space="preserve">D.5 Donanım ve Yazılım Ortamı</w:t>
       </w:r>
     </w:p>
-    <w:bookmarkStart w:id="355" w:name="d.5.1-test-donanımı"/>
+    <w:bookmarkStart w:id="318" w:name="d.5.1-test-donanımı"/>
     <w:p>
       <w:pPr>
         <w:pStyle w:val="Heading3"/>
@@ -61482,8 +60996,8 @@
         </w:tc>
       </w:tr>
     </w:tbl>
-    <w:bookmarkEnd w:id="355"/>
-    <w:bookmarkStart w:id="356" w:name="Xee8dd6e7389f7ef0e5bb0c5fc7f5465c9913165"/>
+    <w:bookmarkEnd w:id="318"/>
+    <w:bookmarkStart w:id="319" w:name="Xee8dd6e7389f7ef0e5bb0c5fc7f5465c9913165"/>
     <w:p>
       <w:pPr>
         <w:pStyle w:val="Heading3"/>
@@ -62085,9 +61599,9 @@
         </w:pict>
       </w:r>
     </w:p>
-    <w:bookmarkEnd w:id="356"/>
-    <w:bookmarkEnd w:id="357"/>
-    <w:bookmarkStart w:id="358" w:name="d.6-sonuçların-yeniden-üretilmesi"/>
+    <w:bookmarkEnd w:id="319"/>
+    <w:bookmarkEnd w:id="320"/>
+    <w:bookmarkStart w:id="321" w:name="d.6-sonuçların-yeniden-üretilmesi"/>
     <w:p>
       <w:pPr>
         <w:pStyle w:val="Heading2"/>
@@ -62592,8 +62106,8 @@
         </w:pict>
       </w:r>
     </w:p>
-    <w:bookmarkEnd w:id="358"/>
-    <w:bookmarkStart w:id="359" w:name="Xa05908d8932ec81e4254dd72c46a2cfb720e957"/>
+    <w:bookmarkEnd w:id="321"/>
+    <w:bookmarkStart w:id="322" w:name="Xa05908d8932ec81e4254dd72c46a2cfb720e957"/>
     <w:p>
       <w:pPr>
         <w:pStyle w:val="Heading2"/>
@@ -63039,8 +62553,8 @@
         <w:t xml:space="preserve"> docs/thesis/ekler/</w:t>
       </w:r>
     </w:p>
-    <w:bookmarkEnd w:id="359"/>
-    <w:bookmarkEnd w:id="360"/>
+    <w:bookmarkEnd w:id="322"/>
+    <w:bookmarkEnd w:id="323"/>
     <w:sectPr/>
   </w:body>
 </w:document>

--- a/docs/thesis/teknofest2026_tez.docx
+++ b/docs/thesis/teknofest2026_tez.docx
@@ -9188,7 +9188,7 @@
       <w:r>
         <w:drawing>
           <wp:inline>
-            <wp:extent cx="4800600" cy="1502503"/>
+            <wp:extent cx="4800600" cy="2355472"/>
             <wp:effectExtent b="0" l="0" r="0" t="0"/>
             <wp:docPr descr="Tablo 8.1’de listelenecek temel KPI’lar:" title="" id="67" name="Picture"/>
             <a:graphic>
@@ -9209,7 +9209,7 @@
                   <pic:spPr bwMode="auto">
                     <a:xfrm>
                       <a:off x="0" y="0"/>
-                      <a:ext cx="4800600" cy="1502503"/>
+                      <a:ext cx="4800600" cy="2355472"/>
                     </a:xfrm>
                     <a:prstGeom prst="rect">
                       <a:avLst/>
